--- a/docpac_381405/docpac_381405.docx
+++ b/docpac_381405/docpac_381405.docx
@@ -1,6 +1,6 @@
 
 <file path=word/document.xml><?xml version="1.0" encoding="utf-8"?>
-<w:document xmlns:wpc="http://schemas.microsoft.com/office/word/2010/wordprocessingCanvas" xmlns:cx="http://schemas.microsoft.com/office/drawing/2014/chartex" xmlns:cx1="http://schemas.microsoft.com/office/drawing/2015/9/8/chartex" xmlns:cx2="http://schemas.microsoft.com/office/drawing/2015/10/21/chartex" xmlns:cx3="http://schemas.microsoft.com/office/drawing/2016/5/9/chartex" xmlns:cx4="http://schemas.microsoft.com/office/drawing/2016/5/10/chartex" xmlns:cx5="http://schemas.microsoft.com/office/drawing/2016/5/11/chartex" xmlns:cx6="http://schemas.microsoft.com/office/drawing/2016/5/12/chartex" xmlns:cx7="http://schemas.microsoft.com/office/drawing/2016/5/13/chartex" xmlns:cx8="http://schemas.microsoft.com/office/drawing/2016/5/14/chartex" xmlns:mc="http://schemas.openxmlformats.org/markup-compatibility/2006" xmlns:aink="http://schemas.microsoft.com/office/drawing/2016/ink" xmlns:am3d="http://schemas.microsoft.com/office/drawing/2017/model3d" xmlns:o="urn:schemas-microsoft-com:office:office" xmlns:r="http://schemas.openxmlformats.org/officeDocument/2006/relationships" xmlns:m="http://schemas.openxmlformats.org/officeDocument/2006/math" xmlns:v="urn:schemas-microsoft-com:vml" xmlns:wp14="http://schemas.microsoft.com/office/word/2010/wordprocessingDrawing" xmlns:wp="http://schemas.openxmlformats.org/drawingml/2006/wordprocessingDrawing" xmlns:w10="urn:schemas-microsoft-com:office:word" xmlns:w="http://schemas.openxmlformats.org/wordprocessingml/2006/main" xmlns:w14="http://schemas.microsoft.com/office/word/2010/wordml" xmlns:w15="http://schemas.microsoft.com/office/word/2012/wordml" xmlns:w16cid="http://schemas.microsoft.com/office/word/2016/wordml/cid" xmlns:w16se="http://schemas.microsoft.com/office/word/2015/wordml/symex" xmlns:wpg="http://schemas.microsoft.com/office/word/2010/wordprocessingGroup" xmlns:wpi="http://schemas.microsoft.com/office/word/2010/wordprocessingInk" xmlns:wne="http://schemas.microsoft.com/office/word/2006/wordml" xmlns:wps="http://schemas.microsoft.com/office/word/2010/wordprocessingShape" mc:Ignorable="w14 w15 w16se w16cid wp14">
+<w:document xmlns:wpc="http://schemas.microsoft.com/office/word/2010/wordprocessingCanvas" xmlns:cx="http://schemas.microsoft.com/office/drawing/2014/chartex" xmlns:cx1="http://schemas.microsoft.com/office/drawing/2015/9/8/chartex" xmlns:cx2="http://schemas.microsoft.com/office/drawing/2015/10/21/chartex" xmlns:cx3="http://schemas.microsoft.com/office/drawing/2016/5/9/chartex" xmlns:cx4="http://schemas.microsoft.com/office/drawing/2016/5/10/chartex" xmlns:cx5="http://schemas.microsoft.com/office/drawing/2016/5/11/chartex" xmlns:cx6="http://schemas.microsoft.com/office/drawing/2016/5/12/chartex" xmlns:cx7="http://schemas.microsoft.com/office/drawing/2016/5/13/chartex" xmlns:cx8="http://schemas.microsoft.com/office/drawing/2016/5/14/chartex" xmlns:mc="http://schemas.openxmlformats.org/markup-compatibility/2006" xmlns:aink="http://schemas.microsoft.com/office/drawing/2016/ink" xmlns:am3d="http://schemas.microsoft.com/office/drawing/2017/model3d" xmlns:o="urn:schemas-microsoft-com:office:office" xmlns:r="http://schemas.openxmlformats.org/officeDocument/2006/relationships" xmlns:m="http://schemas.openxmlformats.org/officeDocument/2006/math" xmlns:v="urn:schemas-microsoft-com:vml" xmlns:wp14="http://schemas.microsoft.com/office/word/2010/wordprocessingDrawing" xmlns:wp="http://schemas.openxmlformats.org/drawingml/2006/wordprocessingDrawing" xmlns:w10="urn:schemas-microsoft-com:office:word" xmlns:w="http://schemas.openxmlformats.org/wordprocessingml/2006/main" xmlns:w14="http://schemas.microsoft.com/office/word/2010/wordml" xmlns:w15="http://schemas.microsoft.com/office/word/2012/wordml" xmlns:w16cex="http://schemas.microsoft.com/office/word/2018/wordml/cex" xmlns:w16cid="http://schemas.microsoft.com/office/word/2016/wordml/cid" xmlns:w16="http://schemas.microsoft.com/office/word/2018/wordml" xmlns:w16sdtdh="http://schemas.microsoft.com/office/word/2020/wordml/sdtdatahash" xmlns:w16se="http://schemas.microsoft.com/office/word/2015/wordml/symex" xmlns:wpg="http://schemas.microsoft.com/office/word/2010/wordprocessingGroup" xmlns:wpi="http://schemas.microsoft.com/office/word/2010/wordprocessingInk" xmlns:wne="http://schemas.microsoft.com/office/word/2006/wordml" xmlns:wps="http://schemas.microsoft.com/office/word/2010/wordprocessingShape" mc:Ignorable="w14 w15 w16se w16cid w16 w16cex w16sdtdh wp14">
   <w:body>
     <w:p>
       <w:pPr>
@@ -345,36 +345,6 @@
         <w:pStyle w:val="Heading1"/>
       </w:pPr>
       <w:r>
-        <w:t>Plan:</w:t>
-      </w:r>
-    </w:p>
-    <w:p>
-      <w:pPr>
-        <w:spacing w:before="0" w:after="0"/>
-        <w:ind w:left="403" w:hanging="259"/>
-      </w:pPr>
-      <w:r>
-        <w:t xml:space="preserve">• </w:t>
-      </w:r>
-      <w:r>
-        <w:t>Company Projects</w:t>
-      </w:r>
-    </w:p>
-    <w:p>
-      <w:pPr>
-        <w:pStyle w:val="Heading1"/>
-      </w:pPr>
-      <w:r>
-        <w:t>Coursework:</w:t>
-      </w:r>
-      <w:bookmarkStart w:id="0" w:name="_GoBack"/>
-      <w:bookmarkEnd w:id="0"/>
-    </w:p>
-    <w:p>
-      <w:pPr>
-        <w:pStyle w:val="Heading1"/>
-      </w:pPr>
-      <w:r>
         <w:t>Assignments:</w:t>
       </w:r>
     </w:p>
@@ -461,17 +431,7 @@
             <w:vAlign w:val="center"/>
           </w:tcPr>
           <w:p>
-            <w:pPr>
-              <w:rPr>
-                <w:b/>
-                <w:sz w:val="21"/>
-              </w:rPr>
-            </w:pPr>
-            <w:r>
-              <w:rPr>
-                <w:b/>
-                <w:sz w:val="21"/>
-              </w:rPr>
+            <w:r>
               <w:t>DocPac and Reflections</w:t>
             </w:r>
           </w:p>
@@ -482,16 +442,8 @@
             <w:vAlign w:val="center"/>
           </w:tcPr>
           <w:p>
-            <w:pPr>
-              <w:rPr>
-                <w:sz w:val="21"/>
-              </w:rPr>
-            </w:pPr>
-            <w:r>
-              <w:rPr>
-                <w:sz w:val="21"/>
-              </w:rPr>
-              <w:t>All Students</w:t>
+            <w:r>
+              <w:t>Everyone</w:t>
             </w:r>
           </w:p>
         </w:tc>
@@ -500,16 +452,234 @@
             <w:tcW w:w="1260" w:type="dxa"/>
           </w:tcPr>
           <w:p>
-            <w:pPr>
-              <w:rPr>
-                <w:sz w:val="21"/>
-              </w:rPr>
-            </w:pPr>
+            <w:r/>
+          </w:p>
+        </w:tc>
+      </w:tr>
+      <w:tr>
+        <w:tc>
+          <w:tcPr>
+            <w:tcW w:w="2818" w:type="dxa"/>
+            <w:vAlign w:val="center"/>
+          </w:tcPr>
+          <w:p>
+            <w:r>
+              <w:t>Company Projects</w:t>
+            </w:r>
+          </w:p>
+        </w:tc>
+        <w:tc>
+          <w:tcPr>
+            <w:tcW w:w="6162" w:type="dxa"/>
+            <w:vAlign w:val="center"/>
+          </w:tcPr>
+          <w:p>
+            <w:r>
+              <w:t>Everyone</w:t>
+            </w:r>
+          </w:p>
+        </w:tc>
+        <w:tc>
+          <w:tcPr>
+            <w:tcW w:w="1260" w:type="dxa"/>
+          </w:tcPr>
+          <w:p>
+            <w:r/>
           </w:p>
         </w:tc>
       </w:tr>
     </w:tbl>
+    <w:p/>
     <w:p>
+      <w:pPr>
+        <w:pStyle w:val="Heading1"/>
+      </w:pPr>
+      <w:r>
+        <w:t>Steps to be completed:</w:t>
+      </w:r>
+    </w:p>
+    <w:p>
+      <w:pPr>
+        <w:pStyle w:val="ListParagraph"/>
+        <w:numPr>
+          <w:ilvl w:val="0"/>
+          <w:numId w:val="34"/>
+        </w:numPr>
+      </w:pPr>
+      <w:r>
+        <w:t>Put your name on the DocPac</w:t>
+      </w:r>
+    </w:p>
+    <w:p>
+      <w:pPr>
+        <w:pStyle w:val="ListParagraph"/>
+        <w:numPr>
+          <w:ilvl w:val="0"/>
+          <w:numId w:val="34"/>
+        </w:numPr>
+      </w:pPr>
+      <w:r>
+        <w:t>Check the “Assigned?” box next to each assignment that apply to you</w:t>
+      </w:r>
+    </w:p>
+    <w:p>
+      <w:pPr>
+        <w:pStyle w:val="ListParagraph"/>
+        <w:numPr>
+          <w:ilvl w:val="0"/>
+          <w:numId w:val="34"/>
+        </w:numPr>
+      </w:pPr>
+      <w:r>
+        <w:t>Review each assignment’s content, requirements, procedures, and rubric</w:t>
+      </w:r>
+    </w:p>
+    <w:p>
+      <w:pPr>
+        <w:pStyle w:val="ListParagraph"/>
+        <w:numPr>
+          <w:ilvl w:val="0"/>
+          <w:numId w:val="34"/>
+        </w:numPr>
+      </w:pPr>
+      <w:r>
+        <w:t>Review the relevant documents in the Instructions and Submissions folders</w:t>
+      </w:r>
+    </w:p>
+    <w:p>
+      <w:pPr>
+        <w:pStyle w:val="ListParagraph"/>
+        <w:numPr>
+          <w:ilvl w:val="1"/>
+          <w:numId w:val="34"/>
+        </w:numPr>
+      </w:pPr>
+      <w:r>
+        <w:t>Github Submissions have rules that start before the assignment is started</w:t>
+      </w:r>
+    </w:p>
+    <w:p>
+      <w:pPr>
+        <w:pStyle w:val="ListParagraph"/>
+        <w:numPr>
+          <w:ilvl w:val="1"/>
+          <w:numId w:val="34"/>
+        </w:numPr>
+      </w:pPr>
+      <w:r>
+        <w:t>NodeJS Submissions have very specific rules</w:t>
+      </w:r>
+    </w:p>
+    <w:p>
+      <w:pPr>
+        <w:pStyle w:val="ListParagraph"/>
+        <w:numPr>
+          <w:ilvl w:val="0"/>
+          <w:numId w:val="34"/>
+        </w:numPr>
+      </w:pPr>
+      <w:r>
+        <w:t>Verify that the instructions are clear and you have access to everything required</w:t>
+      </w:r>
+    </w:p>
+    <w:p>
+      <w:pPr>
+        <w:pStyle w:val="ListParagraph"/>
+        <w:numPr>
+          <w:ilvl w:val="1"/>
+          <w:numId w:val="34"/>
+        </w:numPr>
+      </w:pPr>
+      <w:r>
+        <w:t>Immediately contact the class or instructor through Teams if not</w:t>
+      </w:r>
+    </w:p>
+    <w:p>
+      <w:pPr>
+        <w:pStyle w:val="ListParagraph"/>
+        <w:numPr>
+          <w:ilvl w:val="0"/>
+          <w:numId w:val="34"/>
+        </w:numPr>
+      </w:pPr>
+      <w:r>
+        <w:t>Record all Events in your planner</w:t>
+      </w:r>
+    </w:p>
+    <w:p>
+      <w:pPr>
+        <w:pStyle w:val="ListParagraph"/>
+        <w:numPr>
+          <w:ilvl w:val="0"/>
+          <w:numId w:val="34"/>
+        </w:numPr>
+      </w:pPr>
+      <w:r>
+        <w:t>Record all other schoolwork and obligations in your planner</w:t>
+      </w:r>
+    </w:p>
+    <w:p>
+      <w:pPr>
+        <w:pStyle w:val="ListParagraph"/>
+        <w:numPr>
+          <w:ilvl w:val="0"/>
+          <w:numId w:val="34"/>
+        </w:numPr>
+      </w:pPr>
+      <w:r>
+        <w:t>Break all assignments into steps (research, complete, verify, submit). Estimate the time needed for each step and the optimal order for completion. Record in your planner where and when you plan to complete each step</w:t>
+      </w:r>
+    </w:p>
+    <w:p>
+      <w:pPr>
+        <w:pStyle w:val="ListParagraph"/>
+        <w:numPr>
+          <w:ilvl w:val="0"/>
+          <w:numId w:val="34"/>
+        </w:numPr>
+      </w:pPr>
+      <w:r>
+        <w:t>Complete the assignments, verify them, and submit according to their respective instructions</w:t>
+      </w:r>
+      <w:r>
+        <w:t>.</w:t>
+      </w:r>
+    </w:p>
+    <w:p>
+      <w:pPr>
+        <w:pStyle w:val="ListParagraph"/>
+        <w:numPr>
+          <w:ilvl w:val="0"/>
+          <w:numId w:val="34"/>
+        </w:numPr>
+      </w:pPr>
+      <w:r>
+        <w:t>Verify completion of each rubric requirement by putting a checkmark in the leftmost column</w:t>
+      </w:r>
+    </w:p>
+    <w:p>
+      <w:pPr>
+        <w:pStyle w:val="ListParagraph"/>
+        <w:numPr>
+          <w:ilvl w:val="0"/>
+          <w:numId w:val="34"/>
+        </w:numPr>
+      </w:pPr>
+      <w:r>
+        <w:t>Put name on paper assignments, and place them inside of the DocPac (no staples!)</w:t>
+      </w:r>
+    </w:p>
+    <w:p>
+      <w:pPr>
+        <w:pStyle w:val="ListParagraph"/>
+        <w:numPr>
+          <w:ilvl w:val="0"/>
+          <w:numId w:val="34"/>
+        </w:numPr>
+      </w:pPr>
+      <w:r>
+        <w:t>Place the DocPac in the submission bin to signal completion of all work for the week.</w:t>
+      </w:r>
       <w:r>
         <w:br w:type="page"/>
       </w:r>
@@ -520,16 +690,7 @@
       </w:pPr>
       <w:r>
         <w:lastRenderedPageBreak/>
-        <w:t>Complete</w:t>
-      </w:r>
-      <w:r>
-        <w:t>d</w:t>
-      </w:r>
-      <w:r>
-        <w:t xml:space="preserve"> Issue Documentation</w:t>
-      </w:r>
-      <w:r>
-        <w:t xml:space="preserve"> (Company Work)</w:t>
+        <w:t>Company Project</w:t>
       </w:r>
     </w:p>
     <w:tbl>
@@ -614,6 +775,15 @@
           <w:p>
             <w:r>
               <w:t>Responsibility</w:t>
+            </w:r>
+          </w:p>
+          <w:p>
+            <w:r>
+              <w:rPr>
+                <w:sz w:val="16"/>
+                <w:szCs w:val="16"/>
+              </w:rPr>
+              <w:t>(Issue # and brief description)</w:t>
             </w:r>
           </w:p>
         </w:tc>
@@ -1841,34 +2011,3111 @@
         </w:tc>
       </w:tr>
     </w:tbl>
+    <w:p/>
+    <w:tbl>
+      <w:tblPr>
+        <w:tblW w:w="10345" w:type="dxa"/>
+        <w:tblLayout w:type="fixed"/>
+        <w:tblLook w:val="04A0" w:firstRow="1" w:lastRow="0" w:firstColumn="1" w:lastColumn="0" w:noHBand="0" w:noVBand="1"/>
+      </w:tblPr>
+      <w:tblGrid>
+        <w:gridCol w:w="1615"/>
+        <w:gridCol w:w="1530"/>
+        <w:gridCol w:w="1440"/>
+        <w:gridCol w:w="1440"/>
+        <w:gridCol w:w="1440"/>
+        <w:gridCol w:w="1440"/>
+        <w:gridCol w:w="1440"/>
+      </w:tblGrid>
+      <w:tr>
+        <w:trPr>
+          <w:trHeight w:val="300"/>
+        </w:trPr>
+        <w:tc>
+          <w:tcPr>
+            <w:tcW w:w="1615" w:type="dxa"/>
+            <w:tcBorders>
+              <w:top w:val="single" w:sz="4" w:space="0" w:color="auto"/>
+              <w:left w:val="single" w:sz="4" w:space="0" w:color="auto"/>
+              <w:bottom w:val="nil"/>
+              <w:right w:val="nil"/>
+            </w:tcBorders>
+            <w:shd w:val="clear" w:color="000000" w:fill="D9D9D9"/>
+            <w:noWrap/>
+            <w:vAlign w:val="bottom"/>
+            <w:hideMark/>
+          </w:tcPr>
+          <w:p>
+            <w:pPr>
+              <w:spacing w:after="0" w:line="240" w:lineRule="auto"/>
+              <w:jc w:val="center"/>
+              <w:rPr>
+                <w:rFonts w:ascii="Calibri" w:eastAsia="Times New Roman" w:hAnsi="Calibri" w:cs="Calibri"/>
+                <w:sz w:val="20"/>
+                <w:szCs w:val="20"/>
+              </w:rPr>
+            </w:pPr>
+            <w:r>
+              <w:rPr>
+                <w:rFonts w:ascii="Calibri" w:eastAsia="Times New Roman" w:hAnsi="Calibri" w:cs="Calibri"/>
+                <w:sz w:val="20"/>
+                <w:szCs w:val="20"/>
+              </w:rPr>
+              <w:t xml:space="preserve">Day </w:t>
+            </w:r>
+          </w:p>
+        </w:tc>
+        <w:tc>
+          <w:tcPr>
+            <w:tcW w:w="1530" w:type="dxa"/>
+            <w:tcBorders>
+              <w:top w:val="single" w:sz="4" w:space="0" w:color="auto"/>
+              <w:left w:val="nil"/>
+              <w:bottom w:val="nil"/>
+              <w:right w:val="nil"/>
+            </w:tcBorders>
+            <w:shd w:val="clear" w:color="000000" w:fill="D9D9D9"/>
+            <w:noWrap/>
+            <w:vAlign w:val="bottom"/>
+            <w:hideMark/>
+          </w:tcPr>
+          <w:p>
+            <w:pPr>
+              <w:spacing w:after="0" w:line="240" w:lineRule="auto"/>
+              <w:jc w:val="center"/>
+              <w:rPr>
+                <w:rFonts w:ascii="Calibri" w:eastAsia="Times New Roman" w:hAnsi="Calibri" w:cs="Calibri"/>
+                <w:sz w:val="20"/>
+                <w:szCs w:val="20"/>
+              </w:rPr>
+            </w:pPr>
+            <w:r>
+              <w:rPr>
+                <w:rFonts w:ascii="Calibri" w:eastAsia="Times New Roman" w:hAnsi="Calibri" w:cs="Calibri"/>
+                <w:sz w:val="20"/>
+                <w:szCs w:val="20"/>
+              </w:rPr>
+              <w:t> </w:t>
+            </w:r>
+          </w:p>
+        </w:tc>
+        <w:tc>
+          <w:tcPr>
+            <w:tcW w:w="1440" w:type="dxa"/>
+            <w:tcBorders>
+              <w:top w:val="single" w:sz="4" w:space="0" w:color="auto"/>
+              <w:left w:val="nil"/>
+              <w:bottom w:val="nil"/>
+              <w:right w:val="nil"/>
+            </w:tcBorders>
+            <w:shd w:val="clear" w:color="auto" w:fill="auto"/>
+            <w:noWrap/>
+            <w:vAlign w:val="bottom"/>
+            <w:hideMark/>
+          </w:tcPr>
+          <w:p>
+            <w:pPr>
+              <w:spacing w:after="0" w:line="240" w:lineRule="auto"/>
+              <w:jc w:val="center"/>
+              <w:rPr>
+                <w:rFonts w:ascii="Calibri" w:eastAsia="Times New Roman" w:hAnsi="Calibri" w:cs="Calibri"/>
+                <w:color w:val="000000"/>
+                <w:sz w:val="20"/>
+                <w:szCs w:val="20"/>
+              </w:rPr>
+            </w:pPr>
+            <w:r>
+              <w:rPr>
+                <w:rFonts w:ascii="Calibri" w:eastAsia="Times New Roman" w:hAnsi="Calibri" w:cs="Calibri"/>
+                <w:color w:val="000000"/>
+                <w:sz w:val="20"/>
+                <w:szCs w:val="20"/>
+              </w:rPr>
+              <w:t>M</w:t>
+            </w:r>
+          </w:p>
+        </w:tc>
+        <w:tc>
+          <w:tcPr>
+            <w:tcW w:w="1440" w:type="dxa"/>
+            <w:tcBorders>
+              <w:top w:val="single" w:sz="4" w:space="0" w:color="auto"/>
+              <w:left w:val="nil"/>
+              <w:bottom w:val="nil"/>
+              <w:right w:val="nil"/>
+            </w:tcBorders>
+            <w:shd w:val="clear" w:color="000000" w:fill="D9D9D9"/>
+            <w:noWrap/>
+            <w:vAlign w:val="bottom"/>
+            <w:hideMark/>
+          </w:tcPr>
+          <w:p>
+            <w:pPr>
+              <w:spacing w:after="0" w:line="240" w:lineRule="auto"/>
+              <w:jc w:val="center"/>
+              <w:rPr>
+                <w:rFonts w:ascii="Calibri" w:eastAsia="Times New Roman" w:hAnsi="Calibri" w:cs="Calibri"/>
+                <w:sz w:val="20"/>
+                <w:szCs w:val="20"/>
+              </w:rPr>
+            </w:pPr>
+            <w:r>
+              <w:rPr>
+                <w:rFonts w:ascii="Calibri" w:eastAsia="Times New Roman" w:hAnsi="Calibri" w:cs="Calibri"/>
+                <w:sz w:val="20"/>
+                <w:szCs w:val="20"/>
+              </w:rPr>
+              <w:t>T</w:t>
+            </w:r>
+          </w:p>
+        </w:tc>
+        <w:tc>
+          <w:tcPr>
+            <w:tcW w:w="1440" w:type="dxa"/>
+            <w:tcBorders>
+              <w:top w:val="single" w:sz="4" w:space="0" w:color="auto"/>
+              <w:left w:val="nil"/>
+              <w:bottom w:val="nil"/>
+              <w:right w:val="nil"/>
+            </w:tcBorders>
+            <w:shd w:val="clear" w:color="auto" w:fill="auto"/>
+            <w:noWrap/>
+            <w:vAlign w:val="bottom"/>
+            <w:hideMark/>
+          </w:tcPr>
+          <w:p>
+            <w:pPr>
+              <w:spacing w:after="0" w:line="240" w:lineRule="auto"/>
+              <w:jc w:val="center"/>
+              <w:rPr>
+                <w:rFonts w:ascii="Calibri" w:eastAsia="Times New Roman" w:hAnsi="Calibri" w:cs="Calibri"/>
+                <w:color w:val="000000"/>
+                <w:sz w:val="20"/>
+                <w:szCs w:val="20"/>
+              </w:rPr>
+            </w:pPr>
+            <w:r>
+              <w:rPr>
+                <w:rFonts w:ascii="Calibri" w:eastAsia="Times New Roman" w:hAnsi="Calibri" w:cs="Calibri"/>
+                <w:color w:val="000000"/>
+                <w:sz w:val="20"/>
+                <w:szCs w:val="20"/>
+              </w:rPr>
+              <w:t>W</w:t>
+            </w:r>
+          </w:p>
+        </w:tc>
+        <w:tc>
+          <w:tcPr>
+            <w:tcW w:w="1440" w:type="dxa"/>
+            <w:tcBorders>
+              <w:top w:val="single" w:sz="4" w:space="0" w:color="auto"/>
+              <w:left w:val="nil"/>
+              <w:bottom w:val="nil"/>
+              <w:right w:val="nil"/>
+            </w:tcBorders>
+            <w:shd w:val="clear" w:color="000000" w:fill="D9D9D9"/>
+            <w:noWrap/>
+            <w:vAlign w:val="bottom"/>
+            <w:hideMark/>
+          </w:tcPr>
+          <w:p>
+            <w:pPr>
+              <w:spacing w:after="0" w:line="240" w:lineRule="auto"/>
+              <w:jc w:val="center"/>
+              <w:rPr>
+                <w:rFonts w:ascii="Calibri" w:eastAsia="Times New Roman" w:hAnsi="Calibri" w:cs="Calibri"/>
+                <w:sz w:val="20"/>
+                <w:szCs w:val="20"/>
+              </w:rPr>
+            </w:pPr>
+            <w:r>
+              <w:rPr>
+                <w:rFonts w:ascii="Calibri" w:eastAsia="Times New Roman" w:hAnsi="Calibri" w:cs="Calibri"/>
+                <w:sz w:val="20"/>
+                <w:szCs w:val="20"/>
+              </w:rPr>
+              <w:t>Th</w:t>
+            </w:r>
+          </w:p>
+        </w:tc>
+        <w:tc>
+          <w:tcPr>
+            <w:tcW w:w="1440" w:type="dxa"/>
+            <w:tcBorders>
+              <w:top w:val="single" w:sz="4" w:space="0" w:color="auto"/>
+              <w:left w:val="nil"/>
+              <w:bottom w:val="nil"/>
+              <w:right w:val="single" w:sz="4" w:space="0" w:color="auto"/>
+            </w:tcBorders>
+            <w:shd w:val="clear" w:color="auto" w:fill="auto"/>
+            <w:noWrap/>
+            <w:vAlign w:val="bottom"/>
+            <w:hideMark/>
+          </w:tcPr>
+          <w:p>
+            <w:pPr>
+              <w:spacing w:after="0" w:line="240" w:lineRule="auto"/>
+              <w:jc w:val="center"/>
+              <w:rPr>
+                <w:rFonts w:ascii="Calibri" w:eastAsia="Times New Roman" w:hAnsi="Calibri" w:cs="Calibri"/>
+                <w:color w:val="000000"/>
+                <w:sz w:val="20"/>
+                <w:szCs w:val="20"/>
+              </w:rPr>
+            </w:pPr>
+            <w:r>
+              <w:rPr>
+                <w:rFonts w:ascii="Calibri" w:eastAsia="Times New Roman" w:hAnsi="Calibri" w:cs="Calibri"/>
+                <w:color w:val="000000"/>
+                <w:sz w:val="20"/>
+                <w:szCs w:val="20"/>
+              </w:rPr>
+              <w:t>F</w:t>
+            </w:r>
+          </w:p>
+        </w:tc>
+      </w:tr>
+      <w:tr>
+        <w:trPr>
+          <w:trHeight w:val="300"/>
+        </w:trPr>
+        <w:tc>
+          <w:tcPr>
+            <w:tcW w:w="1615" w:type="dxa"/>
+            <w:tcBorders>
+              <w:top w:val="nil"/>
+              <w:left w:val="single" w:sz="4" w:space="0" w:color="auto"/>
+              <w:bottom w:val="single" w:sz="4" w:space="0" w:color="auto"/>
+              <w:right w:val="nil"/>
+            </w:tcBorders>
+            <w:shd w:val="clear" w:color="000000" w:fill="000000"/>
+            <w:noWrap/>
+            <w:vAlign w:val="bottom"/>
+            <w:hideMark/>
+          </w:tcPr>
+          <w:p>
+            <w:pPr>
+              <w:spacing w:after="0" w:line="240" w:lineRule="auto"/>
+              <w:jc w:val="center"/>
+              <w:rPr>
+                <w:rFonts w:ascii="Calibri" w:eastAsia="Times New Roman" w:hAnsi="Calibri" w:cs="Calibri"/>
+                <w:color w:val="000000"/>
+                <w:sz w:val="20"/>
+                <w:szCs w:val="20"/>
+              </w:rPr>
+            </w:pPr>
+            <w:r>
+              <w:rPr>
+                <w:rFonts w:ascii="Calibri" w:eastAsia="Times New Roman" w:hAnsi="Calibri" w:cs="Calibri"/>
+                <w:color w:val="000000"/>
+                <w:sz w:val="20"/>
+                <w:szCs w:val="20"/>
+              </w:rPr>
+              <w:t> </w:t>
+            </w:r>
+          </w:p>
+        </w:tc>
+        <w:tc>
+          <w:tcPr>
+            <w:tcW w:w="1530" w:type="dxa"/>
+            <w:tcBorders>
+              <w:top w:val="nil"/>
+              <w:left w:val="nil"/>
+              <w:bottom w:val="single" w:sz="4" w:space="0" w:color="auto"/>
+              <w:right w:val="nil"/>
+            </w:tcBorders>
+            <w:shd w:val="clear" w:color="000000" w:fill="000000"/>
+            <w:noWrap/>
+            <w:vAlign w:val="bottom"/>
+            <w:hideMark/>
+          </w:tcPr>
+          <w:p>
+            <w:pPr>
+              <w:spacing w:after="0" w:line="240" w:lineRule="auto"/>
+              <w:jc w:val="center"/>
+              <w:rPr>
+                <w:rFonts w:ascii="Calibri" w:eastAsia="Times New Roman" w:hAnsi="Calibri" w:cs="Calibri"/>
+                <w:color w:val="FFFFFF"/>
+                <w:sz w:val="20"/>
+                <w:szCs w:val="20"/>
+              </w:rPr>
+            </w:pPr>
+            <w:r>
+              <w:rPr>
+                <w:rFonts w:ascii="Calibri" w:eastAsia="Times New Roman" w:hAnsi="Calibri" w:cs="Calibri"/>
+                <w:color w:val="FFFFFF"/>
+                <w:sz w:val="20"/>
+                <w:szCs w:val="20"/>
+              </w:rPr>
+              <w:t>Attitude</w:t>
+            </w:r>
+          </w:p>
+        </w:tc>
+        <w:tc>
+          <w:tcPr>
+            <w:tcW w:w="1440" w:type="dxa"/>
+            <w:tcBorders>
+              <w:top w:val="single" w:sz="4" w:space="0" w:color="auto"/>
+              <w:left w:val="single" w:sz="4" w:space="0" w:color="auto"/>
+              <w:bottom w:val="single" w:sz="4" w:space="0" w:color="auto"/>
+              <w:right w:val="single" w:sz="4" w:space="0" w:color="auto"/>
+            </w:tcBorders>
+            <w:shd w:val="clear" w:color="auto" w:fill="auto"/>
+            <w:noWrap/>
+            <w:vAlign w:val="bottom"/>
+            <w:hideMark/>
+          </w:tcPr>
+          <w:p>
+            <w:pPr>
+              <w:spacing w:after="0" w:line="240" w:lineRule="auto"/>
+              <w:jc w:val="center"/>
+              <w:rPr>
+                <w:rFonts w:ascii="Calibri" w:eastAsia="Times New Roman" w:hAnsi="Calibri" w:cs="Calibri"/>
+                <w:color w:val="000000"/>
+                <w:sz w:val="20"/>
+                <w:szCs w:val="20"/>
+              </w:rPr>
+            </w:pPr>
+            <w:r>
+              <w:rPr>
+                <w:rFonts w:ascii="Calibri" w:eastAsia="Times New Roman" w:hAnsi="Calibri" w:cs="Calibri"/>
+                <w:color w:val="000000"/>
+                <w:sz w:val="20"/>
+                <w:szCs w:val="20"/>
+              </w:rPr>
+              <w:t> </w:t>
+            </w:r>
+          </w:p>
+        </w:tc>
+        <w:tc>
+          <w:tcPr>
+            <w:tcW w:w="1440" w:type="dxa"/>
+            <w:tcBorders>
+              <w:top w:val="single" w:sz="4" w:space="0" w:color="auto"/>
+              <w:left w:val="nil"/>
+              <w:bottom w:val="single" w:sz="4" w:space="0" w:color="auto"/>
+              <w:right w:val="single" w:sz="4" w:space="0" w:color="auto"/>
+            </w:tcBorders>
+            <w:shd w:val="clear" w:color="auto" w:fill="auto"/>
+            <w:noWrap/>
+            <w:vAlign w:val="bottom"/>
+            <w:hideMark/>
+          </w:tcPr>
+          <w:p>
+            <w:pPr>
+              <w:spacing w:after="0" w:line="240" w:lineRule="auto"/>
+              <w:jc w:val="center"/>
+              <w:rPr>
+                <w:rFonts w:ascii="Calibri" w:eastAsia="Times New Roman" w:hAnsi="Calibri" w:cs="Calibri"/>
+                <w:color w:val="000000"/>
+                <w:sz w:val="20"/>
+                <w:szCs w:val="20"/>
+              </w:rPr>
+            </w:pPr>
+            <w:r>
+              <w:rPr>
+                <w:rFonts w:ascii="Calibri" w:eastAsia="Times New Roman" w:hAnsi="Calibri" w:cs="Calibri"/>
+                <w:color w:val="000000"/>
+                <w:sz w:val="20"/>
+                <w:szCs w:val="20"/>
+              </w:rPr>
+              <w:t> </w:t>
+            </w:r>
+          </w:p>
+        </w:tc>
+        <w:tc>
+          <w:tcPr>
+            <w:tcW w:w="1440" w:type="dxa"/>
+            <w:tcBorders>
+              <w:top w:val="single" w:sz="4" w:space="0" w:color="auto"/>
+              <w:left w:val="nil"/>
+              <w:bottom w:val="single" w:sz="4" w:space="0" w:color="auto"/>
+              <w:right w:val="single" w:sz="4" w:space="0" w:color="auto"/>
+            </w:tcBorders>
+            <w:shd w:val="clear" w:color="auto" w:fill="auto"/>
+            <w:noWrap/>
+            <w:vAlign w:val="bottom"/>
+            <w:hideMark/>
+          </w:tcPr>
+          <w:p>
+            <w:pPr>
+              <w:spacing w:after="0" w:line="240" w:lineRule="auto"/>
+              <w:jc w:val="center"/>
+              <w:rPr>
+                <w:rFonts w:ascii="Calibri" w:eastAsia="Times New Roman" w:hAnsi="Calibri" w:cs="Calibri"/>
+                <w:color w:val="000000"/>
+                <w:sz w:val="20"/>
+                <w:szCs w:val="20"/>
+              </w:rPr>
+            </w:pPr>
+            <w:r>
+              <w:rPr>
+                <w:rFonts w:ascii="Calibri" w:eastAsia="Times New Roman" w:hAnsi="Calibri" w:cs="Calibri"/>
+                <w:color w:val="000000"/>
+                <w:sz w:val="20"/>
+                <w:szCs w:val="20"/>
+              </w:rPr>
+              <w:t> </w:t>
+            </w:r>
+          </w:p>
+        </w:tc>
+        <w:tc>
+          <w:tcPr>
+            <w:tcW w:w="1440" w:type="dxa"/>
+            <w:tcBorders>
+              <w:top w:val="single" w:sz="4" w:space="0" w:color="auto"/>
+              <w:left w:val="nil"/>
+              <w:bottom w:val="single" w:sz="4" w:space="0" w:color="auto"/>
+              <w:right w:val="single" w:sz="4" w:space="0" w:color="auto"/>
+            </w:tcBorders>
+            <w:shd w:val="clear" w:color="auto" w:fill="auto"/>
+            <w:noWrap/>
+            <w:vAlign w:val="bottom"/>
+            <w:hideMark/>
+          </w:tcPr>
+          <w:p>
+            <w:pPr>
+              <w:spacing w:after="0" w:line="240" w:lineRule="auto"/>
+              <w:jc w:val="center"/>
+              <w:rPr>
+                <w:rFonts w:ascii="Calibri" w:eastAsia="Times New Roman" w:hAnsi="Calibri" w:cs="Calibri"/>
+                <w:color w:val="000000"/>
+                <w:sz w:val="20"/>
+                <w:szCs w:val="20"/>
+              </w:rPr>
+            </w:pPr>
+            <w:r>
+              <w:rPr>
+                <w:rFonts w:ascii="Calibri" w:eastAsia="Times New Roman" w:hAnsi="Calibri" w:cs="Calibri"/>
+                <w:color w:val="000000"/>
+                <w:sz w:val="20"/>
+                <w:szCs w:val="20"/>
+              </w:rPr>
+              <w:t> </w:t>
+            </w:r>
+          </w:p>
+        </w:tc>
+        <w:tc>
+          <w:tcPr>
+            <w:tcW w:w="1440" w:type="dxa"/>
+            <w:tcBorders>
+              <w:top w:val="single" w:sz="4" w:space="0" w:color="auto"/>
+              <w:left w:val="nil"/>
+              <w:bottom w:val="single" w:sz="4" w:space="0" w:color="auto"/>
+              <w:right w:val="single" w:sz="4" w:space="0" w:color="auto"/>
+            </w:tcBorders>
+            <w:shd w:val="clear" w:color="auto" w:fill="auto"/>
+            <w:noWrap/>
+            <w:vAlign w:val="bottom"/>
+            <w:hideMark/>
+          </w:tcPr>
+          <w:p>
+            <w:pPr>
+              <w:spacing w:after="0" w:line="240" w:lineRule="auto"/>
+              <w:jc w:val="center"/>
+              <w:rPr>
+                <w:rFonts w:ascii="Calibri" w:eastAsia="Times New Roman" w:hAnsi="Calibri" w:cs="Calibri"/>
+                <w:color w:val="000000"/>
+                <w:sz w:val="20"/>
+                <w:szCs w:val="20"/>
+              </w:rPr>
+            </w:pPr>
+            <w:r>
+              <w:rPr>
+                <w:rFonts w:ascii="Calibri" w:eastAsia="Times New Roman" w:hAnsi="Calibri" w:cs="Calibri"/>
+                <w:color w:val="000000"/>
+                <w:sz w:val="20"/>
+                <w:szCs w:val="20"/>
+              </w:rPr>
+              <w:t> </w:t>
+            </w:r>
+          </w:p>
+        </w:tc>
+      </w:tr>
+      <w:tr>
+        <w:trPr>
+          <w:trHeight w:val="300"/>
+        </w:trPr>
+        <w:tc>
+          <w:tcPr>
+            <w:tcW w:w="1615" w:type="dxa"/>
+            <w:tcBorders>
+              <w:top w:val="single" w:sz="4" w:space="0" w:color="auto"/>
+              <w:left w:val="single" w:sz="4" w:space="0" w:color="auto"/>
+              <w:bottom w:val="single" w:sz="4" w:space="0" w:color="auto"/>
+              <w:right w:val="single" w:sz="4" w:space="0" w:color="auto"/>
+            </w:tcBorders>
+            <w:shd w:val="clear" w:color="000000" w:fill="D9D9D9"/>
+            <w:noWrap/>
+            <w:vAlign w:val="center"/>
+          </w:tcPr>
+          <w:p>
+            <w:pPr>
+              <w:spacing w:after="0" w:line="240" w:lineRule="auto"/>
+              <w:jc w:val="center"/>
+              <w:rPr>
+                <w:rFonts w:ascii="Calibri" w:eastAsia="Times New Roman" w:hAnsi="Calibri" w:cs="Calibri"/>
+                <w:sz w:val="20"/>
+                <w:szCs w:val="20"/>
+              </w:rPr>
+            </w:pPr>
+            <w:r>
+              <w:rPr>
+                <w:rFonts w:ascii="Calibri" w:eastAsia="Times New Roman" w:hAnsi="Calibri" w:cs="Calibri"/>
+                <w:sz w:val="20"/>
+                <w:szCs w:val="20"/>
+              </w:rPr>
+              <w:t>Mark ‘1’ if:</w:t>
+            </w:r>
+          </w:p>
+        </w:tc>
+        <w:tc>
+          <w:tcPr>
+            <w:tcW w:w="8730" w:type="dxa"/>
+            <w:gridSpan w:val="6"/>
+            <w:tcBorders>
+              <w:top w:val="single" w:sz="4" w:space="0" w:color="auto"/>
+              <w:left w:val="single" w:sz="4" w:space="0" w:color="auto"/>
+              <w:bottom w:val="single" w:sz="4" w:space="0" w:color="auto"/>
+              <w:right w:val="single" w:sz="4" w:space="0" w:color="auto"/>
+            </w:tcBorders>
+            <w:shd w:val="clear" w:color="auto" w:fill="auto"/>
+            <w:noWrap/>
+            <w:vAlign w:val="bottom"/>
+          </w:tcPr>
+          <w:p>
+            <w:pPr>
+              <w:spacing w:after="0" w:line="240" w:lineRule="auto"/>
+              <w:rPr>
+                <w:rFonts w:ascii="Calibri" w:eastAsia="Times New Roman" w:hAnsi="Calibri" w:cs="Calibri"/>
+                <w:sz w:val="20"/>
+                <w:szCs w:val="20"/>
+              </w:rPr>
+            </w:pPr>
+            <w:r>
+              <w:rPr>
+                <w:rFonts w:ascii="Calibri" w:eastAsia="Times New Roman" w:hAnsi="Calibri" w:cs="Calibri"/>
+                <w:sz w:val="20"/>
+                <w:szCs w:val="20"/>
+              </w:rPr>
+              <w:t>You weren't too tired or hungry, in a good mood, or were optimistic about the class/work.</w:t>
+            </w:r>
+          </w:p>
+        </w:tc>
+      </w:tr>
+      <w:tr>
+        <w:trPr>
+          <w:trHeight w:val="300"/>
+        </w:trPr>
+        <w:tc>
+          <w:tcPr>
+            <w:tcW w:w="1615" w:type="dxa"/>
+            <w:tcBorders>
+              <w:top w:val="single" w:sz="4" w:space="0" w:color="auto"/>
+              <w:left w:val="single" w:sz="4" w:space="0" w:color="auto"/>
+              <w:bottom w:val="single" w:sz="4" w:space="0" w:color="auto"/>
+              <w:right w:val="single" w:sz="4" w:space="0" w:color="auto"/>
+            </w:tcBorders>
+            <w:shd w:val="clear" w:color="000000" w:fill="D9D9D9"/>
+            <w:noWrap/>
+            <w:vAlign w:val="center"/>
+            <w:hideMark/>
+          </w:tcPr>
+          <w:p>
+            <w:pPr>
+              <w:spacing w:after="0" w:line="240" w:lineRule="auto"/>
+              <w:jc w:val="center"/>
+              <w:rPr>
+                <w:rFonts w:ascii="Calibri" w:eastAsia="Times New Roman" w:hAnsi="Calibri" w:cs="Calibri"/>
+                <w:sz w:val="20"/>
+                <w:szCs w:val="20"/>
+              </w:rPr>
+            </w:pPr>
+            <w:r>
+              <w:rPr>
+                <w:rFonts w:ascii="Calibri" w:eastAsia="Times New Roman" w:hAnsi="Calibri" w:cs="Calibri"/>
+                <w:sz w:val="20"/>
+                <w:szCs w:val="20"/>
+              </w:rPr>
+              <w:t>Two or more 0’s, explain why:</w:t>
+            </w:r>
+          </w:p>
+        </w:tc>
+        <w:tc>
+          <w:tcPr>
+            <w:tcW w:w="8730" w:type="dxa"/>
+            <w:gridSpan w:val="6"/>
+            <w:tcBorders>
+              <w:top w:val="single" w:sz="4" w:space="0" w:color="auto"/>
+              <w:left w:val="single" w:sz="4" w:space="0" w:color="auto"/>
+              <w:bottom w:val="single" w:sz="4" w:space="0" w:color="auto"/>
+              <w:right w:val="single" w:sz="4" w:space="0" w:color="auto"/>
+            </w:tcBorders>
+            <w:shd w:val="clear" w:color="auto" w:fill="auto"/>
+            <w:noWrap/>
+            <w:vAlign w:val="bottom"/>
+            <w:hideMark/>
+          </w:tcPr>
+          <w:p>
+            <w:pPr>
+              <w:spacing w:after="0" w:line="240" w:lineRule="auto"/>
+              <w:jc w:val="center"/>
+              <w:rPr>
+                <w:rFonts w:ascii="Calibri" w:eastAsia="Times New Roman" w:hAnsi="Calibri" w:cs="Calibri"/>
+                <w:sz w:val="20"/>
+                <w:szCs w:val="20"/>
+              </w:rPr>
+            </w:pPr>
+          </w:p>
+          <w:p>
+            <w:pPr>
+              <w:spacing w:after="0" w:line="240" w:lineRule="auto"/>
+              <w:jc w:val="center"/>
+              <w:rPr>
+                <w:rFonts w:ascii="Calibri" w:eastAsia="Times New Roman" w:hAnsi="Calibri" w:cs="Calibri"/>
+                <w:sz w:val="20"/>
+                <w:szCs w:val="20"/>
+              </w:rPr>
+            </w:pPr>
+          </w:p>
+          <w:p>
+            <w:pPr>
+              <w:spacing w:after="0" w:line="240" w:lineRule="auto"/>
+              <w:jc w:val="center"/>
+              <w:rPr>
+                <w:rFonts w:ascii="Calibri" w:eastAsia="Times New Roman" w:hAnsi="Calibri" w:cs="Calibri"/>
+                <w:sz w:val="20"/>
+                <w:szCs w:val="20"/>
+              </w:rPr>
+            </w:pPr>
+          </w:p>
+        </w:tc>
+      </w:tr>
+      <w:tr>
+        <w:trPr>
+          <w:trHeight w:val="300"/>
+        </w:trPr>
+        <w:tc>
+          <w:tcPr>
+            <w:tcW w:w="1615" w:type="dxa"/>
+            <w:tcBorders>
+              <w:top w:val="single" w:sz="4" w:space="0" w:color="auto"/>
+              <w:left w:val="single" w:sz="4" w:space="0" w:color="auto"/>
+              <w:bottom w:val="single" w:sz="4" w:space="0" w:color="auto"/>
+              <w:right w:val="nil"/>
+            </w:tcBorders>
+            <w:shd w:val="clear" w:color="000000" w:fill="000000"/>
+            <w:noWrap/>
+            <w:vAlign w:val="center"/>
+            <w:hideMark/>
+          </w:tcPr>
+          <w:p>
+            <w:pPr>
+              <w:spacing w:after="0" w:line="240" w:lineRule="auto"/>
+              <w:jc w:val="center"/>
+              <w:rPr>
+                <w:rFonts w:ascii="Calibri" w:eastAsia="Times New Roman" w:hAnsi="Calibri" w:cs="Calibri"/>
+                <w:color w:val="000000"/>
+                <w:sz w:val="20"/>
+                <w:szCs w:val="20"/>
+              </w:rPr>
+            </w:pPr>
+          </w:p>
+        </w:tc>
+        <w:tc>
+          <w:tcPr>
+            <w:tcW w:w="1530" w:type="dxa"/>
+            <w:tcBorders>
+              <w:top w:val="single" w:sz="4" w:space="0" w:color="auto"/>
+              <w:left w:val="nil"/>
+              <w:bottom w:val="single" w:sz="4" w:space="0" w:color="auto"/>
+              <w:right w:val="nil"/>
+            </w:tcBorders>
+            <w:shd w:val="clear" w:color="000000" w:fill="000000"/>
+            <w:noWrap/>
+            <w:vAlign w:val="bottom"/>
+            <w:hideMark/>
+          </w:tcPr>
+          <w:p>
+            <w:pPr>
+              <w:spacing w:after="0" w:line="240" w:lineRule="auto"/>
+              <w:jc w:val="center"/>
+              <w:rPr>
+                <w:rFonts w:ascii="Calibri" w:eastAsia="Times New Roman" w:hAnsi="Calibri" w:cs="Calibri"/>
+                <w:color w:val="FFFFFF"/>
+                <w:sz w:val="20"/>
+                <w:szCs w:val="20"/>
+              </w:rPr>
+            </w:pPr>
+            <w:r>
+              <w:rPr>
+                <w:rFonts w:ascii="Calibri" w:eastAsia="Times New Roman" w:hAnsi="Calibri" w:cs="Calibri"/>
+                <w:color w:val="FFFFFF"/>
+                <w:sz w:val="20"/>
+                <w:szCs w:val="20"/>
+              </w:rPr>
+              <w:t>Time Management</w:t>
+            </w:r>
+          </w:p>
+        </w:tc>
+        <w:tc>
+          <w:tcPr>
+            <w:tcW w:w="1440" w:type="dxa"/>
+            <w:tcBorders>
+              <w:top w:val="single" w:sz="4" w:space="0" w:color="auto"/>
+              <w:left w:val="single" w:sz="4" w:space="0" w:color="auto"/>
+              <w:bottom w:val="single" w:sz="4" w:space="0" w:color="auto"/>
+              <w:right w:val="single" w:sz="4" w:space="0" w:color="auto"/>
+            </w:tcBorders>
+            <w:shd w:val="clear" w:color="auto" w:fill="auto"/>
+            <w:noWrap/>
+            <w:vAlign w:val="bottom"/>
+            <w:hideMark/>
+          </w:tcPr>
+          <w:p>
+            <w:pPr>
+              <w:spacing w:after="0" w:line="240" w:lineRule="auto"/>
+              <w:jc w:val="center"/>
+              <w:rPr>
+                <w:rFonts w:ascii="Calibri" w:eastAsia="Times New Roman" w:hAnsi="Calibri" w:cs="Calibri"/>
+                <w:color w:val="000000"/>
+                <w:sz w:val="20"/>
+                <w:szCs w:val="20"/>
+              </w:rPr>
+            </w:pPr>
+            <w:r>
+              <w:rPr>
+                <w:rFonts w:ascii="Calibri" w:eastAsia="Times New Roman" w:hAnsi="Calibri" w:cs="Calibri"/>
+                <w:color w:val="000000"/>
+                <w:sz w:val="20"/>
+                <w:szCs w:val="20"/>
+              </w:rPr>
+              <w:t> </w:t>
+            </w:r>
+          </w:p>
+        </w:tc>
+        <w:tc>
+          <w:tcPr>
+            <w:tcW w:w="1440" w:type="dxa"/>
+            <w:tcBorders>
+              <w:top w:val="single" w:sz="4" w:space="0" w:color="auto"/>
+              <w:left w:val="nil"/>
+              <w:bottom w:val="single" w:sz="4" w:space="0" w:color="auto"/>
+              <w:right w:val="single" w:sz="4" w:space="0" w:color="auto"/>
+            </w:tcBorders>
+            <w:shd w:val="clear" w:color="auto" w:fill="auto"/>
+            <w:noWrap/>
+            <w:vAlign w:val="bottom"/>
+            <w:hideMark/>
+          </w:tcPr>
+          <w:p>
+            <w:pPr>
+              <w:spacing w:after="0" w:line="240" w:lineRule="auto"/>
+              <w:jc w:val="center"/>
+              <w:rPr>
+                <w:rFonts w:ascii="Calibri" w:eastAsia="Times New Roman" w:hAnsi="Calibri" w:cs="Calibri"/>
+                <w:color w:val="000000"/>
+                <w:sz w:val="20"/>
+                <w:szCs w:val="20"/>
+              </w:rPr>
+            </w:pPr>
+            <w:r>
+              <w:rPr>
+                <w:rFonts w:ascii="Calibri" w:eastAsia="Times New Roman" w:hAnsi="Calibri" w:cs="Calibri"/>
+                <w:color w:val="000000"/>
+                <w:sz w:val="20"/>
+                <w:szCs w:val="20"/>
+              </w:rPr>
+              <w:t> </w:t>
+            </w:r>
+          </w:p>
+        </w:tc>
+        <w:tc>
+          <w:tcPr>
+            <w:tcW w:w="1440" w:type="dxa"/>
+            <w:tcBorders>
+              <w:top w:val="single" w:sz="4" w:space="0" w:color="auto"/>
+              <w:left w:val="nil"/>
+              <w:bottom w:val="single" w:sz="4" w:space="0" w:color="auto"/>
+              <w:right w:val="single" w:sz="4" w:space="0" w:color="auto"/>
+            </w:tcBorders>
+            <w:shd w:val="clear" w:color="auto" w:fill="auto"/>
+            <w:noWrap/>
+            <w:vAlign w:val="bottom"/>
+            <w:hideMark/>
+          </w:tcPr>
+          <w:p>
+            <w:pPr>
+              <w:spacing w:after="0" w:line="240" w:lineRule="auto"/>
+              <w:jc w:val="center"/>
+              <w:rPr>
+                <w:rFonts w:ascii="Calibri" w:eastAsia="Times New Roman" w:hAnsi="Calibri" w:cs="Calibri"/>
+                <w:color w:val="000000"/>
+                <w:sz w:val="20"/>
+                <w:szCs w:val="20"/>
+              </w:rPr>
+            </w:pPr>
+            <w:r>
+              <w:rPr>
+                <w:rFonts w:ascii="Calibri" w:eastAsia="Times New Roman" w:hAnsi="Calibri" w:cs="Calibri"/>
+                <w:color w:val="000000"/>
+                <w:sz w:val="20"/>
+                <w:szCs w:val="20"/>
+              </w:rPr>
+              <w:t> </w:t>
+            </w:r>
+          </w:p>
+        </w:tc>
+        <w:tc>
+          <w:tcPr>
+            <w:tcW w:w="1440" w:type="dxa"/>
+            <w:tcBorders>
+              <w:top w:val="single" w:sz="4" w:space="0" w:color="auto"/>
+              <w:left w:val="nil"/>
+              <w:bottom w:val="single" w:sz="4" w:space="0" w:color="auto"/>
+              <w:right w:val="single" w:sz="4" w:space="0" w:color="auto"/>
+            </w:tcBorders>
+            <w:shd w:val="clear" w:color="auto" w:fill="auto"/>
+            <w:noWrap/>
+            <w:vAlign w:val="bottom"/>
+            <w:hideMark/>
+          </w:tcPr>
+          <w:p>
+            <w:pPr>
+              <w:spacing w:after="0" w:line="240" w:lineRule="auto"/>
+              <w:jc w:val="center"/>
+              <w:rPr>
+                <w:rFonts w:ascii="Calibri" w:eastAsia="Times New Roman" w:hAnsi="Calibri" w:cs="Calibri"/>
+                <w:color w:val="000000"/>
+                <w:sz w:val="20"/>
+                <w:szCs w:val="20"/>
+              </w:rPr>
+            </w:pPr>
+            <w:r>
+              <w:rPr>
+                <w:rFonts w:ascii="Calibri" w:eastAsia="Times New Roman" w:hAnsi="Calibri" w:cs="Calibri"/>
+                <w:color w:val="000000"/>
+                <w:sz w:val="20"/>
+                <w:szCs w:val="20"/>
+              </w:rPr>
+              <w:t> </w:t>
+            </w:r>
+          </w:p>
+        </w:tc>
+        <w:tc>
+          <w:tcPr>
+            <w:tcW w:w="1440" w:type="dxa"/>
+            <w:tcBorders>
+              <w:top w:val="single" w:sz="4" w:space="0" w:color="auto"/>
+              <w:left w:val="nil"/>
+              <w:bottom w:val="single" w:sz="4" w:space="0" w:color="auto"/>
+              <w:right w:val="single" w:sz="4" w:space="0" w:color="auto"/>
+            </w:tcBorders>
+            <w:shd w:val="clear" w:color="auto" w:fill="auto"/>
+            <w:noWrap/>
+            <w:vAlign w:val="bottom"/>
+            <w:hideMark/>
+          </w:tcPr>
+          <w:p>
+            <w:pPr>
+              <w:spacing w:after="0" w:line="240" w:lineRule="auto"/>
+              <w:jc w:val="center"/>
+              <w:rPr>
+                <w:rFonts w:ascii="Calibri" w:eastAsia="Times New Roman" w:hAnsi="Calibri" w:cs="Calibri"/>
+                <w:color w:val="000000"/>
+                <w:sz w:val="20"/>
+                <w:szCs w:val="20"/>
+              </w:rPr>
+            </w:pPr>
+            <w:r>
+              <w:rPr>
+                <w:rFonts w:ascii="Calibri" w:eastAsia="Times New Roman" w:hAnsi="Calibri" w:cs="Calibri"/>
+                <w:color w:val="000000"/>
+                <w:sz w:val="20"/>
+                <w:szCs w:val="20"/>
+              </w:rPr>
+              <w:t> </w:t>
+            </w:r>
+          </w:p>
+        </w:tc>
+      </w:tr>
+      <w:tr>
+        <w:trPr>
+          <w:trHeight w:val="300"/>
+        </w:trPr>
+        <w:tc>
+          <w:tcPr>
+            <w:tcW w:w="1615" w:type="dxa"/>
+            <w:tcBorders>
+              <w:top w:val="single" w:sz="4" w:space="0" w:color="auto"/>
+              <w:left w:val="single" w:sz="4" w:space="0" w:color="auto"/>
+              <w:bottom w:val="single" w:sz="4" w:space="0" w:color="auto"/>
+              <w:right w:val="single" w:sz="4" w:space="0" w:color="auto"/>
+            </w:tcBorders>
+            <w:shd w:val="clear" w:color="000000" w:fill="D9D9D9"/>
+            <w:noWrap/>
+            <w:vAlign w:val="center"/>
+          </w:tcPr>
+          <w:p>
+            <w:pPr>
+              <w:spacing w:after="0" w:line="240" w:lineRule="auto"/>
+              <w:jc w:val="center"/>
+              <w:rPr>
+                <w:rFonts w:ascii="Calibri" w:eastAsia="Times New Roman" w:hAnsi="Calibri" w:cs="Calibri"/>
+                <w:sz w:val="20"/>
+                <w:szCs w:val="20"/>
+              </w:rPr>
+            </w:pPr>
+            <w:r>
+              <w:rPr>
+                <w:rFonts w:ascii="Calibri" w:eastAsia="Times New Roman" w:hAnsi="Calibri" w:cs="Calibri"/>
+                <w:sz w:val="20"/>
+                <w:szCs w:val="20"/>
+              </w:rPr>
+              <w:t>Mark ‘1’ if:</w:t>
+            </w:r>
+          </w:p>
+        </w:tc>
+        <w:tc>
+          <w:tcPr>
+            <w:tcW w:w="8730" w:type="dxa"/>
+            <w:gridSpan w:val="6"/>
+            <w:tcBorders>
+              <w:top w:val="single" w:sz="4" w:space="0" w:color="auto"/>
+              <w:left w:val="single" w:sz="4" w:space="0" w:color="auto"/>
+              <w:bottom w:val="single" w:sz="4" w:space="0" w:color="auto"/>
+              <w:right w:val="single" w:sz="4" w:space="0" w:color="auto"/>
+            </w:tcBorders>
+            <w:shd w:val="clear" w:color="auto" w:fill="auto"/>
+            <w:noWrap/>
+            <w:vAlign w:val="center"/>
+          </w:tcPr>
+          <w:p>
+            <w:pPr>
+              <w:spacing w:after="0" w:line="240" w:lineRule="auto"/>
+              <w:rPr>
+                <w:rFonts w:ascii="Calibri" w:eastAsia="Times New Roman" w:hAnsi="Calibri" w:cs="Calibri"/>
+                <w:sz w:val="20"/>
+                <w:szCs w:val="20"/>
+              </w:rPr>
+            </w:pPr>
+            <w:r>
+              <w:rPr>
+                <w:rFonts w:ascii="Calibri" w:eastAsia="Times New Roman" w:hAnsi="Calibri" w:cs="Calibri"/>
+                <w:sz w:val="20"/>
+                <w:szCs w:val="20"/>
+              </w:rPr>
+              <w:t>You were working when the bell rang, and didn't stop until the teacher called cleanup. You did not get distracted. You did your work in an efficient order.</w:t>
+            </w:r>
+          </w:p>
+        </w:tc>
+      </w:tr>
+      <w:tr>
+        <w:trPr>
+          <w:trHeight w:val="300"/>
+        </w:trPr>
+        <w:tc>
+          <w:tcPr>
+            <w:tcW w:w="1615" w:type="dxa"/>
+            <w:tcBorders>
+              <w:top w:val="single" w:sz="4" w:space="0" w:color="auto"/>
+              <w:left w:val="single" w:sz="4" w:space="0" w:color="auto"/>
+              <w:bottom w:val="single" w:sz="4" w:space="0" w:color="auto"/>
+              <w:right w:val="single" w:sz="4" w:space="0" w:color="auto"/>
+            </w:tcBorders>
+            <w:shd w:val="clear" w:color="000000" w:fill="D9D9D9"/>
+            <w:noWrap/>
+            <w:vAlign w:val="center"/>
+            <w:hideMark/>
+          </w:tcPr>
+          <w:p>
+            <w:pPr>
+              <w:spacing w:after="0" w:line="240" w:lineRule="auto"/>
+              <w:jc w:val="center"/>
+              <w:rPr>
+                <w:rFonts w:ascii="Calibri" w:eastAsia="Times New Roman" w:hAnsi="Calibri" w:cs="Calibri"/>
+                <w:sz w:val="20"/>
+                <w:szCs w:val="20"/>
+              </w:rPr>
+            </w:pPr>
+            <w:r>
+              <w:rPr>
+                <w:rFonts w:ascii="Calibri" w:eastAsia="Times New Roman" w:hAnsi="Calibri" w:cs="Calibri"/>
+                <w:sz w:val="20"/>
+                <w:szCs w:val="20"/>
+              </w:rPr>
+              <w:t>Two or more 0</w:t>
+            </w:r>
+            <w:r>
+              <w:rPr>
+                <w:rFonts w:ascii="Calibri" w:eastAsia="Times New Roman" w:hAnsi="Calibri" w:cs="Calibri" w:hint="eastAsia"/>
+                <w:sz w:val="20"/>
+                <w:szCs w:val="20"/>
+              </w:rPr>
+              <w:t>’</w:t>
+            </w:r>
+            <w:r>
+              <w:rPr>
+                <w:rFonts w:ascii="Calibri" w:eastAsia="Times New Roman" w:hAnsi="Calibri" w:cs="Calibri"/>
+                <w:sz w:val="20"/>
+                <w:szCs w:val="20"/>
+              </w:rPr>
+              <w:t>s, explain why:</w:t>
+            </w:r>
+          </w:p>
+        </w:tc>
+        <w:tc>
+          <w:tcPr>
+            <w:tcW w:w="8730" w:type="dxa"/>
+            <w:gridSpan w:val="6"/>
+            <w:tcBorders>
+              <w:top w:val="single" w:sz="4" w:space="0" w:color="auto"/>
+              <w:left w:val="single" w:sz="4" w:space="0" w:color="auto"/>
+              <w:bottom w:val="single" w:sz="4" w:space="0" w:color="auto"/>
+              <w:right w:val="single" w:sz="4" w:space="0" w:color="auto"/>
+            </w:tcBorders>
+            <w:shd w:val="clear" w:color="auto" w:fill="auto"/>
+            <w:noWrap/>
+            <w:vAlign w:val="bottom"/>
+            <w:hideMark/>
+          </w:tcPr>
+          <w:p>
+            <w:pPr>
+              <w:spacing w:after="0" w:line="240" w:lineRule="auto"/>
+              <w:jc w:val="center"/>
+              <w:rPr>
+                <w:rFonts w:ascii="Calibri" w:eastAsia="Times New Roman" w:hAnsi="Calibri" w:cs="Calibri"/>
+                <w:sz w:val="20"/>
+                <w:szCs w:val="20"/>
+              </w:rPr>
+            </w:pPr>
+          </w:p>
+          <w:p>
+            <w:pPr>
+              <w:spacing w:after="0" w:line="240" w:lineRule="auto"/>
+              <w:jc w:val="center"/>
+              <w:rPr>
+                <w:rFonts w:ascii="Calibri" w:eastAsia="Times New Roman" w:hAnsi="Calibri" w:cs="Calibri"/>
+                <w:sz w:val="20"/>
+                <w:szCs w:val="20"/>
+              </w:rPr>
+            </w:pPr>
+          </w:p>
+          <w:p>
+            <w:pPr>
+              <w:spacing w:after="0" w:line="240" w:lineRule="auto"/>
+              <w:jc w:val="center"/>
+              <w:rPr>
+                <w:rFonts w:ascii="Calibri" w:eastAsia="Times New Roman" w:hAnsi="Calibri" w:cs="Calibri"/>
+                <w:sz w:val="20"/>
+                <w:szCs w:val="20"/>
+              </w:rPr>
+            </w:pPr>
+          </w:p>
+        </w:tc>
+      </w:tr>
+      <w:tr>
+        <w:trPr>
+          <w:trHeight w:val="300"/>
+        </w:trPr>
+        <w:tc>
+          <w:tcPr>
+            <w:tcW w:w="1615" w:type="dxa"/>
+            <w:tcBorders>
+              <w:top w:val="single" w:sz="4" w:space="0" w:color="auto"/>
+              <w:left w:val="single" w:sz="4" w:space="0" w:color="auto"/>
+              <w:bottom w:val="single" w:sz="4" w:space="0" w:color="auto"/>
+              <w:right w:val="nil"/>
+            </w:tcBorders>
+            <w:shd w:val="clear" w:color="000000" w:fill="000000"/>
+            <w:noWrap/>
+            <w:vAlign w:val="center"/>
+            <w:hideMark/>
+          </w:tcPr>
+          <w:p>
+            <w:pPr>
+              <w:spacing w:after="0" w:line="240" w:lineRule="auto"/>
+              <w:jc w:val="center"/>
+              <w:rPr>
+                <w:rFonts w:ascii="Calibri" w:eastAsia="Times New Roman" w:hAnsi="Calibri" w:cs="Calibri"/>
+                <w:color w:val="000000"/>
+                <w:sz w:val="20"/>
+                <w:szCs w:val="20"/>
+              </w:rPr>
+            </w:pPr>
+          </w:p>
+        </w:tc>
+        <w:tc>
+          <w:tcPr>
+            <w:tcW w:w="1530" w:type="dxa"/>
+            <w:tcBorders>
+              <w:top w:val="single" w:sz="4" w:space="0" w:color="auto"/>
+              <w:left w:val="nil"/>
+              <w:bottom w:val="single" w:sz="4" w:space="0" w:color="auto"/>
+              <w:right w:val="nil"/>
+            </w:tcBorders>
+            <w:shd w:val="clear" w:color="000000" w:fill="000000"/>
+            <w:noWrap/>
+            <w:vAlign w:val="bottom"/>
+            <w:hideMark/>
+          </w:tcPr>
+          <w:p>
+            <w:pPr>
+              <w:spacing w:after="0" w:line="240" w:lineRule="auto"/>
+              <w:jc w:val="center"/>
+              <w:rPr>
+                <w:rFonts w:ascii="Calibri" w:eastAsia="Times New Roman" w:hAnsi="Calibri" w:cs="Calibri"/>
+                <w:color w:val="FFFFFF"/>
+                <w:sz w:val="20"/>
+                <w:szCs w:val="20"/>
+              </w:rPr>
+            </w:pPr>
+            <w:r>
+              <w:rPr>
+                <w:rFonts w:ascii="Calibri" w:eastAsia="Times New Roman" w:hAnsi="Calibri" w:cs="Calibri"/>
+                <w:color w:val="FFFFFF"/>
+                <w:sz w:val="20"/>
+                <w:szCs w:val="20"/>
+              </w:rPr>
+              <w:t>Initiative</w:t>
+            </w:r>
+          </w:p>
+        </w:tc>
+        <w:tc>
+          <w:tcPr>
+            <w:tcW w:w="1440" w:type="dxa"/>
+            <w:tcBorders>
+              <w:top w:val="single" w:sz="4" w:space="0" w:color="auto"/>
+              <w:left w:val="single" w:sz="4" w:space="0" w:color="auto"/>
+              <w:bottom w:val="single" w:sz="4" w:space="0" w:color="auto"/>
+              <w:right w:val="single" w:sz="4" w:space="0" w:color="auto"/>
+            </w:tcBorders>
+            <w:shd w:val="clear" w:color="auto" w:fill="auto"/>
+            <w:noWrap/>
+            <w:vAlign w:val="bottom"/>
+            <w:hideMark/>
+          </w:tcPr>
+          <w:p>
+            <w:pPr>
+              <w:spacing w:after="0" w:line="240" w:lineRule="auto"/>
+              <w:jc w:val="center"/>
+              <w:rPr>
+                <w:rFonts w:ascii="Calibri" w:eastAsia="Times New Roman" w:hAnsi="Calibri" w:cs="Calibri"/>
+                <w:color w:val="000000"/>
+                <w:sz w:val="20"/>
+                <w:szCs w:val="20"/>
+              </w:rPr>
+            </w:pPr>
+            <w:r>
+              <w:rPr>
+                <w:rFonts w:ascii="Calibri" w:eastAsia="Times New Roman" w:hAnsi="Calibri" w:cs="Calibri"/>
+                <w:color w:val="000000"/>
+                <w:sz w:val="20"/>
+                <w:szCs w:val="20"/>
+              </w:rPr>
+              <w:t> </w:t>
+            </w:r>
+          </w:p>
+        </w:tc>
+        <w:tc>
+          <w:tcPr>
+            <w:tcW w:w="1440" w:type="dxa"/>
+            <w:tcBorders>
+              <w:top w:val="single" w:sz="4" w:space="0" w:color="auto"/>
+              <w:left w:val="nil"/>
+              <w:bottom w:val="single" w:sz="4" w:space="0" w:color="auto"/>
+              <w:right w:val="single" w:sz="4" w:space="0" w:color="auto"/>
+            </w:tcBorders>
+            <w:shd w:val="clear" w:color="auto" w:fill="auto"/>
+            <w:noWrap/>
+            <w:vAlign w:val="bottom"/>
+            <w:hideMark/>
+          </w:tcPr>
+          <w:p>
+            <w:pPr>
+              <w:spacing w:after="0" w:line="240" w:lineRule="auto"/>
+              <w:jc w:val="center"/>
+              <w:rPr>
+                <w:rFonts w:ascii="Calibri" w:eastAsia="Times New Roman" w:hAnsi="Calibri" w:cs="Calibri"/>
+                <w:color w:val="000000"/>
+                <w:sz w:val="20"/>
+                <w:szCs w:val="20"/>
+              </w:rPr>
+            </w:pPr>
+            <w:r>
+              <w:rPr>
+                <w:rFonts w:ascii="Calibri" w:eastAsia="Times New Roman" w:hAnsi="Calibri" w:cs="Calibri"/>
+                <w:color w:val="000000"/>
+                <w:sz w:val="20"/>
+                <w:szCs w:val="20"/>
+              </w:rPr>
+              <w:t> </w:t>
+            </w:r>
+          </w:p>
+        </w:tc>
+        <w:tc>
+          <w:tcPr>
+            <w:tcW w:w="1440" w:type="dxa"/>
+            <w:tcBorders>
+              <w:top w:val="single" w:sz="4" w:space="0" w:color="auto"/>
+              <w:left w:val="nil"/>
+              <w:bottom w:val="single" w:sz="4" w:space="0" w:color="auto"/>
+              <w:right w:val="single" w:sz="4" w:space="0" w:color="auto"/>
+            </w:tcBorders>
+            <w:shd w:val="clear" w:color="auto" w:fill="auto"/>
+            <w:noWrap/>
+            <w:vAlign w:val="bottom"/>
+            <w:hideMark/>
+          </w:tcPr>
+          <w:p>
+            <w:pPr>
+              <w:spacing w:after="0" w:line="240" w:lineRule="auto"/>
+              <w:jc w:val="center"/>
+              <w:rPr>
+                <w:rFonts w:ascii="Calibri" w:eastAsia="Times New Roman" w:hAnsi="Calibri" w:cs="Calibri"/>
+                <w:color w:val="000000"/>
+                <w:sz w:val="20"/>
+                <w:szCs w:val="20"/>
+              </w:rPr>
+            </w:pPr>
+            <w:r>
+              <w:rPr>
+                <w:rFonts w:ascii="Calibri" w:eastAsia="Times New Roman" w:hAnsi="Calibri" w:cs="Calibri"/>
+                <w:color w:val="000000"/>
+                <w:sz w:val="20"/>
+                <w:szCs w:val="20"/>
+              </w:rPr>
+              <w:t> </w:t>
+            </w:r>
+          </w:p>
+        </w:tc>
+        <w:tc>
+          <w:tcPr>
+            <w:tcW w:w="1440" w:type="dxa"/>
+            <w:tcBorders>
+              <w:top w:val="single" w:sz="4" w:space="0" w:color="auto"/>
+              <w:left w:val="nil"/>
+              <w:bottom w:val="single" w:sz="4" w:space="0" w:color="auto"/>
+              <w:right w:val="single" w:sz="4" w:space="0" w:color="auto"/>
+            </w:tcBorders>
+            <w:shd w:val="clear" w:color="auto" w:fill="auto"/>
+            <w:noWrap/>
+            <w:vAlign w:val="bottom"/>
+            <w:hideMark/>
+          </w:tcPr>
+          <w:p>
+            <w:pPr>
+              <w:spacing w:after="0" w:line="240" w:lineRule="auto"/>
+              <w:jc w:val="center"/>
+              <w:rPr>
+                <w:rFonts w:ascii="Calibri" w:eastAsia="Times New Roman" w:hAnsi="Calibri" w:cs="Calibri"/>
+                <w:color w:val="000000"/>
+                <w:sz w:val="20"/>
+                <w:szCs w:val="20"/>
+              </w:rPr>
+            </w:pPr>
+            <w:r>
+              <w:rPr>
+                <w:rFonts w:ascii="Calibri" w:eastAsia="Times New Roman" w:hAnsi="Calibri" w:cs="Calibri"/>
+                <w:color w:val="000000"/>
+                <w:sz w:val="20"/>
+                <w:szCs w:val="20"/>
+              </w:rPr>
+              <w:t> </w:t>
+            </w:r>
+          </w:p>
+        </w:tc>
+        <w:tc>
+          <w:tcPr>
+            <w:tcW w:w="1440" w:type="dxa"/>
+            <w:tcBorders>
+              <w:top w:val="single" w:sz="4" w:space="0" w:color="auto"/>
+              <w:left w:val="nil"/>
+              <w:bottom w:val="single" w:sz="4" w:space="0" w:color="auto"/>
+              <w:right w:val="single" w:sz="4" w:space="0" w:color="auto"/>
+            </w:tcBorders>
+            <w:shd w:val="clear" w:color="auto" w:fill="auto"/>
+            <w:noWrap/>
+            <w:vAlign w:val="bottom"/>
+            <w:hideMark/>
+          </w:tcPr>
+          <w:p>
+            <w:pPr>
+              <w:spacing w:after="0" w:line="240" w:lineRule="auto"/>
+              <w:jc w:val="center"/>
+              <w:rPr>
+                <w:rFonts w:ascii="Calibri" w:eastAsia="Times New Roman" w:hAnsi="Calibri" w:cs="Calibri"/>
+                <w:color w:val="000000"/>
+                <w:sz w:val="20"/>
+                <w:szCs w:val="20"/>
+              </w:rPr>
+            </w:pPr>
+            <w:r>
+              <w:rPr>
+                <w:rFonts w:ascii="Calibri" w:eastAsia="Times New Roman" w:hAnsi="Calibri" w:cs="Calibri"/>
+                <w:color w:val="000000"/>
+                <w:sz w:val="20"/>
+                <w:szCs w:val="20"/>
+              </w:rPr>
+              <w:t> </w:t>
+            </w:r>
+          </w:p>
+        </w:tc>
+      </w:tr>
+      <w:tr>
+        <w:trPr>
+          <w:trHeight w:val="300"/>
+        </w:trPr>
+        <w:tc>
+          <w:tcPr>
+            <w:tcW w:w="1615" w:type="dxa"/>
+            <w:tcBorders>
+              <w:top w:val="single" w:sz="4" w:space="0" w:color="auto"/>
+              <w:left w:val="single" w:sz="4" w:space="0" w:color="auto"/>
+              <w:bottom w:val="single" w:sz="4" w:space="0" w:color="auto"/>
+              <w:right w:val="single" w:sz="4" w:space="0" w:color="auto"/>
+            </w:tcBorders>
+            <w:shd w:val="clear" w:color="000000" w:fill="D9D9D9"/>
+            <w:noWrap/>
+            <w:vAlign w:val="center"/>
+          </w:tcPr>
+          <w:p>
+            <w:pPr>
+              <w:spacing w:after="0" w:line="240" w:lineRule="auto"/>
+              <w:jc w:val="center"/>
+              <w:rPr>
+                <w:rFonts w:ascii="Calibri" w:eastAsia="Times New Roman" w:hAnsi="Calibri" w:cs="Calibri"/>
+                <w:sz w:val="20"/>
+                <w:szCs w:val="20"/>
+              </w:rPr>
+            </w:pPr>
+            <w:r>
+              <w:rPr>
+                <w:rFonts w:ascii="Calibri" w:eastAsia="Times New Roman" w:hAnsi="Calibri" w:cs="Calibri"/>
+                <w:sz w:val="20"/>
+                <w:szCs w:val="20"/>
+              </w:rPr>
+              <w:t xml:space="preserve">Mark </w:t>
+            </w:r>
+            <w:r>
+              <w:rPr>
+                <w:rFonts w:ascii="Calibri" w:eastAsia="Times New Roman" w:hAnsi="Calibri" w:cs="Calibri" w:hint="eastAsia"/>
+                <w:sz w:val="20"/>
+                <w:szCs w:val="20"/>
+              </w:rPr>
+              <w:t>‘</w:t>
+            </w:r>
+            <w:r>
+              <w:rPr>
+                <w:rFonts w:ascii="Calibri" w:eastAsia="Times New Roman" w:hAnsi="Calibri" w:cs="Calibri"/>
+                <w:sz w:val="20"/>
+                <w:szCs w:val="20"/>
+              </w:rPr>
+              <w:t>1</w:t>
+            </w:r>
+            <w:r>
+              <w:rPr>
+                <w:rFonts w:ascii="Calibri" w:eastAsia="Times New Roman" w:hAnsi="Calibri" w:cs="Calibri" w:hint="eastAsia"/>
+                <w:sz w:val="20"/>
+                <w:szCs w:val="20"/>
+              </w:rPr>
+              <w:t>’</w:t>
+            </w:r>
+            <w:r>
+              <w:rPr>
+                <w:rFonts w:ascii="Calibri" w:eastAsia="Times New Roman" w:hAnsi="Calibri" w:cs="Calibri"/>
+                <w:sz w:val="20"/>
+                <w:szCs w:val="20"/>
+              </w:rPr>
+              <w:t xml:space="preserve"> if:</w:t>
+            </w:r>
+          </w:p>
+        </w:tc>
+        <w:tc>
+          <w:tcPr>
+            <w:tcW w:w="8730" w:type="dxa"/>
+            <w:gridSpan w:val="6"/>
+            <w:tcBorders>
+              <w:top w:val="single" w:sz="4" w:space="0" w:color="auto"/>
+              <w:left w:val="single" w:sz="4" w:space="0" w:color="auto"/>
+              <w:bottom w:val="single" w:sz="4" w:space="0" w:color="auto"/>
+              <w:right w:val="single" w:sz="4" w:space="0" w:color="auto"/>
+            </w:tcBorders>
+            <w:shd w:val="clear" w:color="auto" w:fill="auto"/>
+            <w:noWrap/>
+            <w:vAlign w:val="bottom"/>
+          </w:tcPr>
+          <w:p>
+            <w:pPr>
+              <w:spacing w:after="0" w:line="240" w:lineRule="auto"/>
+              <w:rPr>
+                <w:rFonts w:ascii="Calibri" w:eastAsia="Times New Roman" w:hAnsi="Calibri" w:cs="Calibri"/>
+                <w:sz w:val="20"/>
+                <w:szCs w:val="20"/>
+              </w:rPr>
+            </w:pPr>
+            <w:r>
+              <w:rPr>
+                <w:rFonts w:ascii="Calibri" w:eastAsia="Times New Roman" w:hAnsi="Calibri" w:cs="Calibri"/>
+                <w:sz w:val="20"/>
+                <w:szCs w:val="20"/>
+              </w:rPr>
+              <w:t>You anticipated problems. You started/followed up with teacher/teammate to progress a project. You exhausted all means of solving a problem before giving up.</w:t>
+            </w:r>
+          </w:p>
+        </w:tc>
+      </w:tr>
+      <w:tr>
+        <w:trPr>
+          <w:trHeight w:val="300"/>
+        </w:trPr>
+        <w:tc>
+          <w:tcPr>
+            <w:tcW w:w="1615" w:type="dxa"/>
+            <w:tcBorders>
+              <w:top w:val="single" w:sz="4" w:space="0" w:color="auto"/>
+              <w:left w:val="single" w:sz="4" w:space="0" w:color="auto"/>
+              <w:bottom w:val="single" w:sz="4" w:space="0" w:color="auto"/>
+              <w:right w:val="single" w:sz="4" w:space="0" w:color="auto"/>
+            </w:tcBorders>
+            <w:shd w:val="clear" w:color="000000" w:fill="D9D9D9"/>
+            <w:noWrap/>
+            <w:vAlign w:val="center"/>
+            <w:hideMark/>
+          </w:tcPr>
+          <w:p>
+            <w:pPr>
+              <w:spacing w:after="0" w:line="240" w:lineRule="auto"/>
+              <w:jc w:val="center"/>
+              <w:rPr>
+                <w:rFonts w:ascii="Calibri" w:eastAsia="Times New Roman" w:hAnsi="Calibri" w:cs="Calibri"/>
+                <w:sz w:val="20"/>
+                <w:szCs w:val="20"/>
+              </w:rPr>
+            </w:pPr>
+            <w:r>
+              <w:rPr>
+                <w:rFonts w:ascii="Calibri" w:eastAsia="Times New Roman" w:hAnsi="Calibri" w:cs="Calibri"/>
+                <w:sz w:val="20"/>
+                <w:szCs w:val="20"/>
+              </w:rPr>
+              <w:t>Two or more 0</w:t>
+            </w:r>
+            <w:r>
+              <w:rPr>
+                <w:rFonts w:ascii="Calibri" w:eastAsia="Times New Roman" w:hAnsi="Calibri" w:cs="Calibri" w:hint="eastAsia"/>
+                <w:sz w:val="20"/>
+                <w:szCs w:val="20"/>
+              </w:rPr>
+              <w:t>’</w:t>
+            </w:r>
+            <w:r>
+              <w:rPr>
+                <w:rFonts w:ascii="Calibri" w:eastAsia="Times New Roman" w:hAnsi="Calibri" w:cs="Calibri"/>
+                <w:sz w:val="20"/>
+                <w:szCs w:val="20"/>
+              </w:rPr>
+              <w:t>s, explain why:</w:t>
+            </w:r>
+          </w:p>
+        </w:tc>
+        <w:tc>
+          <w:tcPr>
+            <w:tcW w:w="8730" w:type="dxa"/>
+            <w:gridSpan w:val="6"/>
+            <w:tcBorders>
+              <w:top w:val="single" w:sz="4" w:space="0" w:color="auto"/>
+              <w:left w:val="single" w:sz="4" w:space="0" w:color="auto"/>
+              <w:bottom w:val="single" w:sz="4" w:space="0" w:color="auto"/>
+              <w:right w:val="single" w:sz="4" w:space="0" w:color="auto"/>
+            </w:tcBorders>
+            <w:shd w:val="clear" w:color="auto" w:fill="auto"/>
+            <w:noWrap/>
+            <w:vAlign w:val="bottom"/>
+            <w:hideMark/>
+          </w:tcPr>
+          <w:p>
+            <w:pPr>
+              <w:spacing w:after="0" w:line="240" w:lineRule="auto"/>
+              <w:rPr>
+                <w:rFonts w:ascii="Calibri" w:eastAsia="Times New Roman" w:hAnsi="Calibri" w:cs="Calibri"/>
+                <w:sz w:val="20"/>
+                <w:szCs w:val="20"/>
+              </w:rPr>
+            </w:pPr>
+          </w:p>
+          <w:p>
+            <w:pPr>
+              <w:spacing w:after="0" w:line="240" w:lineRule="auto"/>
+              <w:rPr>
+                <w:rFonts w:ascii="Calibri" w:eastAsia="Times New Roman" w:hAnsi="Calibri" w:cs="Calibri"/>
+                <w:sz w:val="20"/>
+                <w:szCs w:val="20"/>
+              </w:rPr>
+            </w:pPr>
+          </w:p>
+          <w:p>
+            <w:pPr>
+              <w:spacing w:after="0" w:line="240" w:lineRule="auto"/>
+              <w:rPr>
+                <w:rFonts w:ascii="Calibri" w:eastAsia="Times New Roman" w:hAnsi="Calibri" w:cs="Calibri"/>
+                <w:sz w:val="20"/>
+                <w:szCs w:val="20"/>
+              </w:rPr>
+            </w:pPr>
+          </w:p>
+        </w:tc>
+      </w:tr>
+      <w:tr>
+        <w:trPr>
+          <w:trHeight w:val="300"/>
+        </w:trPr>
+        <w:tc>
+          <w:tcPr>
+            <w:tcW w:w="1615" w:type="dxa"/>
+            <w:tcBorders>
+              <w:top w:val="single" w:sz="4" w:space="0" w:color="auto"/>
+              <w:left w:val="single" w:sz="4" w:space="0" w:color="auto"/>
+              <w:bottom w:val="single" w:sz="4" w:space="0" w:color="auto"/>
+              <w:right w:val="nil"/>
+            </w:tcBorders>
+            <w:shd w:val="clear" w:color="000000" w:fill="000000"/>
+            <w:noWrap/>
+            <w:vAlign w:val="center"/>
+            <w:hideMark/>
+          </w:tcPr>
+          <w:p>
+            <w:pPr>
+              <w:spacing w:after="0" w:line="240" w:lineRule="auto"/>
+              <w:jc w:val="center"/>
+              <w:rPr>
+                <w:rFonts w:ascii="Calibri" w:eastAsia="Times New Roman" w:hAnsi="Calibri" w:cs="Calibri"/>
+                <w:color w:val="000000"/>
+                <w:sz w:val="20"/>
+                <w:szCs w:val="20"/>
+              </w:rPr>
+            </w:pPr>
+          </w:p>
+        </w:tc>
+        <w:tc>
+          <w:tcPr>
+            <w:tcW w:w="1530" w:type="dxa"/>
+            <w:tcBorders>
+              <w:top w:val="single" w:sz="4" w:space="0" w:color="auto"/>
+              <w:left w:val="nil"/>
+              <w:bottom w:val="single" w:sz="4" w:space="0" w:color="auto"/>
+              <w:right w:val="nil"/>
+            </w:tcBorders>
+            <w:shd w:val="clear" w:color="000000" w:fill="000000"/>
+            <w:noWrap/>
+            <w:vAlign w:val="bottom"/>
+            <w:hideMark/>
+          </w:tcPr>
+          <w:p>
+            <w:pPr>
+              <w:spacing w:after="0" w:line="240" w:lineRule="auto"/>
+              <w:jc w:val="center"/>
+              <w:rPr>
+                <w:rFonts w:ascii="Calibri" w:eastAsia="Times New Roman" w:hAnsi="Calibri" w:cs="Calibri"/>
+                <w:color w:val="FFFFFF"/>
+                <w:sz w:val="20"/>
+                <w:szCs w:val="20"/>
+              </w:rPr>
+            </w:pPr>
+            <w:r>
+              <w:rPr>
+                <w:rFonts w:ascii="Calibri" w:eastAsia="Times New Roman" w:hAnsi="Calibri" w:cs="Calibri"/>
+                <w:color w:val="FFFFFF"/>
+                <w:sz w:val="20"/>
+                <w:szCs w:val="20"/>
+              </w:rPr>
+              <w:t>Progress</w:t>
+            </w:r>
+          </w:p>
+        </w:tc>
+        <w:tc>
+          <w:tcPr>
+            <w:tcW w:w="1440" w:type="dxa"/>
+            <w:tcBorders>
+              <w:top w:val="single" w:sz="4" w:space="0" w:color="auto"/>
+              <w:left w:val="single" w:sz="4" w:space="0" w:color="auto"/>
+              <w:bottom w:val="single" w:sz="4" w:space="0" w:color="auto"/>
+              <w:right w:val="single" w:sz="4" w:space="0" w:color="auto"/>
+            </w:tcBorders>
+            <w:shd w:val="clear" w:color="auto" w:fill="auto"/>
+            <w:noWrap/>
+            <w:vAlign w:val="bottom"/>
+            <w:hideMark/>
+          </w:tcPr>
+          <w:p>
+            <w:pPr>
+              <w:spacing w:after="0" w:line="240" w:lineRule="auto"/>
+              <w:jc w:val="center"/>
+              <w:rPr>
+                <w:rFonts w:ascii="Calibri" w:eastAsia="Times New Roman" w:hAnsi="Calibri" w:cs="Calibri"/>
+                <w:color w:val="000000"/>
+                <w:sz w:val="20"/>
+                <w:szCs w:val="20"/>
+              </w:rPr>
+            </w:pPr>
+            <w:r>
+              <w:rPr>
+                <w:rFonts w:ascii="Calibri" w:eastAsia="Times New Roman" w:hAnsi="Calibri" w:cs="Calibri"/>
+                <w:color w:val="000000"/>
+                <w:sz w:val="20"/>
+                <w:szCs w:val="20"/>
+              </w:rPr>
+              <w:t> </w:t>
+            </w:r>
+          </w:p>
+        </w:tc>
+        <w:tc>
+          <w:tcPr>
+            <w:tcW w:w="1440" w:type="dxa"/>
+            <w:tcBorders>
+              <w:top w:val="single" w:sz="4" w:space="0" w:color="auto"/>
+              <w:left w:val="nil"/>
+              <w:bottom w:val="single" w:sz="4" w:space="0" w:color="auto"/>
+              <w:right w:val="single" w:sz="4" w:space="0" w:color="auto"/>
+            </w:tcBorders>
+            <w:shd w:val="clear" w:color="auto" w:fill="auto"/>
+            <w:noWrap/>
+            <w:vAlign w:val="bottom"/>
+            <w:hideMark/>
+          </w:tcPr>
+          <w:p>
+            <w:pPr>
+              <w:spacing w:after="0" w:line="240" w:lineRule="auto"/>
+              <w:jc w:val="center"/>
+              <w:rPr>
+                <w:rFonts w:ascii="Calibri" w:eastAsia="Times New Roman" w:hAnsi="Calibri" w:cs="Calibri"/>
+                <w:color w:val="000000"/>
+                <w:sz w:val="20"/>
+                <w:szCs w:val="20"/>
+              </w:rPr>
+            </w:pPr>
+            <w:r>
+              <w:rPr>
+                <w:rFonts w:ascii="Calibri" w:eastAsia="Times New Roman" w:hAnsi="Calibri" w:cs="Calibri"/>
+                <w:color w:val="000000"/>
+                <w:sz w:val="20"/>
+                <w:szCs w:val="20"/>
+              </w:rPr>
+              <w:t> </w:t>
+            </w:r>
+          </w:p>
+        </w:tc>
+        <w:tc>
+          <w:tcPr>
+            <w:tcW w:w="1440" w:type="dxa"/>
+            <w:tcBorders>
+              <w:top w:val="single" w:sz="4" w:space="0" w:color="auto"/>
+              <w:left w:val="nil"/>
+              <w:bottom w:val="single" w:sz="4" w:space="0" w:color="auto"/>
+              <w:right w:val="single" w:sz="4" w:space="0" w:color="auto"/>
+            </w:tcBorders>
+            <w:shd w:val="clear" w:color="auto" w:fill="auto"/>
+            <w:noWrap/>
+            <w:vAlign w:val="bottom"/>
+            <w:hideMark/>
+          </w:tcPr>
+          <w:p>
+            <w:pPr>
+              <w:spacing w:after="0" w:line="240" w:lineRule="auto"/>
+              <w:jc w:val="center"/>
+              <w:rPr>
+                <w:rFonts w:ascii="Calibri" w:eastAsia="Times New Roman" w:hAnsi="Calibri" w:cs="Calibri"/>
+                <w:color w:val="000000"/>
+                <w:sz w:val="20"/>
+                <w:szCs w:val="20"/>
+              </w:rPr>
+            </w:pPr>
+            <w:r>
+              <w:rPr>
+                <w:rFonts w:ascii="Calibri" w:eastAsia="Times New Roman" w:hAnsi="Calibri" w:cs="Calibri"/>
+                <w:color w:val="000000"/>
+                <w:sz w:val="20"/>
+                <w:szCs w:val="20"/>
+              </w:rPr>
+              <w:t> </w:t>
+            </w:r>
+          </w:p>
+        </w:tc>
+        <w:tc>
+          <w:tcPr>
+            <w:tcW w:w="1440" w:type="dxa"/>
+            <w:tcBorders>
+              <w:top w:val="single" w:sz="4" w:space="0" w:color="auto"/>
+              <w:left w:val="nil"/>
+              <w:bottom w:val="single" w:sz="4" w:space="0" w:color="auto"/>
+              <w:right w:val="single" w:sz="4" w:space="0" w:color="auto"/>
+            </w:tcBorders>
+            <w:shd w:val="clear" w:color="auto" w:fill="auto"/>
+            <w:noWrap/>
+            <w:vAlign w:val="bottom"/>
+            <w:hideMark/>
+          </w:tcPr>
+          <w:p>
+            <w:pPr>
+              <w:spacing w:after="0" w:line="240" w:lineRule="auto"/>
+              <w:jc w:val="center"/>
+              <w:rPr>
+                <w:rFonts w:ascii="Calibri" w:eastAsia="Times New Roman" w:hAnsi="Calibri" w:cs="Calibri"/>
+                <w:color w:val="000000"/>
+                <w:sz w:val="20"/>
+                <w:szCs w:val="20"/>
+              </w:rPr>
+            </w:pPr>
+            <w:r>
+              <w:rPr>
+                <w:rFonts w:ascii="Calibri" w:eastAsia="Times New Roman" w:hAnsi="Calibri" w:cs="Calibri"/>
+                <w:color w:val="000000"/>
+                <w:sz w:val="20"/>
+                <w:szCs w:val="20"/>
+              </w:rPr>
+              <w:t> </w:t>
+            </w:r>
+          </w:p>
+        </w:tc>
+        <w:tc>
+          <w:tcPr>
+            <w:tcW w:w="1440" w:type="dxa"/>
+            <w:tcBorders>
+              <w:top w:val="single" w:sz="4" w:space="0" w:color="auto"/>
+              <w:left w:val="nil"/>
+              <w:bottom w:val="single" w:sz="4" w:space="0" w:color="auto"/>
+              <w:right w:val="single" w:sz="4" w:space="0" w:color="auto"/>
+            </w:tcBorders>
+            <w:shd w:val="clear" w:color="auto" w:fill="auto"/>
+            <w:noWrap/>
+            <w:vAlign w:val="bottom"/>
+            <w:hideMark/>
+          </w:tcPr>
+          <w:p>
+            <w:pPr>
+              <w:spacing w:after="0" w:line="240" w:lineRule="auto"/>
+              <w:jc w:val="center"/>
+              <w:rPr>
+                <w:rFonts w:ascii="Calibri" w:eastAsia="Times New Roman" w:hAnsi="Calibri" w:cs="Calibri"/>
+                <w:color w:val="000000"/>
+                <w:sz w:val="20"/>
+                <w:szCs w:val="20"/>
+              </w:rPr>
+            </w:pPr>
+            <w:r>
+              <w:rPr>
+                <w:rFonts w:ascii="Calibri" w:eastAsia="Times New Roman" w:hAnsi="Calibri" w:cs="Calibri"/>
+                <w:color w:val="000000"/>
+                <w:sz w:val="20"/>
+                <w:szCs w:val="20"/>
+              </w:rPr>
+              <w:t> </w:t>
+            </w:r>
+          </w:p>
+        </w:tc>
+      </w:tr>
+      <w:tr>
+        <w:trPr>
+          <w:trHeight w:val="300"/>
+        </w:trPr>
+        <w:tc>
+          <w:tcPr>
+            <w:tcW w:w="1615" w:type="dxa"/>
+            <w:tcBorders>
+              <w:top w:val="single" w:sz="4" w:space="0" w:color="auto"/>
+              <w:left w:val="single" w:sz="4" w:space="0" w:color="auto"/>
+              <w:bottom w:val="single" w:sz="4" w:space="0" w:color="auto"/>
+              <w:right w:val="single" w:sz="4" w:space="0" w:color="auto"/>
+            </w:tcBorders>
+            <w:shd w:val="clear" w:color="000000" w:fill="D9D9D9"/>
+            <w:noWrap/>
+            <w:vAlign w:val="center"/>
+          </w:tcPr>
+          <w:p>
+            <w:pPr>
+              <w:spacing w:after="0" w:line="240" w:lineRule="auto"/>
+              <w:jc w:val="center"/>
+              <w:rPr>
+                <w:rFonts w:ascii="Calibri" w:eastAsia="Times New Roman" w:hAnsi="Calibri" w:cs="Calibri"/>
+                <w:sz w:val="20"/>
+                <w:szCs w:val="20"/>
+              </w:rPr>
+            </w:pPr>
+            <w:r>
+              <w:rPr>
+                <w:rFonts w:ascii="Calibri" w:eastAsia="Times New Roman" w:hAnsi="Calibri" w:cs="Calibri"/>
+                <w:sz w:val="20"/>
+                <w:szCs w:val="20"/>
+              </w:rPr>
+              <w:t xml:space="preserve">Mark </w:t>
+            </w:r>
+            <w:r>
+              <w:rPr>
+                <w:rFonts w:ascii="Calibri" w:eastAsia="Times New Roman" w:hAnsi="Calibri" w:cs="Calibri" w:hint="eastAsia"/>
+                <w:sz w:val="20"/>
+                <w:szCs w:val="20"/>
+              </w:rPr>
+              <w:t>‘</w:t>
+            </w:r>
+            <w:r>
+              <w:rPr>
+                <w:rFonts w:ascii="Calibri" w:eastAsia="Times New Roman" w:hAnsi="Calibri" w:cs="Calibri"/>
+                <w:sz w:val="20"/>
+                <w:szCs w:val="20"/>
+              </w:rPr>
+              <w:t>1</w:t>
+            </w:r>
+            <w:r>
+              <w:rPr>
+                <w:rFonts w:ascii="Calibri" w:eastAsia="Times New Roman" w:hAnsi="Calibri" w:cs="Calibri" w:hint="eastAsia"/>
+                <w:sz w:val="20"/>
+                <w:szCs w:val="20"/>
+              </w:rPr>
+              <w:t>’</w:t>
+            </w:r>
+            <w:r>
+              <w:rPr>
+                <w:rFonts w:ascii="Calibri" w:eastAsia="Times New Roman" w:hAnsi="Calibri" w:cs="Calibri"/>
+                <w:sz w:val="20"/>
+                <w:szCs w:val="20"/>
+              </w:rPr>
+              <w:t xml:space="preserve"> if:</w:t>
+            </w:r>
+          </w:p>
+        </w:tc>
+        <w:tc>
+          <w:tcPr>
+            <w:tcW w:w="8730" w:type="dxa"/>
+            <w:gridSpan w:val="6"/>
+            <w:tcBorders>
+              <w:top w:val="single" w:sz="4" w:space="0" w:color="auto"/>
+              <w:left w:val="single" w:sz="4" w:space="0" w:color="auto"/>
+              <w:bottom w:val="single" w:sz="4" w:space="0" w:color="auto"/>
+              <w:right w:val="single" w:sz="4" w:space="0" w:color="auto"/>
+            </w:tcBorders>
+            <w:shd w:val="clear" w:color="auto" w:fill="auto"/>
+            <w:noWrap/>
+            <w:vAlign w:val="bottom"/>
+          </w:tcPr>
+          <w:p>
+            <w:pPr>
+              <w:spacing w:after="0" w:line="240" w:lineRule="auto"/>
+              <w:rPr>
+                <w:rFonts w:ascii="Calibri" w:eastAsia="Times New Roman" w:hAnsi="Calibri" w:cs="Calibri"/>
+                <w:sz w:val="20"/>
+                <w:szCs w:val="20"/>
+              </w:rPr>
+            </w:pPr>
+            <w:r>
+              <w:rPr>
+                <w:rFonts w:ascii="Calibri" w:eastAsia="Times New Roman" w:hAnsi="Calibri" w:cs="Calibri"/>
+                <w:sz w:val="20"/>
+                <w:szCs w:val="20"/>
+              </w:rPr>
+              <w:t>You made good progress towards large projects. You completed tasks in a reasonable time. You delivered on promises and deals you made.</w:t>
+            </w:r>
+          </w:p>
+        </w:tc>
+      </w:tr>
+      <w:tr>
+        <w:trPr>
+          <w:trHeight w:val="300"/>
+        </w:trPr>
+        <w:tc>
+          <w:tcPr>
+            <w:tcW w:w="1615" w:type="dxa"/>
+            <w:tcBorders>
+              <w:top w:val="single" w:sz="4" w:space="0" w:color="auto"/>
+              <w:left w:val="single" w:sz="4" w:space="0" w:color="auto"/>
+              <w:bottom w:val="single" w:sz="4" w:space="0" w:color="auto"/>
+              <w:right w:val="single" w:sz="4" w:space="0" w:color="auto"/>
+            </w:tcBorders>
+            <w:shd w:val="clear" w:color="000000" w:fill="D9D9D9"/>
+            <w:noWrap/>
+            <w:vAlign w:val="center"/>
+            <w:hideMark/>
+          </w:tcPr>
+          <w:p>
+            <w:pPr>
+              <w:spacing w:after="0" w:line="240" w:lineRule="auto"/>
+              <w:jc w:val="center"/>
+              <w:rPr>
+                <w:rFonts w:ascii="Calibri" w:eastAsia="Times New Roman" w:hAnsi="Calibri" w:cs="Calibri"/>
+                <w:sz w:val="20"/>
+                <w:szCs w:val="20"/>
+              </w:rPr>
+            </w:pPr>
+            <w:r>
+              <w:rPr>
+                <w:rFonts w:ascii="Calibri" w:eastAsia="Times New Roman" w:hAnsi="Calibri" w:cs="Calibri"/>
+                <w:sz w:val="20"/>
+                <w:szCs w:val="20"/>
+              </w:rPr>
+              <w:t>Two or more 0</w:t>
+            </w:r>
+            <w:r>
+              <w:rPr>
+                <w:rFonts w:ascii="Calibri" w:eastAsia="Times New Roman" w:hAnsi="Calibri" w:cs="Calibri" w:hint="eastAsia"/>
+                <w:sz w:val="20"/>
+                <w:szCs w:val="20"/>
+              </w:rPr>
+              <w:t>’</w:t>
+            </w:r>
+            <w:r>
+              <w:rPr>
+                <w:rFonts w:ascii="Calibri" w:eastAsia="Times New Roman" w:hAnsi="Calibri" w:cs="Calibri"/>
+                <w:sz w:val="20"/>
+                <w:szCs w:val="20"/>
+              </w:rPr>
+              <w:t>s, explain why:</w:t>
+            </w:r>
+          </w:p>
+        </w:tc>
+        <w:tc>
+          <w:tcPr>
+            <w:tcW w:w="8730" w:type="dxa"/>
+            <w:gridSpan w:val="6"/>
+            <w:tcBorders>
+              <w:top w:val="single" w:sz="4" w:space="0" w:color="auto"/>
+              <w:left w:val="single" w:sz="4" w:space="0" w:color="auto"/>
+              <w:bottom w:val="single" w:sz="4" w:space="0" w:color="auto"/>
+              <w:right w:val="single" w:sz="4" w:space="0" w:color="auto"/>
+            </w:tcBorders>
+            <w:shd w:val="clear" w:color="auto" w:fill="auto"/>
+            <w:noWrap/>
+            <w:vAlign w:val="bottom"/>
+            <w:hideMark/>
+          </w:tcPr>
+          <w:p>
+            <w:pPr>
+              <w:spacing w:after="0" w:line="240" w:lineRule="auto"/>
+              <w:rPr>
+                <w:rFonts w:ascii="Calibri" w:eastAsia="Times New Roman" w:hAnsi="Calibri" w:cs="Calibri"/>
+                <w:sz w:val="20"/>
+                <w:szCs w:val="20"/>
+              </w:rPr>
+            </w:pPr>
+          </w:p>
+          <w:p>
+            <w:pPr>
+              <w:spacing w:after="0" w:line="240" w:lineRule="auto"/>
+              <w:rPr>
+                <w:rFonts w:ascii="Calibri" w:eastAsia="Times New Roman" w:hAnsi="Calibri" w:cs="Calibri"/>
+                <w:sz w:val="20"/>
+                <w:szCs w:val="20"/>
+              </w:rPr>
+            </w:pPr>
+          </w:p>
+          <w:p>
+            <w:pPr>
+              <w:spacing w:after="0" w:line="240" w:lineRule="auto"/>
+              <w:jc w:val="center"/>
+              <w:rPr>
+                <w:rFonts w:ascii="Calibri" w:eastAsia="Times New Roman" w:hAnsi="Calibri" w:cs="Calibri"/>
+                <w:sz w:val="20"/>
+                <w:szCs w:val="20"/>
+              </w:rPr>
+            </w:pPr>
+          </w:p>
+        </w:tc>
+      </w:tr>
+      <w:tr>
+        <w:trPr>
+          <w:trHeight w:val="300"/>
+        </w:trPr>
+        <w:tc>
+          <w:tcPr>
+            <w:tcW w:w="1615" w:type="dxa"/>
+            <w:tcBorders>
+              <w:top w:val="single" w:sz="4" w:space="0" w:color="auto"/>
+              <w:left w:val="single" w:sz="4" w:space="0" w:color="auto"/>
+              <w:bottom w:val="single" w:sz="4" w:space="0" w:color="auto"/>
+              <w:right w:val="nil"/>
+            </w:tcBorders>
+            <w:shd w:val="clear" w:color="000000" w:fill="000000"/>
+            <w:noWrap/>
+            <w:vAlign w:val="center"/>
+            <w:hideMark/>
+          </w:tcPr>
+          <w:p>
+            <w:pPr>
+              <w:spacing w:after="0" w:line="240" w:lineRule="auto"/>
+              <w:jc w:val="center"/>
+              <w:rPr>
+                <w:rFonts w:ascii="Calibri" w:eastAsia="Times New Roman" w:hAnsi="Calibri" w:cs="Calibri"/>
+                <w:color w:val="000000"/>
+                <w:sz w:val="20"/>
+                <w:szCs w:val="20"/>
+              </w:rPr>
+            </w:pPr>
+          </w:p>
+        </w:tc>
+        <w:tc>
+          <w:tcPr>
+            <w:tcW w:w="1530" w:type="dxa"/>
+            <w:tcBorders>
+              <w:top w:val="single" w:sz="4" w:space="0" w:color="auto"/>
+              <w:left w:val="nil"/>
+              <w:bottom w:val="single" w:sz="4" w:space="0" w:color="auto"/>
+              <w:right w:val="nil"/>
+            </w:tcBorders>
+            <w:shd w:val="clear" w:color="000000" w:fill="000000"/>
+            <w:noWrap/>
+            <w:vAlign w:val="bottom"/>
+            <w:hideMark/>
+          </w:tcPr>
+          <w:p>
+            <w:pPr>
+              <w:spacing w:after="0" w:line="240" w:lineRule="auto"/>
+              <w:jc w:val="center"/>
+              <w:rPr>
+                <w:rFonts w:ascii="Calibri" w:eastAsia="Times New Roman" w:hAnsi="Calibri" w:cs="Calibri"/>
+                <w:color w:val="FFFFFF"/>
+                <w:sz w:val="20"/>
+                <w:szCs w:val="20"/>
+              </w:rPr>
+            </w:pPr>
+            <w:r>
+              <w:rPr>
+                <w:rFonts w:ascii="Calibri" w:eastAsia="Times New Roman" w:hAnsi="Calibri" w:cs="Calibri"/>
+                <w:color w:val="FFFFFF"/>
+                <w:sz w:val="20"/>
+                <w:szCs w:val="20"/>
+              </w:rPr>
+              <w:t>Procedures</w:t>
+            </w:r>
+          </w:p>
+        </w:tc>
+        <w:tc>
+          <w:tcPr>
+            <w:tcW w:w="1440" w:type="dxa"/>
+            <w:tcBorders>
+              <w:top w:val="single" w:sz="4" w:space="0" w:color="auto"/>
+              <w:left w:val="single" w:sz="4" w:space="0" w:color="auto"/>
+              <w:bottom w:val="single" w:sz="4" w:space="0" w:color="auto"/>
+              <w:right w:val="single" w:sz="4" w:space="0" w:color="auto"/>
+            </w:tcBorders>
+            <w:shd w:val="clear" w:color="auto" w:fill="auto"/>
+            <w:noWrap/>
+            <w:vAlign w:val="bottom"/>
+            <w:hideMark/>
+          </w:tcPr>
+          <w:p>
+            <w:pPr>
+              <w:spacing w:after="0" w:line="240" w:lineRule="auto"/>
+              <w:jc w:val="center"/>
+              <w:rPr>
+                <w:rFonts w:ascii="Calibri" w:eastAsia="Times New Roman" w:hAnsi="Calibri" w:cs="Calibri"/>
+                <w:color w:val="000000"/>
+                <w:sz w:val="20"/>
+                <w:szCs w:val="20"/>
+              </w:rPr>
+            </w:pPr>
+            <w:r>
+              <w:rPr>
+                <w:rFonts w:ascii="Calibri" w:eastAsia="Times New Roman" w:hAnsi="Calibri" w:cs="Calibri"/>
+                <w:color w:val="000000"/>
+                <w:sz w:val="20"/>
+                <w:szCs w:val="20"/>
+              </w:rPr>
+              <w:t> </w:t>
+            </w:r>
+          </w:p>
+        </w:tc>
+        <w:tc>
+          <w:tcPr>
+            <w:tcW w:w="1440" w:type="dxa"/>
+            <w:tcBorders>
+              <w:top w:val="single" w:sz="4" w:space="0" w:color="auto"/>
+              <w:left w:val="nil"/>
+              <w:bottom w:val="single" w:sz="4" w:space="0" w:color="auto"/>
+              <w:right w:val="single" w:sz="4" w:space="0" w:color="auto"/>
+            </w:tcBorders>
+            <w:shd w:val="clear" w:color="auto" w:fill="auto"/>
+            <w:noWrap/>
+            <w:vAlign w:val="bottom"/>
+            <w:hideMark/>
+          </w:tcPr>
+          <w:p>
+            <w:pPr>
+              <w:spacing w:after="0" w:line="240" w:lineRule="auto"/>
+              <w:jc w:val="center"/>
+              <w:rPr>
+                <w:rFonts w:ascii="Calibri" w:eastAsia="Times New Roman" w:hAnsi="Calibri" w:cs="Calibri"/>
+                <w:color w:val="000000"/>
+                <w:sz w:val="20"/>
+                <w:szCs w:val="20"/>
+              </w:rPr>
+            </w:pPr>
+            <w:r>
+              <w:rPr>
+                <w:rFonts w:ascii="Calibri" w:eastAsia="Times New Roman" w:hAnsi="Calibri" w:cs="Calibri"/>
+                <w:color w:val="000000"/>
+                <w:sz w:val="20"/>
+                <w:szCs w:val="20"/>
+              </w:rPr>
+              <w:t> </w:t>
+            </w:r>
+          </w:p>
+        </w:tc>
+        <w:tc>
+          <w:tcPr>
+            <w:tcW w:w="1440" w:type="dxa"/>
+            <w:tcBorders>
+              <w:top w:val="single" w:sz="4" w:space="0" w:color="auto"/>
+              <w:left w:val="nil"/>
+              <w:bottom w:val="single" w:sz="4" w:space="0" w:color="auto"/>
+              <w:right w:val="single" w:sz="4" w:space="0" w:color="auto"/>
+            </w:tcBorders>
+            <w:shd w:val="clear" w:color="auto" w:fill="auto"/>
+            <w:noWrap/>
+            <w:vAlign w:val="bottom"/>
+            <w:hideMark/>
+          </w:tcPr>
+          <w:p>
+            <w:pPr>
+              <w:spacing w:after="0" w:line="240" w:lineRule="auto"/>
+              <w:jc w:val="center"/>
+              <w:rPr>
+                <w:rFonts w:ascii="Calibri" w:eastAsia="Times New Roman" w:hAnsi="Calibri" w:cs="Calibri"/>
+                <w:color w:val="000000"/>
+                <w:sz w:val="20"/>
+                <w:szCs w:val="20"/>
+              </w:rPr>
+            </w:pPr>
+            <w:r>
+              <w:rPr>
+                <w:rFonts w:ascii="Calibri" w:eastAsia="Times New Roman" w:hAnsi="Calibri" w:cs="Calibri"/>
+                <w:color w:val="000000"/>
+                <w:sz w:val="20"/>
+                <w:szCs w:val="20"/>
+              </w:rPr>
+              <w:t> </w:t>
+            </w:r>
+          </w:p>
+        </w:tc>
+        <w:tc>
+          <w:tcPr>
+            <w:tcW w:w="1440" w:type="dxa"/>
+            <w:tcBorders>
+              <w:top w:val="single" w:sz="4" w:space="0" w:color="auto"/>
+              <w:left w:val="nil"/>
+              <w:bottom w:val="single" w:sz="4" w:space="0" w:color="auto"/>
+              <w:right w:val="single" w:sz="4" w:space="0" w:color="auto"/>
+            </w:tcBorders>
+            <w:shd w:val="clear" w:color="auto" w:fill="auto"/>
+            <w:noWrap/>
+            <w:vAlign w:val="bottom"/>
+            <w:hideMark/>
+          </w:tcPr>
+          <w:p>
+            <w:pPr>
+              <w:spacing w:after="0" w:line="240" w:lineRule="auto"/>
+              <w:jc w:val="center"/>
+              <w:rPr>
+                <w:rFonts w:ascii="Calibri" w:eastAsia="Times New Roman" w:hAnsi="Calibri" w:cs="Calibri"/>
+                <w:color w:val="000000"/>
+                <w:sz w:val="20"/>
+                <w:szCs w:val="20"/>
+              </w:rPr>
+            </w:pPr>
+            <w:r>
+              <w:rPr>
+                <w:rFonts w:ascii="Calibri" w:eastAsia="Times New Roman" w:hAnsi="Calibri" w:cs="Calibri"/>
+                <w:color w:val="000000"/>
+                <w:sz w:val="20"/>
+                <w:szCs w:val="20"/>
+              </w:rPr>
+              <w:t> </w:t>
+            </w:r>
+          </w:p>
+        </w:tc>
+        <w:tc>
+          <w:tcPr>
+            <w:tcW w:w="1440" w:type="dxa"/>
+            <w:tcBorders>
+              <w:top w:val="single" w:sz="4" w:space="0" w:color="auto"/>
+              <w:left w:val="nil"/>
+              <w:bottom w:val="single" w:sz="4" w:space="0" w:color="auto"/>
+              <w:right w:val="single" w:sz="4" w:space="0" w:color="auto"/>
+            </w:tcBorders>
+            <w:shd w:val="clear" w:color="auto" w:fill="auto"/>
+            <w:noWrap/>
+            <w:vAlign w:val="bottom"/>
+            <w:hideMark/>
+          </w:tcPr>
+          <w:p>
+            <w:pPr>
+              <w:spacing w:after="0" w:line="240" w:lineRule="auto"/>
+              <w:jc w:val="center"/>
+              <w:rPr>
+                <w:rFonts w:ascii="Calibri" w:eastAsia="Times New Roman" w:hAnsi="Calibri" w:cs="Calibri"/>
+                <w:color w:val="000000"/>
+                <w:sz w:val="20"/>
+                <w:szCs w:val="20"/>
+              </w:rPr>
+            </w:pPr>
+            <w:r>
+              <w:rPr>
+                <w:rFonts w:ascii="Calibri" w:eastAsia="Times New Roman" w:hAnsi="Calibri" w:cs="Calibri"/>
+                <w:color w:val="000000"/>
+                <w:sz w:val="20"/>
+                <w:szCs w:val="20"/>
+              </w:rPr>
+              <w:t> </w:t>
+            </w:r>
+          </w:p>
+        </w:tc>
+      </w:tr>
+      <w:tr>
+        <w:trPr>
+          <w:trHeight w:val="300"/>
+        </w:trPr>
+        <w:tc>
+          <w:tcPr>
+            <w:tcW w:w="1615" w:type="dxa"/>
+            <w:tcBorders>
+              <w:top w:val="single" w:sz="4" w:space="0" w:color="auto"/>
+              <w:left w:val="single" w:sz="4" w:space="0" w:color="auto"/>
+              <w:bottom w:val="single" w:sz="4" w:space="0" w:color="auto"/>
+              <w:right w:val="single" w:sz="4" w:space="0" w:color="auto"/>
+            </w:tcBorders>
+            <w:shd w:val="clear" w:color="000000" w:fill="D9D9D9"/>
+            <w:noWrap/>
+            <w:vAlign w:val="center"/>
+          </w:tcPr>
+          <w:p>
+            <w:pPr>
+              <w:spacing w:after="0" w:line="240" w:lineRule="auto"/>
+              <w:jc w:val="center"/>
+              <w:rPr>
+                <w:rFonts w:ascii="Calibri" w:eastAsia="Times New Roman" w:hAnsi="Calibri" w:cs="Calibri"/>
+                <w:sz w:val="20"/>
+                <w:szCs w:val="20"/>
+              </w:rPr>
+            </w:pPr>
+            <w:r>
+              <w:rPr>
+                <w:rFonts w:ascii="Calibri" w:eastAsia="Times New Roman" w:hAnsi="Calibri" w:cs="Calibri"/>
+                <w:sz w:val="20"/>
+                <w:szCs w:val="20"/>
+              </w:rPr>
+              <w:t xml:space="preserve">Mark </w:t>
+            </w:r>
+            <w:r>
+              <w:rPr>
+                <w:rFonts w:ascii="Calibri" w:eastAsia="Times New Roman" w:hAnsi="Calibri" w:cs="Calibri" w:hint="eastAsia"/>
+                <w:sz w:val="20"/>
+                <w:szCs w:val="20"/>
+              </w:rPr>
+              <w:t>‘</w:t>
+            </w:r>
+            <w:r>
+              <w:rPr>
+                <w:rFonts w:ascii="Calibri" w:eastAsia="Times New Roman" w:hAnsi="Calibri" w:cs="Calibri"/>
+                <w:sz w:val="20"/>
+                <w:szCs w:val="20"/>
+              </w:rPr>
+              <w:t>1</w:t>
+            </w:r>
+            <w:r>
+              <w:rPr>
+                <w:rFonts w:ascii="Calibri" w:eastAsia="Times New Roman" w:hAnsi="Calibri" w:cs="Calibri" w:hint="eastAsia"/>
+                <w:sz w:val="20"/>
+                <w:szCs w:val="20"/>
+              </w:rPr>
+              <w:t>’</w:t>
+            </w:r>
+            <w:r>
+              <w:rPr>
+                <w:rFonts w:ascii="Calibri" w:eastAsia="Times New Roman" w:hAnsi="Calibri" w:cs="Calibri"/>
+                <w:sz w:val="20"/>
+                <w:szCs w:val="20"/>
+              </w:rPr>
+              <w:t xml:space="preserve"> if:</w:t>
+            </w:r>
+          </w:p>
+        </w:tc>
+        <w:tc>
+          <w:tcPr>
+            <w:tcW w:w="8730" w:type="dxa"/>
+            <w:gridSpan w:val="6"/>
+            <w:tcBorders>
+              <w:top w:val="single" w:sz="4" w:space="0" w:color="auto"/>
+              <w:left w:val="single" w:sz="4" w:space="0" w:color="auto"/>
+              <w:bottom w:val="single" w:sz="4" w:space="0" w:color="auto"/>
+              <w:right w:val="single" w:sz="4" w:space="0" w:color="auto"/>
+            </w:tcBorders>
+            <w:shd w:val="clear" w:color="auto" w:fill="auto"/>
+            <w:noWrap/>
+            <w:vAlign w:val="bottom"/>
+          </w:tcPr>
+          <w:p>
+            <w:pPr>
+              <w:spacing w:after="0" w:line="240" w:lineRule="auto"/>
+              <w:rPr>
+                <w:rFonts w:ascii="Calibri" w:eastAsia="Times New Roman" w:hAnsi="Calibri" w:cs="Calibri"/>
+                <w:sz w:val="20"/>
+                <w:szCs w:val="20"/>
+              </w:rPr>
+            </w:pPr>
+            <w:r>
+              <w:rPr>
+                <w:rFonts w:ascii="Calibri" w:eastAsia="Times New Roman" w:hAnsi="Calibri" w:cs="Calibri"/>
+                <w:sz w:val="20"/>
+                <w:szCs w:val="20"/>
+              </w:rPr>
+              <w:t>You followed classroom rules. You did not misuse devices. You submitted all work according to procedure (Issues, Pull Requests, DocPacs, etc).</w:t>
+            </w:r>
+          </w:p>
+        </w:tc>
+      </w:tr>
+      <w:tr>
+        <w:trPr>
+          <w:trHeight w:val="300"/>
+        </w:trPr>
+        <w:tc>
+          <w:tcPr>
+            <w:tcW w:w="1615" w:type="dxa"/>
+            <w:tcBorders>
+              <w:top w:val="single" w:sz="4" w:space="0" w:color="auto"/>
+              <w:left w:val="single" w:sz="4" w:space="0" w:color="auto"/>
+              <w:bottom w:val="single" w:sz="4" w:space="0" w:color="auto"/>
+              <w:right w:val="single" w:sz="4" w:space="0" w:color="auto"/>
+            </w:tcBorders>
+            <w:shd w:val="clear" w:color="000000" w:fill="D9D9D9"/>
+            <w:noWrap/>
+            <w:vAlign w:val="center"/>
+            <w:hideMark/>
+          </w:tcPr>
+          <w:p>
+            <w:pPr>
+              <w:spacing w:after="0" w:line="240" w:lineRule="auto"/>
+              <w:jc w:val="center"/>
+              <w:rPr>
+                <w:rFonts w:ascii="Calibri" w:eastAsia="Times New Roman" w:hAnsi="Calibri" w:cs="Calibri"/>
+                <w:sz w:val="20"/>
+                <w:szCs w:val="20"/>
+              </w:rPr>
+            </w:pPr>
+            <w:r>
+              <w:rPr>
+                <w:rFonts w:ascii="Calibri" w:eastAsia="Times New Roman" w:hAnsi="Calibri" w:cs="Calibri"/>
+                <w:sz w:val="20"/>
+                <w:szCs w:val="20"/>
+              </w:rPr>
+              <w:t>Two or more 0</w:t>
+            </w:r>
+            <w:r>
+              <w:rPr>
+                <w:rFonts w:ascii="Calibri" w:eastAsia="Times New Roman" w:hAnsi="Calibri" w:cs="Calibri" w:hint="eastAsia"/>
+                <w:sz w:val="20"/>
+                <w:szCs w:val="20"/>
+              </w:rPr>
+              <w:t>’</w:t>
+            </w:r>
+            <w:r>
+              <w:rPr>
+                <w:rFonts w:ascii="Calibri" w:eastAsia="Times New Roman" w:hAnsi="Calibri" w:cs="Calibri"/>
+                <w:sz w:val="20"/>
+                <w:szCs w:val="20"/>
+              </w:rPr>
+              <w:t>s, explain why:</w:t>
+            </w:r>
+          </w:p>
+        </w:tc>
+        <w:tc>
+          <w:tcPr>
+            <w:tcW w:w="8730" w:type="dxa"/>
+            <w:gridSpan w:val="6"/>
+            <w:tcBorders>
+              <w:top w:val="single" w:sz="4" w:space="0" w:color="auto"/>
+              <w:left w:val="single" w:sz="4" w:space="0" w:color="auto"/>
+              <w:bottom w:val="single" w:sz="4" w:space="0" w:color="auto"/>
+              <w:right w:val="single" w:sz="4" w:space="0" w:color="auto"/>
+            </w:tcBorders>
+            <w:shd w:val="clear" w:color="auto" w:fill="auto"/>
+            <w:noWrap/>
+            <w:vAlign w:val="bottom"/>
+            <w:hideMark/>
+          </w:tcPr>
+          <w:p>
+            <w:pPr>
+              <w:spacing w:after="0" w:line="240" w:lineRule="auto"/>
+              <w:rPr>
+                <w:rFonts w:ascii="Calibri" w:eastAsia="Times New Roman" w:hAnsi="Calibri" w:cs="Calibri"/>
+                <w:sz w:val="20"/>
+                <w:szCs w:val="20"/>
+              </w:rPr>
+            </w:pPr>
+          </w:p>
+          <w:p>
+            <w:pPr>
+              <w:spacing w:after="0" w:line="240" w:lineRule="auto"/>
+              <w:rPr>
+                <w:rFonts w:ascii="Calibri" w:eastAsia="Times New Roman" w:hAnsi="Calibri" w:cs="Calibri"/>
+                <w:sz w:val="20"/>
+                <w:szCs w:val="20"/>
+              </w:rPr>
+            </w:pPr>
+          </w:p>
+          <w:p>
+            <w:pPr>
+              <w:spacing w:after="0" w:line="240" w:lineRule="auto"/>
+              <w:rPr>
+                <w:rFonts w:ascii="Calibri" w:eastAsia="Times New Roman" w:hAnsi="Calibri" w:cs="Calibri"/>
+                <w:sz w:val="20"/>
+                <w:szCs w:val="20"/>
+              </w:rPr>
+            </w:pPr>
+          </w:p>
+        </w:tc>
+      </w:tr>
+    </w:tbl>
     <w:p>
       <w:pPr>
         <w:pStyle w:val="Heading1"/>
-      </w:pPr>
-    </w:p>
-    <w:p>
-      <w:pPr>
-        <w:rPr>
-          <w:sz w:val="32"/>
-          <w:szCs w:val="32"/>
-        </w:rPr>
+        <w:keepNext/>
       </w:pPr>
       <w:r>
-        <w:br w:type="page"/>
+        <w:t>Company Projects</w:t>
       </w:r>
     </w:p>
-    <w:p>
-      <w:pPr>
-        <w:pStyle w:val="Heading1"/>
-      </w:pPr>
-      <w:r>
-        <w:lastRenderedPageBreak/>
-        <w:t>G</w:t>
-      </w:r>
-      <w:r>
-        <w:t>rading</w:t>
-      </w:r>
-    </w:p>
+    <w:tbl>
+      <w:tblPr>
+        <w:tblStyle w:val="TableGrid"/>
+        <w:tblW w:w="10893" w:type="dxa"/>
+        <w:tblLook w:val="04A0" w:firstRow="1" w:lastRow="0" w:firstColumn="1" w:lastColumn="0" w:noHBand="0" w:noVBand="1"/>
+      </w:tblPr>
+      <w:tblGrid>
+        <w:gridCol w:w="816"/>
+        <w:gridCol w:w="351"/>
+        <w:gridCol w:w="1978"/>
+        <w:gridCol w:w="6838"/>
+        <w:gridCol w:w="910"/>
+      </w:tblGrid>
+      <w:tr>
+        <w:trPr>
+          <w:cantSplit/>
+        </w:trPr>
+        <w:tc>
+          <w:tcPr>
+            <w:tcW w:w="720" w:type="dxa"/>
+          </w:tcPr>
+          <w:p>
+            <w:pPr>
+              <w:rPr>
+                <w:b/>
+                <w:bCs/>
+              </w:rPr>
+            </w:pPr>
+            <w:r>
+              <w:rPr>
+                <w:b/>
+                <w:bCs/>
+              </w:rPr>
+              <w:t>Done</w:t>
+            </w:r>
+          </w:p>
+        </w:tc>
+        <w:tc>
+          <w:tcPr>
+            <w:tcW w:w="351" w:type="dxa"/>
+          </w:tcPr>
+          <w:p>
+            <w:pPr>
+              <w:rPr>
+                <w:b/>
+                <w:bCs/>
+              </w:rPr>
+            </w:pPr>
+            <w:r>
+              <w:rPr>
+                <w:b/>
+                <w:bCs/>
+              </w:rPr>
+              <w:t>#</w:t>
+            </w:r>
+          </w:p>
+        </w:tc>
+        <w:tc>
+          <w:tcPr>
+            <w:tcW w:w="1986" w:type="dxa"/>
+          </w:tcPr>
+          <w:p>
+            <w:pPr>
+              <w:rPr>
+                <w:b/>
+                <w:bCs/>
+              </w:rPr>
+            </w:pPr>
+            <w:r>
+              <w:rPr>
+                <w:b/>
+                <w:bCs/>
+              </w:rPr>
+              <w:t>Category</w:t>
+            </w:r>
+          </w:p>
+        </w:tc>
+        <w:tc>
+          <w:tcPr>
+            <w:tcW w:w="6926" w:type="dxa"/>
+          </w:tcPr>
+          <w:p>
+            <w:pPr>
+              <w:rPr>
+                <w:b/>
+                <w:bCs/>
+              </w:rPr>
+            </w:pPr>
+            <w:r>
+              <w:rPr>
+                <w:b/>
+                <w:bCs/>
+              </w:rPr>
+              <w:t>Requirements</w:t>
+            </w:r>
+          </w:p>
+        </w:tc>
+        <w:tc>
+          <w:tcPr>
+            <w:tcW w:w="910" w:type="dxa"/>
+          </w:tcPr>
+          <w:p>
+            <w:pPr>
+              <w:rPr>
+                <w:b/>
+                <w:bCs/>
+              </w:rPr>
+            </w:pPr>
+            <w:r>
+              <w:rPr>
+                <w:b/>
+                <w:bCs/>
+              </w:rPr>
+              <w:t>Grade</w:t>
+            </w:r>
+          </w:p>
+        </w:tc>
+      </w:tr>
+      <w:tr>
+        <w:trPr>
+          <w:cantSplit/>
+        </w:trPr>
+        <w:tc>
+          <w:tcPr>
+            <w:tcW w:w="720" w:type="dxa"/>
+          </w:tcPr>
+          <w:p>
+            <w:pPr>
+              <w:rPr>
+                <w:sz w:val="18"/>
+                <w:szCs w:val="18"/>
+              </w:rPr>
+            </w:pPr>
+          </w:p>
+        </w:tc>
+        <w:tc>
+          <w:tcPr>
+            <w:tcW w:w="351" w:type="dxa"/>
+            <w:vAlign w:val="center"/>
+          </w:tcPr>
+          <w:p>
+            <w:pPr>
+              <w:jc w:val="center"/>
+              <w:rPr>
+                <w:b/>
+                <w:bCs/>
+                <w:sz w:val="18"/>
+                <w:szCs w:val="18"/>
+              </w:rPr>
+            </w:pPr>
+            <w:r>
+              <w:rPr>
+                <w:b/>
+                <w:bCs/>
+                <w:sz w:val="18"/>
+                <w:szCs w:val="18"/>
+              </w:rPr>
+              <w:t>1</w:t>
+            </w:r>
+          </w:p>
+        </w:tc>
+        <w:tc>
+          <w:tcPr>
+            <w:tcW w:w="1986" w:type="dxa"/>
+            <w:vAlign w:val="center"/>
+          </w:tcPr>
+          <w:p>
+            <w:pPr>
+              <w:jc w:val="center"/>
+              <w:rPr>
+                <w:b/>
+                <w:bCs/>
+                <w:sz w:val="18"/>
+                <w:szCs w:val="18"/>
+              </w:rPr>
+            </w:pPr>
+            <w:r>
+              <w:rPr>
+                <w:b/>
+                <w:bCs/>
+                <w:sz w:val="18"/>
+                <w:szCs w:val="18"/>
+              </w:rPr>
+              <w:t>Participation</w:t>
+            </w:r>
+          </w:p>
+        </w:tc>
+        <w:tc>
+          <w:tcPr>
+            <w:tcW w:w="6926" w:type="dxa"/>
+          </w:tcPr>
+          <w:p>
+            <w:pPr>
+              <w:rPr>
+                <w:sz w:val="18"/>
+                <w:szCs w:val="18"/>
+              </w:rPr>
+            </w:pPr>
+            <w:r>
+              <w:rPr>
+                <w:sz w:val="18"/>
+                <w:szCs w:val="18"/>
+              </w:rPr>
+              <w:t>Good attendance. Good communication. Professionalism.</w:t>
+            </w:r>
+          </w:p>
+        </w:tc>
+        <w:tc>
+          <w:tcPr>
+            <w:tcW w:w="910" w:type="dxa"/>
+          </w:tcPr>
+          <w:p>
+            <w:pPr>
+              <w:rPr>
+                <w:sz w:val="18"/>
+                <w:szCs w:val="18"/>
+              </w:rPr>
+            </w:pPr>
+          </w:p>
+        </w:tc>
+      </w:tr>
+      <w:tr>
+        <w:trPr>
+          <w:cantSplit/>
+        </w:trPr>
+        <w:tc>
+          <w:tcPr>
+            <w:tcW w:w="720" w:type="dxa"/>
+          </w:tcPr>
+          <w:p>
+            <w:pPr>
+              <w:rPr>
+                <w:sz w:val="18"/>
+                <w:szCs w:val="18"/>
+              </w:rPr>
+            </w:pPr>
+          </w:p>
+        </w:tc>
+        <w:tc>
+          <w:tcPr>
+            <w:tcW w:w="351" w:type="dxa"/>
+            <w:vAlign w:val="center"/>
+          </w:tcPr>
+          <w:p>
+            <w:pPr>
+              <w:jc w:val="center"/>
+              <w:rPr>
+                <w:b/>
+                <w:bCs/>
+                <w:sz w:val="18"/>
+                <w:szCs w:val="18"/>
+              </w:rPr>
+            </w:pPr>
+            <w:r>
+              <w:rPr>
+                <w:b/>
+                <w:bCs/>
+                <w:sz w:val="18"/>
+                <w:szCs w:val="18"/>
+              </w:rPr>
+              <w:t>2</w:t>
+            </w:r>
+          </w:p>
+        </w:tc>
+        <w:tc>
+          <w:tcPr>
+            <w:tcW w:w="1986" w:type="dxa"/>
+            <w:vAlign w:val="center"/>
+          </w:tcPr>
+          <w:p>
+            <w:pPr>
+              <w:jc w:val="center"/>
+              <w:rPr>
+                <w:b/>
+                <w:bCs/>
+                <w:sz w:val="18"/>
+                <w:szCs w:val="18"/>
+              </w:rPr>
+            </w:pPr>
+            <w:r>
+              <w:rPr>
+                <w:b/>
+                <w:bCs/>
+                <w:sz w:val="18"/>
+                <w:szCs w:val="18"/>
+              </w:rPr>
+              <w:t>Documentation</w:t>
+            </w:r>
+          </w:p>
+        </w:tc>
+        <w:tc>
+          <w:tcPr>
+            <w:tcW w:w="6926" w:type="dxa"/>
+          </w:tcPr>
+          <w:p>
+            <w:pPr>
+              <w:rPr>
+                <w:sz w:val="18"/>
+                <w:szCs w:val="18"/>
+              </w:rPr>
+            </w:pPr>
+            <w:r>
+              <w:rPr>
+                <w:sz w:val="18"/>
+                <w:szCs w:val="18"/>
+              </w:rPr>
+              <w:t>Issues and Pull Requests had good summaries. Code was readable.</w:t>
+            </w:r>
+          </w:p>
+        </w:tc>
+        <w:tc>
+          <w:tcPr>
+            <w:tcW w:w="910" w:type="dxa"/>
+          </w:tcPr>
+          <w:p>
+            <w:pPr>
+              <w:rPr>
+                <w:sz w:val="18"/>
+                <w:szCs w:val="18"/>
+              </w:rPr>
+            </w:pPr>
+          </w:p>
+        </w:tc>
+      </w:tr>
+      <w:tr>
+        <w:trPr>
+          <w:cantSplit/>
+        </w:trPr>
+        <w:tc>
+          <w:tcPr>
+            <w:tcW w:w="720" w:type="dxa"/>
+          </w:tcPr>
+          <w:p>
+            <w:pPr>
+              <w:rPr>
+                <w:sz w:val="18"/>
+                <w:szCs w:val="18"/>
+              </w:rPr>
+            </w:pPr>
+          </w:p>
+        </w:tc>
+        <w:tc>
+          <w:tcPr>
+            <w:tcW w:w="351" w:type="dxa"/>
+            <w:vAlign w:val="center"/>
+          </w:tcPr>
+          <w:p>
+            <w:pPr>
+              <w:jc w:val="center"/>
+              <w:rPr>
+                <w:b/>
+                <w:bCs/>
+                <w:sz w:val="18"/>
+                <w:szCs w:val="18"/>
+              </w:rPr>
+            </w:pPr>
+            <w:r>
+              <w:rPr>
+                <w:b/>
+                <w:bCs/>
+                <w:sz w:val="18"/>
+                <w:szCs w:val="18"/>
+              </w:rPr>
+              <w:t>3</w:t>
+            </w:r>
+          </w:p>
+        </w:tc>
+        <w:tc>
+          <w:tcPr>
+            <w:tcW w:w="1986" w:type="dxa"/>
+            <w:vAlign w:val="center"/>
+          </w:tcPr>
+          <w:p>
+            <w:pPr>
+              <w:jc w:val="center"/>
+              <w:rPr>
+                <w:b/>
+                <w:bCs/>
+                <w:sz w:val="18"/>
+                <w:szCs w:val="18"/>
+              </w:rPr>
+            </w:pPr>
+            <w:r>
+              <w:rPr>
+                <w:b/>
+                <w:bCs/>
+                <w:sz w:val="18"/>
+                <w:szCs w:val="18"/>
+              </w:rPr>
+              <w:t>Procedure</w:t>
+            </w:r>
+          </w:p>
+        </w:tc>
+        <w:tc>
+          <w:tcPr>
+            <w:tcW w:w="6926" w:type="dxa"/>
+          </w:tcPr>
+          <w:p>
+            <w:pPr>
+              <w:rPr>
+                <w:sz w:val="18"/>
+                <w:szCs w:val="18"/>
+              </w:rPr>
+            </w:pPr>
+            <w:r>
+              <w:rPr>
+                <w:sz w:val="18"/>
+                <w:szCs w:val="18"/>
+              </w:rPr>
+              <w:t>Issues/PRs were assigned and tracked properly in the Github repository</w:t>
+            </w:r>
+          </w:p>
+        </w:tc>
+        <w:tc>
+          <w:tcPr>
+            <w:tcW w:w="910" w:type="dxa"/>
+          </w:tcPr>
+          <w:p>
+            <w:pPr>
+              <w:rPr>
+                <w:sz w:val="18"/>
+                <w:szCs w:val="18"/>
+              </w:rPr>
+            </w:pPr>
+          </w:p>
+        </w:tc>
+      </w:tr>
+      <w:tr>
+        <w:trPr>
+          <w:cantSplit/>
+        </w:trPr>
+        <w:tc>
+          <w:tcPr>
+            <w:tcW w:w="720" w:type="dxa"/>
+          </w:tcPr>
+          <w:p>
+            <w:pPr>
+              <w:rPr>
+                <w:sz w:val="18"/>
+                <w:szCs w:val="18"/>
+              </w:rPr>
+            </w:pPr>
+          </w:p>
+        </w:tc>
+        <w:tc>
+          <w:tcPr>
+            <w:tcW w:w="351" w:type="dxa"/>
+            <w:vAlign w:val="center"/>
+          </w:tcPr>
+          <w:p>
+            <w:pPr>
+              <w:jc w:val="center"/>
+              <w:rPr>
+                <w:b/>
+                <w:bCs/>
+                <w:sz w:val="18"/>
+                <w:szCs w:val="18"/>
+              </w:rPr>
+            </w:pPr>
+            <w:r>
+              <w:rPr>
+                <w:b/>
+                <w:bCs/>
+                <w:sz w:val="18"/>
+                <w:szCs w:val="18"/>
+              </w:rPr>
+              <w:t>4</w:t>
+            </w:r>
+          </w:p>
+        </w:tc>
+        <w:tc>
+          <w:tcPr>
+            <w:tcW w:w="1986" w:type="dxa"/>
+            <w:vAlign w:val="center"/>
+          </w:tcPr>
+          <w:p>
+            <w:pPr>
+              <w:jc w:val="center"/>
+              <w:rPr>
+                <w:b/>
+                <w:bCs/>
+                <w:sz w:val="18"/>
+                <w:szCs w:val="18"/>
+              </w:rPr>
+            </w:pPr>
+            <w:r>
+              <w:rPr>
+                <w:b/>
+                <w:bCs/>
+                <w:sz w:val="18"/>
+                <w:szCs w:val="18"/>
+              </w:rPr>
+              <w:t>DocPac Record</w:t>
+            </w:r>
+          </w:p>
+        </w:tc>
+        <w:tc>
+          <w:tcPr>
+            <w:tcW w:w="6926" w:type="dxa"/>
+          </w:tcPr>
+          <w:p>
+            <w:pPr>
+              <w:rPr>
+                <w:sz w:val="18"/>
+                <w:szCs w:val="18"/>
+              </w:rPr>
+            </w:pPr>
+            <w:r>
+              <w:rPr>
+                <w:sz w:val="18"/>
+                <w:szCs w:val="18"/>
+              </w:rPr>
+              <w:t>Company Project table was filled out correctly</w:t>
+            </w:r>
+          </w:p>
+        </w:tc>
+        <w:tc>
+          <w:tcPr>
+            <w:tcW w:w="910" w:type="dxa"/>
+          </w:tcPr>
+          <w:p>
+            <w:pPr>
+              <w:rPr>
+                <w:sz w:val="18"/>
+                <w:szCs w:val="18"/>
+              </w:rPr>
+            </w:pPr>
+          </w:p>
+        </w:tc>
+      </w:tr>
+      <w:tr>
+        <w:trPr>
+          <w:cantSplit/>
+        </w:trPr>
+        <w:tc>
+          <w:tcPr>
+            <w:tcW w:w="720" w:type="dxa"/>
+          </w:tcPr>
+          <w:p>
+            <w:pPr>
+              <w:rPr>
+                <w:sz w:val="18"/>
+                <w:szCs w:val="18"/>
+              </w:rPr>
+            </w:pPr>
+          </w:p>
+        </w:tc>
+        <w:tc>
+          <w:tcPr>
+            <w:tcW w:w="351" w:type="dxa"/>
+            <w:vAlign w:val="center"/>
+          </w:tcPr>
+          <w:p>
+            <w:pPr>
+              <w:jc w:val="center"/>
+              <w:rPr>
+                <w:b/>
+                <w:bCs/>
+                <w:sz w:val="18"/>
+                <w:szCs w:val="18"/>
+              </w:rPr>
+            </w:pPr>
+            <w:r>
+              <w:rPr>
+                <w:b/>
+                <w:bCs/>
+                <w:sz w:val="18"/>
+                <w:szCs w:val="18"/>
+              </w:rPr>
+              <w:t>5</w:t>
+            </w:r>
+          </w:p>
+        </w:tc>
+        <w:tc>
+          <w:tcPr>
+            <w:tcW w:w="1986" w:type="dxa"/>
+            <w:vAlign w:val="center"/>
+          </w:tcPr>
+          <w:p>
+            <w:pPr>
+              <w:jc w:val="center"/>
+              <w:rPr>
+                <w:b/>
+                <w:bCs/>
+                <w:sz w:val="18"/>
+                <w:szCs w:val="18"/>
+              </w:rPr>
+            </w:pPr>
+            <w:r>
+              <w:rPr>
+                <w:b/>
+                <w:bCs/>
+                <w:sz w:val="18"/>
+                <w:szCs w:val="18"/>
+              </w:rPr>
+              <w:t>Output</w:t>
+            </w:r>
+          </w:p>
+        </w:tc>
+        <w:tc>
+          <w:tcPr>
+            <w:tcW w:w="6926" w:type="dxa"/>
+          </w:tcPr>
+          <w:p>
+            <w:pPr>
+              <w:rPr>
+                <w:sz w:val="18"/>
+                <w:szCs w:val="18"/>
+              </w:rPr>
+            </w:pPr>
+            <w:r>
+              <w:rPr>
+                <w:sz w:val="18"/>
+                <w:szCs w:val="18"/>
+              </w:rPr>
+              <w:t>Work completed matches time given to complete it</w:t>
+            </w:r>
+          </w:p>
+        </w:tc>
+        <w:tc>
+          <w:tcPr>
+            <w:tcW w:w="910" w:type="dxa"/>
+          </w:tcPr>
+          <w:p>
+            <w:pPr>
+              <w:rPr>
+                <w:sz w:val="18"/>
+                <w:szCs w:val="18"/>
+              </w:rPr>
+            </w:pPr>
+          </w:p>
+        </w:tc>
+      </w:tr>
+    </w:tbl>
     <w:p>
       <w:pPr>
         <w:pStyle w:val="Heading1"/>
@@ -1879,64 +5126,139 @@
       <w:r>
         <w:t>Reflection</w:t>
       </w:r>
-      <w:r>
-        <w:t xml:space="preserve"> </w:t>
-      </w:r>
     </w:p>
     <w:tbl>
       <w:tblPr>
         <w:tblStyle w:val="TableGrid"/>
-        <w:tblW w:w="10944" w:type="dxa"/>
-        <w:tblLayout w:type="fixed"/>
+        <w:tblW w:w="10893" w:type="dxa"/>
         <w:tblLook w:val="04A0" w:firstRow="1" w:lastRow="0" w:firstColumn="1" w:lastColumn="0" w:noHBand="0" w:noVBand="1"/>
       </w:tblPr>
       <w:tblGrid>
-        <w:gridCol w:w="720"/>
-        <w:gridCol w:w="9360"/>
-        <w:gridCol w:w="864"/>
+        <w:gridCol w:w="816"/>
+        <w:gridCol w:w="351"/>
+        <w:gridCol w:w="1980"/>
+        <w:gridCol w:w="6836"/>
+        <w:gridCol w:w="910"/>
       </w:tblGrid>
       <w:tr>
         <w:tc>
           <w:tcPr>
-            <w:tcW w:w="720" w:type="dxa"/>
-            <w:vAlign w:val="center"/>
-          </w:tcPr>
-          <w:p>
-            <w:pPr>
-              <w:jc w:val="center"/>
+            <w:tcW w:w="816" w:type="dxa"/>
+          </w:tcPr>
+          <w:p>
+            <w:pPr>
               <w:rPr>
                 <w:b/>
+                <w:bCs/>
               </w:rPr>
             </w:pPr>
             <w:r>
               <w:rPr>
                 <w:b/>
-              </w:rPr>
-              <w:t>1</w:t>
-            </w:r>
-          </w:p>
-        </w:tc>
-        <w:tc>
-          <w:tcPr>
-            <w:tcW w:w="9360" w:type="dxa"/>
-          </w:tcPr>
-          <w:p>
-            <w:r>
-              <w:t>DocPac is turned in on time</w:t>
-            </w:r>
-          </w:p>
-        </w:tc>
-        <w:tc>
-          <w:tcPr>
-            <w:tcW w:w="864" w:type="dxa"/>
-          </w:tcPr>
-          <w:p/>
+                <w:bCs/>
+              </w:rPr>
+              <w:t>Done</w:t>
+            </w:r>
+          </w:p>
+        </w:tc>
+        <w:tc>
+          <w:tcPr>
+            <w:tcW w:w="351" w:type="dxa"/>
+          </w:tcPr>
+          <w:p>
+            <w:pPr>
+              <w:rPr>
+                <w:b/>
+                <w:bCs/>
+              </w:rPr>
+            </w:pPr>
+            <w:r>
+              <w:rPr>
+                <w:b/>
+                <w:bCs/>
+              </w:rPr>
+              <w:t>#</w:t>
+            </w:r>
+          </w:p>
+        </w:tc>
+        <w:tc>
+          <w:tcPr>
+            <w:tcW w:w="1980" w:type="dxa"/>
+          </w:tcPr>
+          <w:p>
+            <w:pPr>
+              <w:rPr>
+                <w:b/>
+                <w:bCs/>
+              </w:rPr>
+            </w:pPr>
+            <w:r>
+              <w:rPr>
+                <w:b/>
+                <w:bCs/>
+              </w:rPr>
+              <w:t>Category</w:t>
+            </w:r>
+          </w:p>
+        </w:tc>
+        <w:tc>
+          <w:tcPr>
+            <w:tcW w:w="6836" w:type="dxa"/>
+          </w:tcPr>
+          <w:p>
+            <w:pPr>
+              <w:rPr>
+                <w:b/>
+                <w:bCs/>
+              </w:rPr>
+            </w:pPr>
+            <w:r>
+              <w:rPr>
+                <w:b/>
+                <w:bCs/>
+              </w:rPr>
+              <w:t>Requirements</w:t>
+            </w:r>
+          </w:p>
+        </w:tc>
+        <w:tc>
+          <w:tcPr>
+            <w:tcW w:w="910" w:type="dxa"/>
+          </w:tcPr>
+          <w:p>
+            <w:pPr>
+              <w:rPr>
+                <w:b/>
+                <w:bCs/>
+              </w:rPr>
+            </w:pPr>
+            <w:r>
+              <w:rPr>
+                <w:b/>
+                <w:bCs/>
+              </w:rPr>
+              <w:t>Grade</w:t>
+            </w:r>
+          </w:p>
         </w:tc>
       </w:tr>
       <w:tr>
         <w:tc>
           <w:tcPr>
-            <w:tcW w:w="720" w:type="dxa"/>
+            <w:tcW w:w="816" w:type="dxa"/>
+          </w:tcPr>
+          <w:p>
+            <w:pPr>
+              <w:rPr>
+                <w:sz w:val="20"/>
+                <w:szCs w:val="20"/>
+              </w:rPr>
+            </w:pPr>
+          </w:p>
+        </w:tc>
+        <w:tc>
+          <w:tcPr>
+            <w:tcW w:w="351" w:type="dxa"/>
             <w:vAlign w:val="center"/>
           </w:tcPr>
           <w:p>
@@ -1944,37 +5266,99 @@
               <w:jc w:val="center"/>
               <w:rPr>
                 <w:b/>
+                <w:bCs/>
+                <w:sz w:val="20"/>
+                <w:szCs w:val="20"/>
               </w:rPr>
             </w:pPr>
             <w:r>
               <w:rPr>
                 <w:b/>
-              </w:rPr>
-              <w:t>2</w:t>
-            </w:r>
-          </w:p>
-        </w:tc>
-        <w:tc>
-          <w:tcPr>
-            <w:tcW w:w="9360" w:type="dxa"/>
-          </w:tcPr>
-          <w:p>
-            <w:r>
-              <w:t>Answered each question in each prompt fully (no short answers)</w:t>
-            </w:r>
-          </w:p>
-        </w:tc>
-        <w:tc>
-          <w:tcPr>
-            <w:tcW w:w="864" w:type="dxa"/>
-          </w:tcPr>
-          <w:p/>
+                <w:bCs/>
+                <w:sz w:val="20"/>
+                <w:szCs w:val="20"/>
+              </w:rPr>
+              <w:t>1</w:t>
+            </w:r>
+          </w:p>
+        </w:tc>
+        <w:tc>
+          <w:tcPr>
+            <w:tcW w:w="1980" w:type="dxa"/>
+            <w:vAlign w:val="center"/>
+          </w:tcPr>
+          <w:p>
+            <w:pPr>
+              <w:jc w:val="center"/>
+              <w:rPr>
+                <w:b/>
+                <w:bCs/>
+                <w:sz w:val="20"/>
+                <w:szCs w:val="20"/>
+              </w:rPr>
+            </w:pPr>
+            <w:r>
+              <w:rPr>
+                <w:b/>
+                <w:bCs/>
+                <w:sz w:val="20"/>
+                <w:szCs w:val="20"/>
+              </w:rPr>
+              <w:t>Deadline</w:t>
+            </w:r>
+          </w:p>
+        </w:tc>
+        <w:tc>
+          <w:tcPr>
+            <w:tcW w:w="6836" w:type="dxa"/>
+          </w:tcPr>
+          <w:p>
+            <w:pPr>
+              <w:rPr>
+                <w:sz w:val="20"/>
+                <w:szCs w:val="20"/>
+              </w:rPr>
+            </w:pPr>
+            <w:r>
+              <w:rPr>
+                <w:sz w:val="20"/>
+                <w:szCs w:val="20"/>
+              </w:rPr>
+              <w:t>DocPac is turned in on time</w:t>
+            </w:r>
+          </w:p>
+        </w:tc>
+        <w:tc>
+          <w:tcPr>
+            <w:tcW w:w="910" w:type="dxa"/>
+          </w:tcPr>
+          <w:p>
+            <w:pPr>
+              <w:rPr>
+                <w:sz w:val="20"/>
+                <w:szCs w:val="20"/>
+              </w:rPr>
+            </w:pPr>
+          </w:p>
         </w:tc>
       </w:tr>
       <w:tr>
         <w:tc>
           <w:tcPr>
-            <w:tcW w:w="720" w:type="dxa"/>
+            <w:tcW w:w="816" w:type="dxa"/>
+          </w:tcPr>
+          <w:p>
+            <w:pPr>
+              <w:rPr>
+                <w:sz w:val="20"/>
+                <w:szCs w:val="20"/>
+              </w:rPr>
+            </w:pPr>
+          </w:p>
+        </w:tc>
+        <w:tc>
+          <w:tcPr>
+            <w:tcW w:w="351" w:type="dxa"/>
             <w:vAlign w:val="center"/>
           </w:tcPr>
           <w:p>
@@ -1982,37 +5366,99 @@
               <w:jc w:val="center"/>
               <w:rPr>
                 <w:b/>
+                <w:bCs/>
+                <w:sz w:val="20"/>
+                <w:szCs w:val="20"/>
               </w:rPr>
             </w:pPr>
             <w:r>
               <w:rPr>
                 <w:b/>
-              </w:rPr>
-              <w:t>3</w:t>
-            </w:r>
-          </w:p>
-        </w:tc>
-        <w:tc>
-          <w:tcPr>
-            <w:tcW w:w="9360" w:type="dxa"/>
-          </w:tcPr>
-          <w:p>
-            <w:r>
-              <w:t>Spelling and handwriting</w:t>
-            </w:r>
-          </w:p>
-        </w:tc>
-        <w:tc>
-          <w:tcPr>
-            <w:tcW w:w="864" w:type="dxa"/>
-          </w:tcPr>
-          <w:p/>
+                <w:bCs/>
+                <w:sz w:val="20"/>
+                <w:szCs w:val="20"/>
+              </w:rPr>
+              <w:t>2</w:t>
+            </w:r>
+          </w:p>
+        </w:tc>
+        <w:tc>
+          <w:tcPr>
+            <w:tcW w:w="1980" w:type="dxa"/>
+            <w:vAlign w:val="center"/>
+          </w:tcPr>
+          <w:p>
+            <w:pPr>
+              <w:jc w:val="center"/>
+              <w:rPr>
+                <w:b/>
+                <w:bCs/>
+                <w:sz w:val="20"/>
+                <w:szCs w:val="20"/>
+              </w:rPr>
+            </w:pPr>
+            <w:r>
+              <w:rPr>
+                <w:b/>
+                <w:bCs/>
+                <w:sz w:val="20"/>
+                <w:szCs w:val="20"/>
+              </w:rPr>
+              <w:t>Document Work</w:t>
+            </w:r>
+          </w:p>
+        </w:tc>
+        <w:tc>
+          <w:tcPr>
+            <w:tcW w:w="6836" w:type="dxa"/>
+          </w:tcPr>
+          <w:p>
+            <w:pPr>
+              <w:rPr>
+                <w:sz w:val="20"/>
+                <w:szCs w:val="20"/>
+              </w:rPr>
+            </w:pPr>
+            <w:r>
+              <w:rPr>
+                <w:sz w:val="20"/>
+                <w:szCs w:val="20"/>
+              </w:rPr>
+              <w:t>The “Document Work Completed” table is filled out fully</w:t>
+            </w:r>
+          </w:p>
+        </w:tc>
+        <w:tc>
+          <w:tcPr>
+            <w:tcW w:w="910" w:type="dxa"/>
+          </w:tcPr>
+          <w:p>
+            <w:pPr>
+              <w:rPr>
+                <w:sz w:val="20"/>
+                <w:szCs w:val="20"/>
+              </w:rPr>
+            </w:pPr>
+          </w:p>
         </w:tc>
       </w:tr>
       <w:tr>
         <w:tc>
           <w:tcPr>
-            <w:tcW w:w="720" w:type="dxa"/>
+            <w:tcW w:w="816" w:type="dxa"/>
+          </w:tcPr>
+          <w:p>
+            <w:pPr>
+              <w:rPr>
+                <w:sz w:val="20"/>
+                <w:szCs w:val="20"/>
+              </w:rPr>
+            </w:pPr>
+          </w:p>
+        </w:tc>
+        <w:tc>
+          <w:tcPr>
+            <w:tcW w:w="351" w:type="dxa"/>
             <w:vAlign w:val="center"/>
           </w:tcPr>
           <w:p>
@@ -2020,37 +5466,99 @@
               <w:jc w:val="center"/>
               <w:rPr>
                 <w:b/>
+                <w:bCs/>
+                <w:sz w:val="20"/>
+                <w:szCs w:val="20"/>
               </w:rPr>
             </w:pPr>
             <w:r>
               <w:rPr>
                 <w:b/>
-              </w:rPr>
-              <w:t>4</w:t>
-            </w:r>
-          </w:p>
-        </w:tc>
-        <w:tc>
-          <w:tcPr>
-            <w:tcW w:w="9360" w:type="dxa"/>
-          </w:tcPr>
-          <w:p>
-            <w:r>
-              <w:t>DocPac is neatly folded</w:t>
-            </w:r>
-          </w:p>
-        </w:tc>
-        <w:tc>
-          <w:tcPr>
-            <w:tcW w:w="864" w:type="dxa"/>
-          </w:tcPr>
-          <w:p/>
+                <w:bCs/>
+                <w:sz w:val="20"/>
+                <w:szCs w:val="20"/>
+              </w:rPr>
+              <w:t>3</w:t>
+            </w:r>
+          </w:p>
+        </w:tc>
+        <w:tc>
+          <w:tcPr>
+            <w:tcW w:w="1980" w:type="dxa"/>
+            <w:vAlign w:val="center"/>
+          </w:tcPr>
+          <w:p>
+            <w:pPr>
+              <w:jc w:val="center"/>
+              <w:rPr>
+                <w:b/>
+                <w:bCs/>
+                <w:sz w:val="20"/>
+                <w:szCs w:val="20"/>
+              </w:rPr>
+            </w:pPr>
+            <w:r>
+              <w:rPr>
+                <w:b/>
+                <w:bCs/>
+                <w:sz w:val="20"/>
+                <w:szCs w:val="20"/>
+              </w:rPr>
+              <w:t>Reflections Done</w:t>
+            </w:r>
+          </w:p>
+        </w:tc>
+        <w:tc>
+          <w:tcPr>
+            <w:tcW w:w="6836" w:type="dxa"/>
+          </w:tcPr>
+          <w:p>
+            <w:pPr>
+              <w:rPr>
+                <w:sz w:val="20"/>
+                <w:szCs w:val="20"/>
+              </w:rPr>
+            </w:pPr>
+            <w:r>
+              <w:rPr>
+                <w:sz w:val="20"/>
+                <w:szCs w:val="20"/>
+              </w:rPr>
+              <w:t>Answered each question in each prompt fully (no short answers)</w:t>
+            </w:r>
+          </w:p>
+        </w:tc>
+        <w:tc>
+          <w:tcPr>
+            <w:tcW w:w="910" w:type="dxa"/>
+          </w:tcPr>
+          <w:p>
+            <w:pPr>
+              <w:rPr>
+                <w:sz w:val="20"/>
+                <w:szCs w:val="20"/>
+              </w:rPr>
+            </w:pPr>
+          </w:p>
         </w:tc>
       </w:tr>
       <w:tr>
         <w:tc>
           <w:tcPr>
-            <w:tcW w:w="720" w:type="dxa"/>
+            <w:tcW w:w="816" w:type="dxa"/>
+          </w:tcPr>
+          <w:p>
+            <w:pPr>
+              <w:rPr>
+                <w:sz w:val="20"/>
+                <w:szCs w:val="20"/>
+              </w:rPr>
+            </w:pPr>
+          </w:p>
+        </w:tc>
+        <w:tc>
+          <w:tcPr>
+            <w:tcW w:w="351" w:type="dxa"/>
             <w:vAlign w:val="center"/>
           </w:tcPr>
           <w:p>
@@ -2058,37 +5566,99 @@
               <w:jc w:val="center"/>
               <w:rPr>
                 <w:b/>
+                <w:bCs/>
+                <w:sz w:val="20"/>
+                <w:szCs w:val="20"/>
               </w:rPr>
             </w:pPr>
             <w:r>
               <w:rPr>
                 <w:b/>
-              </w:rPr>
-              <w:t>5</w:t>
-            </w:r>
-          </w:p>
-        </w:tc>
-        <w:tc>
-          <w:tcPr>
-            <w:tcW w:w="9360" w:type="dxa"/>
-          </w:tcPr>
-          <w:p>
-            <w:r>
-              <w:t>DocPac is not stained or damaged</w:t>
-            </w:r>
-          </w:p>
-        </w:tc>
-        <w:tc>
-          <w:tcPr>
-            <w:tcW w:w="864" w:type="dxa"/>
-          </w:tcPr>
-          <w:p/>
+                <w:bCs/>
+                <w:sz w:val="20"/>
+                <w:szCs w:val="20"/>
+              </w:rPr>
+              <w:t>4</w:t>
+            </w:r>
+          </w:p>
+        </w:tc>
+        <w:tc>
+          <w:tcPr>
+            <w:tcW w:w="1980" w:type="dxa"/>
+            <w:vAlign w:val="center"/>
+          </w:tcPr>
+          <w:p>
+            <w:pPr>
+              <w:jc w:val="center"/>
+              <w:rPr>
+                <w:b/>
+                <w:bCs/>
+                <w:sz w:val="20"/>
+                <w:szCs w:val="20"/>
+              </w:rPr>
+            </w:pPr>
+            <w:r>
+              <w:rPr>
+                <w:b/>
+                <w:bCs/>
+                <w:sz w:val="20"/>
+                <w:szCs w:val="20"/>
+              </w:rPr>
+              <w:t>Reflection Rules</w:t>
+            </w:r>
+          </w:p>
+        </w:tc>
+        <w:tc>
+          <w:tcPr>
+            <w:tcW w:w="6836" w:type="dxa"/>
+          </w:tcPr>
+          <w:p>
+            <w:pPr>
+              <w:rPr>
+                <w:sz w:val="20"/>
+                <w:szCs w:val="20"/>
+              </w:rPr>
+            </w:pPr>
+            <w:r>
+              <w:rPr>
+                <w:sz w:val="20"/>
+                <w:szCs w:val="20"/>
+              </w:rPr>
+              <w:t>Meets expectations of the “DocPac Submission” document</w:t>
+            </w:r>
+          </w:p>
+        </w:tc>
+        <w:tc>
+          <w:tcPr>
+            <w:tcW w:w="910" w:type="dxa"/>
+          </w:tcPr>
+          <w:p>
+            <w:pPr>
+              <w:rPr>
+                <w:sz w:val="20"/>
+                <w:szCs w:val="20"/>
+              </w:rPr>
+            </w:pPr>
+          </w:p>
         </w:tc>
       </w:tr>
       <w:tr>
         <w:tc>
           <w:tcPr>
-            <w:tcW w:w="720" w:type="dxa"/>
+            <w:tcW w:w="816" w:type="dxa"/>
+          </w:tcPr>
+          <w:p>
+            <w:pPr>
+              <w:rPr>
+                <w:sz w:val="20"/>
+                <w:szCs w:val="20"/>
+              </w:rPr>
+            </w:pPr>
+          </w:p>
+        </w:tc>
+        <w:tc>
+          <w:tcPr>
+            <w:tcW w:w="351" w:type="dxa"/>
             <w:vAlign w:val="center"/>
           </w:tcPr>
           <w:p>
@@ -2096,37 +5666,99 @@
               <w:jc w:val="center"/>
               <w:rPr>
                 <w:b/>
+                <w:bCs/>
+                <w:sz w:val="20"/>
+                <w:szCs w:val="20"/>
               </w:rPr>
             </w:pPr>
             <w:r>
               <w:rPr>
                 <w:b/>
-              </w:rPr>
-              <w:t>6</w:t>
-            </w:r>
-          </w:p>
-        </w:tc>
-        <w:tc>
-          <w:tcPr>
-            <w:tcW w:w="9360" w:type="dxa"/>
-          </w:tcPr>
-          <w:p>
-            <w:r>
-              <w:t>No doodles, scribbles, or unnecessary writing</w:t>
-            </w:r>
-          </w:p>
-        </w:tc>
-        <w:tc>
-          <w:tcPr>
-            <w:tcW w:w="864" w:type="dxa"/>
-          </w:tcPr>
-          <w:p/>
+                <w:bCs/>
+                <w:sz w:val="20"/>
+                <w:szCs w:val="20"/>
+              </w:rPr>
+              <w:t>5</w:t>
+            </w:r>
+          </w:p>
+        </w:tc>
+        <w:tc>
+          <w:tcPr>
+            <w:tcW w:w="1980" w:type="dxa"/>
+            <w:vAlign w:val="center"/>
+          </w:tcPr>
+          <w:p>
+            <w:pPr>
+              <w:jc w:val="center"/>
+              <w:rPr>
+                <w:b/>
+                <w:bCs/>
+                <w:sz w:val="20"/>
+                <w:szCs w:val="20"/>
+              </w:rPr>
+            </w:pPr>
+            <w:r>
+              <w:rPr>
+                <w:b/>
+                <w:bCs/>
+                <w:sz w:val="20"/>
+                <w:szCs w:val="20"/>
+              </w:rPr>
+              <w:t>Comprehensible</w:t>
+            </w:r>
+          </w:p>
+        </w:tc>
+        <w:tc>
+          <w:tcPr>
+            <w:tcW w:w="6836" w:type="dxa"/>
+          </w:tcPr>
+          <w:p>
+            <w:pPr>
+              <w:rPr>
+                <w:sz w:val="20"/>
+                <w:szCs w:val="20"/>
+              </w:rPr>
+            </w:pPr>
+            <w:r>
+              <w:rPr>
+                <w:sz w:val="20"/>
+                <w:szCs w:val="20"/>
+              </w:rPr>
+              <w:t>Free of spelling and grammar mistakes. Handwriting is readable.</w:t>
+            </w:r>
+          </w:p>
+        </w:tc>
+        <w:tc>
+          <w:tcPr>
+            <w:tcW w:w="910" w:type="dxa"/>
+          </w:tcPr>
+          <w:p>
+            <w:pPr>
+              <w:rPr>
+                <w:sz w:val="20"/>
+                <w:szCs w:val="20"/>
+              </w:rPr>
+            </w:pPr>
+          </w:p>
         </w:tc>
       </w:tr>
       <w:tr>
         <w:tc>
           <w:tcPr>
-            <w:tcW w:w="720" w:type="dxa"/>
+            <w:tcW w:w="816" w:type="dxa"/>
+          </w:tcPr>
+          <w:p>
+            <w:pPr>
+              <w:rPr>
+                <w:sz w:val="20"/>
+                <w:szCs w:val="20"/>
+              </w:rPr>
+            </w:pPr>
+          </w:p>
+        </w:tc>
+        <w:tc>
+          <w:tcPr>
+            <w:tcW w:w="351" w:type="dxa"/>
             <w:vAlign w:val="center"/>
           </w:tcPr>
           <w:p>
@@ -2134,37 +5766,106 @@
               <w:jc w:val="center"/>
               <w:rPr>
                 <w:b/>
+                <w:bCs/>
+                <w:sz w:val="20"/>
+                <w:szCs w:val="20"/>
               </w:rPr>
             </w:pPr>
             <w:r>
               <w:rPr>
                 <w:b/>
-              </w:rPr>
-              <w:t>7</w:t>
-            </w:r>
-          </w:p>
-        </w:tc>
-        <w:tc>
-          <w:tcPr>
-            <w:tcW w:w="9360" w:type="dxa"/>
-          </w:tcPr>
-          <w:p>
-            <w:r>
-              <w:t>No repeated answers from other DocPacs</w:t>
-            </w:r>
-          </w:p>
-        </w:tc>
-        <w:tc>
-          <w:tcPr>
-            <w:tcW w:w="864" w:type="dxa"/>
-          </w:tcPr>
-          <w:p/>
+                <w:bCs/>
+                <w:sz w:val="20"/>
+                <w:szCs w:val="20"/>
+              </w:rPr>
+              <w:t>6</w:t>
+            </w:r>
+          </w:p>
+        </w:tc>
+        <w:tc>
+          <w:tcPr>
+            <w:tcW w:w="1980" w:type="dxa"/>
+            <w:vAlign w:val="center"/>
+          </w:tcPr>
+          <w:p>
+            <w:pPr>
+              <w:jc w:val="center"/>
+              <w:rPr>
+                <w:b/>
+                <w:bCs/>
+                <w:sz w:val="20"/>
+                <w:szCs w:val="20"/>
+              </w:rPr>
+            </w:pPr>
+            <w:r>
+              <w:rPr>
+                <w:b/>
+                <w:bCs/>
+                <w:sz w:val="20"/>
+                <w:szCs w:val="20"/>
+              </w:rPr>
+              <w:t>Folding</w:t>
+            </w:r>
+          </w:p>
+        </w:tc>
+        <w:tc>
+          <w:tcPr>
+            <w:tcW w:w="6836" w:type="dxa"/>
+          </w:tcPr>
+          <w:p>
+            <w:pPr>
+              <w:rPr>
+                <w:sz w:val="20"/>
+                <w:szCs w:val="20"/>
+              </w:rPr>
+            </w:pPr>
+            <w:r>
+              <w:rPr>
+                <w:sz w:val="20"/>
+                <w:szCs w:val="20"/>
+              </w:rPr>
+              <w:t>DocPac is neatly folded</w:t>
+            </w:r>
+            <w:r>
+              <w:rPr>
+                <w:sz w:val="20"/>
+                <w:szCs w:val="20"/>
+              </w:rPr>
+              <w:t xml:space="preserve"> and looks professional. Corners match.</w:t>
+            </w:r>
+          </w:p>
+        </w:tc>
+        <w:tc>
+          <w:tcPr>
+            <w:tcW w:w="910" w:type="dxa"/>
+          </w:tcPr>
+          <w:p>
+            <w:pPr>
+              <w:rPr>
+                <w:sz w:val="20"/>
+                <w:szCs w:val="20"/>
+              </w:rPr>
+            </w:pPr>
+          </w:p>
         </w:tc>
       </w:tr>
       <w:tr>
         <w:tc>
           <w:tcPr>
-            <w:tcW w:w="720" w:type="dxa"/>
+            <w:tcW w:w="816" w:type="dxa"/>
+          </w:tcPr>
+          <w:p>
+            <w:pPr>
+              <w:rPr>
+                <w:sz w:val="20"/>
+                <w:szCs w:val="20"/>
+              </w:rPr>
+            </w:pPr>
+          </w:p>
+        </w:tc>
+        <w:tc>
+          <w:tcPr>
+            <w:tcW w:w="351" w:type="dxa"/>
             <w:vAlign w:val="center"/>
           </w:tcPr>
           <w:p>
@@ -2172,37 +5873,99 @@
               <w:jc w:val="center"/>
               <w:rPr>
                 <w:b/>
+                <w:bCs/>
+                <w:sz w:val="20"/>
+                <w:szCs w:val="20"/>
               </w:rPr>
             </w:pPr>
             <w:r>
               <w:rPr>
                 <w:b/>
-              </w:rPr>
-              <w:t>8</w:t>
-            </w:r>
-          </w:p>
-        </w:tc>
-        <w:tc>
-          <w:tcPr>
-            <w:tcW w:w="9360" w:type="dxa"/>
-          </w:tcPr>
-          <w:p>
-            <w:r>
-              <w:t>Did not paraphrase assigned work</w:t>
-            </w:r>
-          </w:p>
-        </w:tc>
-        <w:tc>
-          <w:tcPr>
-            <w:tcW w:w="864" w:type="dxa"/>
-          </w:tcPr>
-          <w:p/>
+                <w:bCs/>
+                <w:sz w:val="20"/>
+                <w:szCs w:val="20"/>
+              </w:rPr>
+              <w:t>7</w:t>
+            </w:r>
+          </w:p>
+        </w:tc>
+        <w:tc>
+          <w:tcPr>
+            <w:tcW w:w="1980" w:type="dxa"/>
+            <w:vAlign w:val="center"/>
+          </w:tcPr>
+          <w:p>
+            <w:pPr>
+              <w:jc w:val="center"/>
+              <w:rPr>
+                <w:b/>
+                <w:bCs/>
+                <w:sz w:val="20"/>
+                <w:szCs w:val="20"/>
+              </w:rPr>
+            </w:pPr>
+            <w:r>
+              <w:rPr>
+                <w:b/>
+                <w:bCs/>
+                <w:sz w:val="20"/>
+                <w:szCs w:val="20"/>
+              </w:rPr>
+              <w:t>Clean</w:t>
+            </w:r>
+          </w:p>
+        </w:tc>
+        <w:tc>
+          <w:tcPr>
+            <w:tcW w:w="6836" w:type="dxa"/>
+          </w:tcPr>
+          <w:p>
+            <w:pPr>
+              <w:rPr>
+                <w:sz w:val="20"/>
+                <w:szCs w:val="20"/>
+              </w:rPr>
+            </w:pPr>
+            <w:r>
+              <w:rPr>
+                <w:sz w:val="20"/>
+                <w:szCs w:val="20"/>
+              </w:rPr>
+              <w:t>DocPac is not stained or damaged</w:t>
+            </w:r>
+          </w:p>
+        </w:tc>
+        <w:tc>
+          <w:tcPr>
+            <w:tcW w:w="910" w:type="dxa"/>
+          </w:tcPr>
+          <w:p>
+            <w:pPr>
+              <w:rPr>
+                <w:sz w:val="20"/>
+                <w:szCs w:val="20"/>
+              </w:rPr>
+            </w:pPr>
+          </w:p>
         </w:tc>
       </w:tr>
       <w:tr>
         <w:tc>
           <w:tcPr>
-            <w:tcW w:w="720" w:type="dxa"/>
+            <w:tcW w:w="816" w:type="dxa"/>
+          </w:tcPr>
+          <w:p>
+            <w:pPr>
+              <w:rPr>
+                <w:sz w:val="20"/>
+                <w:szCs w:val="20"/>
+              </w:rPr>
+            </w:pPr>
+          </w:p>
+        </w:tc>
+        <w:tc>
+          <w:tcPr>
+            <w:tcW w:w="351" w:type="dxa"/>
             <w:vAlign w:val="center"/>
           </w:tcPr>
           <w:p>
@@ -2210,37 +5973,25 @@
               <w:jc w:val="center"/>
               <w:rPr>
                 <w:b/>
+                <w:bCs/>
+                <w:sz w:val="20"/>
+                <w:szCs w:val="20"/>
               </w:rPr>
             </w:pPr>
             <w:r>
               <w:rPr>
                 <w:b/>
-              </w:rPr>
-              <w:t>9</w:t>
-            </w:r>
-          </w:p>
-        </w:tc>
-        <w:tc>
-          <w:tcPr>
-            <w:tcW w:w="9360" w:type="dxa"/>
-          </w:tcPr>
-          <w:p>
-            <w:r>
-              <w:t>You are prepared to justify the use of any AI (you know what it does and why)</w:t>
-            </w:r>
-          </w:p>
-        </w:tc>
-        <w:tc>
-          <w:tcPr>
-            <w:tcW w:w="864" w:type="dxa"/>
-          </w:tcPr>
-          <w:p/>
-        </w:tc>
-      </w:tr>
-      <w:tr>
-        <w:tc>
-          <w:tcPr>
-            <w:tcW w:w="720" w:type="dxa"/>
+                <w:bCs/>
+                <w:sz w:val="20"/>
+                <w:szCs w:val="20"/>
+              </w:rPr>
+              <w:t>8</w:t>
+            </w:r>
+          </w:p>
+        </w:tc>
+        <w:tc>
+          <w:tcPr>
+            <w:tcW w:w="1980" w:type="dxa"/>
             <w:vAlign w:val="center"/>
           </w:tcPr>
           <w:p>
@@ -2248,39 +5999,54 @@
               <w:jc w:val="center"/>
               <w:rPr>
                 <w:b/>
+                <w:bCs/>
+                <w:sz w:val="20"/>
+                <w:szCs w:val="20"/>
               </w:rPr>
             </w:pPr>
             <w:r>
               <w:rPr>
                 <w:b/>
-              </w:rPr>
-              <w:t>10</w:t>
-            </w:r>
-          </w:p>
-        </w:tc>
-        <w:tc>
-          <w:tcPr>
-            <w:tcW w:w="9360" w:type="dxa"/>
-          </w:tcPr>
-          <w:p>
-            <w:pPr>
-              <w:rPr>
-                <w:i/>
-              </w:rPr>
-            </w:pPr>
-            <w:r>
-              <w:rPr>
-                <w:i/>
-              </w:rPr>
-              <w:t>“Reflect on the Day” are not graded, but will be audited at the end of the quarter.</w:t>
-            </w:r>
-          </w:p>
-        </w:tc>
-        <w:tc>
-          <w:tcPr>
-            <w:tcW w:w="864" w:type="dxa"/>
-          </w:tcPr>
-          <w:p/>
+                <w:bCs/>
+                <w:sz w:val="20"/>
+                <w:szCs w:val="20"/>
+              </w:rPr>
+              <w:t>Professional</w:t>
+            </w:r>
+          </w:p>
+        </w:tc>
+        <w:tc>
+          <w:tcPr>
+            <w:tcW w:w="6836" w:type="dxa"/>
+          </w:tcPr>
+          <w:p>
+            <w:pPr>
+              <w:rPr>
+                <w:sz w:val="20"/>
+                <w:szCs w:val="20"/>
+              </w:rPr>
+            </w:pPr>
+            <w:r>
+              <w:rPr>
+                <w:sz w:val="20"/>
+                <w:szCs w:val="20"/>
+              </w:rPr>
+              <w:t>No doodles, scribbles, or unnecessary writing</w:t>
+            </w:r>
+          </w:p>
+        </w:tc>
+        <w:tc>
+          <w:tcPr>
+            <w:tcW w:w="910" w:type="dxa"/>
+          </w:tcPr>
+          <w:p>
+            <w:pPr>
+              <w:rPr>
+                <w:sz w:val="20"/>
+                <w:szCs w:val="20"/>
+              </w:rPr>
+            </w:pPr>
+          </w:p>
         </w:tc>
       </w:tr>
     </w:tbl>
@@ -2298,7 +6064,7 @@
 </file>
 
 <file path=word/endnotes.xml><?xml version="1.0" encoding="utf-8"?>
-<w:endnotes xmlns:wpc="http://schemas.microsoft.com/office/word/2010/wordprocessingCanvas" xmlns:cx="http://schemas.microsoft.com/office/drawing/2014/chartex" xmlns:cx1="http://schemas.microsoft.com/office/drawing/2015/9/8/chartex" xmlns:cx2="http://schemas.microsoft.com/office/drawing/2015/10/21/chartex" xmlns:cx3="http://schemas.microsoft.com/office/drawing/2016/5/9/chartex" xmlns:cx4="http://schemas.microsoft.com/office/drawing/2016/5/10/chartex" xmlns:cx5="http://schemas.microsoft.com/office/drawing/2016/5/11/chartex" xmlns:cx6="http://schemas.microsoft.com/office/drawing/2016/5/12/chartex" xmlns:cx7="http://schemas.microsoft.com/office/drawing/2016/5/13/chartex" xmlns:cx8="http://schemas.microsoft.com/office/drawing/2016/5/14/chartex" xmlns:mc="http://schemas.openxmlformats.org/markup-compatibility/2006" xmlns:aink="http://schemas.microsoft.com/office/drawing/2016/ink" xmlns:am3d="http://schemas.microsoft.com/office/drawing/2017/model3d" xmlns:o="urn:schemas-microsoft-com:office:office" xmlns:r="http://schemas.openxmlformats.org/officeDocument/2006/relationships" xmlns:m="http://schemas.openxmlformats.org/officeDocument/2006/math" xmlns:v="urn:schemas-microsoft-com:vml" xmlns:wp14="http://schemas.microsoft.com/office/word/2010/wordprocessingDrawing" xmlns:wp="http://schemas.openxmlformats.org/drawingml/2006/wordprocessingDrawing" xmlns:w10="urn:schemas-microsoft-com:office:word" xmlns:w="http://schemas.openxmlformats.org/wordprocessingml/2006/main" xmlns:w14="http://schemas.microsoft.com/office/word/2010/wordml" xmlns:w15="http://schemas.microsoft.com/office/word/2012/wordml" xmlns:w16cid="http://schemas.microsoft.com/office/word/2016/wordml/cid" xmlns:w16se="http://schemas.microsoft.com/office/word/2015/wordml/symex" xmlns:wpg="http://schemas.microsoft.com/office/word/2010/wordprocessingGroup" xmlns:wpi="http://schemas.microsoft.com/office/word/2010/wordprocessingInk" xmlns:wne="http://schemas.microsoft.com/office/word/2006/wordml" xmlns:wps="http://schemas.microsoft.com/office/word/2010/wordprocessingShape" mc:Ignorable="w14 w15 w16se w16cid wp14">
+<w:endnotes xmlns:wpc="http://schemas.microsoft.com/office/word/2010/wordprocessingCanvas" xmlns:cx="http://schemas.microsoft.com/office/drawing/2014/chartex" xmlns:cx1="http://schemas.microsoft.com/office/drawing/2015/9/8/chartex" xmlns:cx2="http://schemas.microsoft.com/office/drawing/2015/10/21/chartex" xmlns:cx3="http://schemas.microsoft.com/office/drawing/2016/5/9/chartex" xmlns:cx4="http://schemas.microsoft.com/office/drawing/2016/5/10/chartex" xmlns:cx5="http://schemas.microsoft.com/office/drawing/2016/5/11/chartex" xmlns:cx6="http://schemas.microsoft.com/office/drawing/2016/5/12/chartex" xmlns:cx7="http://schemas.microsoft.com/office/drawing/2016/5/13/chartex" xmlns:cx8="http://schemas.microsoft.com/office/drawing/2016/5/14/chartex" xmlns:mc="http://schemas.openxmlformats.org/markup-compatibility/2006" xmlns:aink="http://schemas.microsoft.com/office/drawing/2016/ink" xmlns:am3d="http://schemas.microsoft.com/office/drawing/2017/model3d" xmlns:o="urn:schemas-microsoft-com:office:office" xmlns:r="http://schemas.openxmlformats.org/officeDocument/2006/relationships" xmlns:m="http://schemas.openxmlformats.org/officeDocument/2006/math" xmlns:v="urn:schemas-microsoft-com:vml" xmlns:wp14="http://schemas.microsoft.com/office/word/2010/wordprocessingDrawing" xmlns:wp="http://schemas.openxmlformats.org/drawingml/2006/wordprocessingDrawing" xmlns:w10="urn:schemas-microsoft-com:office:word" xmlns:w="http://schemas.openxmlformats.org/wordprocessingml/2006/main" xmlns:w14="http://schemas.microsoft.com/office/word/2010/wordml" xmlns:w15="http://schemas.microsoft.com/office/word/2012/wordml" xmlns:w16cex="http://schemas.microsoft.com/office/word/2018/wordml/cex" xmlns:w16cid="http://schemas.microsoft.com/office/word/2016/wordml/cid" xmlns:w16="http://schemas.microsoft.com/office/word/2018/wordml" xmlns:w16sdtdh="http://schemas.microsoft.com/office/word/2020/wordml/sdtdatahash" xmlns:w16se="http://schemas.microsoft.com/office/word/2015/wordml/symex" xmlns:wpg="http://schemas.microsoft.com/office/word/2010/wordprocessingGroup" xmlns:wpi="http://schemas.microsoft.com/office/word/2010/wordprocessingInk" xmlns:wne="http://schemas.microsoft.com/office/word/2006/wordml" xmlns:wps="http://schemas.microsoft.com/office/word/2010/wordprocessingShape" mc:Ignorable="w14 w15 w16se w16cid w16 w16cex w16sdtdh wp14">
   <w:endnote w:type="separator" w:id="-1">
     <w:p>
       <w:pPr>
@@ -2330,7 +6096,7 @@
 </file>
 
 <file path=word/footer1.xml><?xml version="1.0" encoding="utf-8"?>
-<w:ftr xmlns:wpc="http://schemas.microsoft.com/office/word/2010/wordprocessingCanvas" xmlns:cx="http://schemas.microsoft.com/office/drawing/2014/chartex" xmlns:cx1="http://schemas.microsoft.com/office/drawing/2015/9/8/chartex" xmlns:cx2="http://schemas.microsoft.com/office/drawing/2015/10/21/chartex" xmlns:cx3="http://schemas.microsoft.com/office/drawing/2016/5/9/chartex" xmlns:cx4="http://schemas.microsoft.com/office/drawing/2016/5/10/chartex" xmlns:cx5="http://schemas.microsoft.com/office/drawing/2016/5/11/chartex" xmlns:cx6="http://schemas.microsoft.com/office/drawing/2016/5/12/chartex" xmlns:cx7="http://schemas.microsoft.com/office/drawing/2016/5/13/chartex" xmlns:cx8="http://schemas.microsoft.com/office/drawing/2016/5/14/chartex" xmlns:mc="http://schemas.openxmlformats.org/markup-compatibility/2006" xmlns:aink="http://schemas.microsoft.com/office/drawing/2016/ink" xmlns:am3d="http://schemas.microsoft.com/office/drawing/2017/model3d" xmlns:o="urn:schemas-microsoft-com:office:office" xmlns:r="http://schemas.openxmlformats.org/officeDocument/2006/relationships" xmlns:m="http://schemas.openxmlformats.org/officeDocument/2006/math" xmlns:v="urn:schemas-microsoft-com:vml" xmlns:wp14="http://schemas.microsoft.com/office/word/2010/wordprocessingDrawing" xmlns:wp="http://schemas.openxmlformats.org/drawingml/2006/wordprocessingDrawing" xmlns:w10="urn:schemas-microsoft-com:office:word" xmlns:w="http://schemas.openxmlformats.org/wordprocessingml/2006/main" xmlns:w14="http://schemas.microsoft.com/office/word/2010/wordml" xmlns:w15="http://schemas.microsoft.com/office/word/2012/wordml" xmlns:w16cid="http://schemas.microsoft.com/office/word/2016/wordml/cid" xmlns:w16se="http://schemas.microsoft.com/office/word/2015/wordml/symex" xmlns:wpg="http://schemas.microsoft.com/office/word/2010/wordprocessingGroup" xmlns:wpi="http://schemas.microsoft.com/office/word/2010/wordprocessingInk" xmlns:wne="http://schemas.microsoft.com/office/word/2006/wordml" xmlns:wps="http://schemas.microsoft.com/office/word/2010/wordprocessingShape" mc:Ignorable="w14 w15 w16se w16cid wp14">
+<w:ftr xmlns:wpc="http://schemas.microsoft.com/office/word/2010/wordprocessingCanvas" xmlns:cx="http://schemas.microsoft.com/office/drawing/2014/chartex" xmlns:cx1="http://schemas.microsoft.com/office/drawing/2015/9/8/chartex" xmlns:cx2="http://schemas.microsoft.com/office/drawing/2015/10/21/chartex" xmlns:cx3="http://schemas.microsoft.com/office/drawing/2016/5/9/chartex" xmlns:cx4="http://schemas.microsoft.com/office/drawing/2016/5/10/chartex" xmlns:cx5="http://schemas.microsoft.com/office/drawing/2016/5/11/chartex" xmlns:cx6="http://schemas.microsoft.com/office/drawing/2016/5/12/chartex" xmlns:cx7="http://schemas.microsoft.com/office/drawing/2016/5/13/chartex" xmlns:cx8="http://schemas.microsoft.com/office/drawing/2016/5/14/chartex" xmlns:mc="http://schemas.openxmlformats.org/markup-compatibility/2006" xmlns:aink="http://schemas.microsoft.com/office/drawing/2016/ink" xmlns:am3d="http://schemas.microsoft.com/office/drawing/2017/model3d" xmlns:o="urn:schemas-microsoft-com:office:office" xmlns:r="http://schemas.openxmlformats.org/officeDocument/2006/relationships" xmlns:m="http://schemas.openxmlformats.org/officeDocument/2006/math" xmlns:v="urn:schemas-microsoft-com:vml" xmlns:wp14="http://schemas.microsoft.com/office/word/2010/wordprocessingDrawing" xmlns:wp="http://schemas.openxmlformats.org/drawingml/2006/wordprocessingDrawing" xmlns:w10="urn:schemas-microsoft-com:office:word" xmlns:w="http://schemas.openxmlformats.org/wordprocessingml/2006/main" xmlns:w14="http://schemas.microsoft.com/office/word/2010/wordml" xmlns:w15="http://schemas.microsoft.com/office/word/2012/wordml" xmlns:w16cex="http://schemas.microsoft.com/office/word/2018/wordml/cex" xmlns:w16cid="http://schemas.microsoft.com/office/word/2016/wordml/cid" xmlns:w16="http://schemas.microsoft.com/office/word/2018/wordml" xmlns:w16sdtdh="http://schemas.microsoft.com/office/word/2020/wordml/sdtdatahash" xmlns:w16se="http://schemas.microsoft.com/office/word/2015/wordml/symex" xmlns:wpg="http://schemas.microsoft.com/office/word/2010/wordprocessingGroup" xmlns:wpi="http://schemas.microsoft.com/office/word/2010/wordprocessingInk" xmlns:wne="http://schemas.microsoft.com/office/word/2006/wordml" xmlns:wps="http://schemas.microsoft.com/office/word/2010/wordprocessingShape" mc:Ignorable="w14 w15 w16se w16cid w16 w16cex w16sdtdh wp14">
   <w:p>
     <w:pPr>
       <w:widowControl w:val="0"/>
@@ -2563,7 +6329,7 @@
 </file>
 
 <file path=word/footnotes.xml><?xml version="1.0" encoding="utf-8"?>
-<w:footnotes xmlns:wpc="http://schemas.microsoft.com/office/word/2010/wordprocessingCanvas" xmlns:cx="http://schemas.microsoft.com/office/drawing/2014/chartex" xmlns:cx1="http://schemas.microsoft.com/office/drawing/2015/9/8/chartex" xmlns:cx2="http://schemas.microsoft.com/office/drawing/2015/10/21/chartex" xmlns:cx3="http://schemas.microsoft.com/office/drawing/2016/5/9/chartex" xmlns:cx4="http://schemas.microsoft.com/office/drawing/2016/5/10/chartex" xmlns:cx5="http://schemas.microsoft.com/office/drawing/2016/5/11/chartex" xmlns:cx6="http://schemas.microsoft.com/office/drawing/2016/5/12/chartex" xmlns:cx7="http://schemas.microsoft.com/office/drawing/2016/5/13/chartex" xmlns:cx8="http://schemas.microsoft.com/office/drawing/2016/5/14/chartex" xmlns:mc="http://schemas.openxmlformats.org/markup-compatibility/2006" xmlns:aink="http://schemas.microsoft.com/office/drawing/2016/ink" xmlns:am3d="http://schemas.microsoft.com/office/drawing/2017/model3d" xmlns:o="urn:schemas-microsoft-com:office:office" xmlns:r="http://schemas.openxmlformats.org/officeDocument/2006/relationships" xmlns:m="http://schemas.openxmlformats.org/officeDocument/2006/math" xmlns:v="urn:schemas-microsoft-com:vml" xmlns:wp14="http://schemas.microsoft.com/office/word/2010/wordprocessingDrawing" xmlns:wp="http://schemas.openxmlformats.org/drawingml/2006/wordprocessingDrawing" xmlns:w10="urn:schemas-microsoft-com:office:word" xmlns:w="http://schemas.openxmlformats.org/wordprocessingml/2006/main" xmlns:w14="http://schemas.microsoft.com/office/word/2010/wordml" xmlns:w15="http://schemas.microsoft.com/office/word/2012/wordml" xmlns:w16cid="http://schemas.microsoft.com/office/word/2016/wordml/cid" xmlns:w16se="http://schemas.microsoft.com/office/word/2015/wordml/symex" xmlns:wpg="http://schemas.microsoft.com/office/word/2010/wordprocessingGroup" xmlns:wpi="http://schemas.microsoft.com/office/word/2010/wordprocessingInk" xmlns:wne="http://schemas.microsoft.com/office/word/2006/wordml" xmlns:wps="http://schemas.microsoft.com/office/word/2010/wordprocessingShape" mc:Ignorable="w14 w15 w16se w16cid wp14">
+<w:footnotes xmlns:wpc="http://schemas.microsoft.com/office/word/2010/wordprocessingCanvas" xmlns:cx="http://schemas.microsoft.com/office/drawing/2014/chartex" xmlns:cx1="http://schemas.microsoft.com/office/drawing/2015/9/8/chartex" xmlns:cx2="http://schemas.microsoft.com/office/drawing/2015/10/21/chartex" xmlns:cx3="http://schemas.microsoft.com/office/drawing/2016/5/9/chartex" xmlns:cx4="http://schemas.microsoft.com/office/drawing/2016/5/10/chartex" xmlns:cx5="http://schemas.microsoft.com/office/drawing/2016/5/11/chartex" xmlns:cx6="http://schemas.microsoft.com/office/drawing/2016/5/12/chartex" xmlns:cx7="http://schemas.microsoft.com/office/drawing/2016/5/13/chartex" xmlns:cx8="http://schemas.microsoft.com/office/drawing/2016/5/14/chartex" xmlns:mc="http://schemas.openxmlformats.org/markup-compatibility/2006" xmlns:aink="http://schemas.microsoft.com/office/drawing/2016/ink" xmlns:am3d="http://schemas.microsoft.com/office/drawing/2017/model3d" xmlns:o="urn:schemas-microsoft-com:office:office" xmlns:r="http://schemas.openxmlformats.org/officeDocument/2006/relationships" xmlns:m="http://schemas.openxmlformats.org/officeDocument/2006/math" xmlns:v="urn:schemas-microsoft-com:vml" xmlns:wp14="http://schemas.microsoft.com/office/word/2010/wordprocessingDrawing" xmlns:wp="http://schemas.openxmlformats.org/drawingml/2006/wordprocessingDrawing" xmlns:w10="urn:schemas-microsoft-com:office:word" xmlns:w="http://schemas.openxmlformats.org/wordprocessingml/2006/main" xmlns:w14="http://schemas.microsoft.com/office/word/2010/wordml" xmlns:w15="http://schemas.microsoft.com/office/word/2012/wordml" xmlns:w16cex="http://schemas.microsoft.com/office/word/2018/wordml/cex" xmlns:w16cid="http://schemas.microsoft.com/office/word/2016/wordml/cid" xmlns:w16="http://schemas.microsoft.com/office/word/2018/wordml" xmlns:w16sdtdh="http://schemas.microsoft.com/office/word/2020/wordml/sdtdatahash" xmlns:w16se="http://schemas.microsoft.com/office/word/2015/wordml/symex" xmlns:wpg="http://schemas.microsoft.com/office/word/2010/wordprocessingGroup" xmlns:wpi="http://schemas.microsoft.com/office/word/2010/wordprocessingInk" xmlns:wne="http://schemas.microsoft.com/office/word/2006/wordml" xmlns:wps="http://schemas.microsoft.com/office/word/2010/wordprocessingShape" mc:Ignorable="w14 w15 w16se w16cid w16 w16cex w16sdtdh wp14">
   <w:footnote w:type="separator" w:id="-1">
     <w:p>
       <w:pPr>
@@ -2595,7 +6361,7 @@
 </file>
 
 <file path=word/numbering.xml><?xml version="1.0" encoding="utf-8"?>
-<w:numbering xmlns:wpc="http://schemas.microsoft.com/office/word/2010/wordprocessingCanvas" xmlns:cx="http://schemas.microsoft.com/office/drawing/2014/chartex" xmlns:cx1="http://schemas.microsoft.com/office/drawing/2015/9/8/chartex" xmlns:cx2="http://schemas.microsoft.com/office/drawing/2015/10/21/chartex" xmlns:cx3="http://schemas.microsoft.com/office/drawing/2016/5/9/chartex" xmlns:cx4="http://schemas.microsoft.com/office/drawing/2016/5/10/chartex" xmlns:cx5="http://schemas.microsoft.com/office/drawing/2016/5/11/chartex" xmlns:cx6="http://schemas.microsoft.com/office/drawing/2016/5/12/chartex" xmlns:cx7="http://schemas.microsoft.com/office/drawing/2016/5/13/chartex" xmlns:cx8="http://schemas.microsoft.com/office/drawing/2016/5/14/chartex" xmlns:mc="http://schemas.openxmlformats.org/markup-compatibility/2006" xmlns:aink="http://schemas.microsoft.com/office/drawing/2016/ink" xmlns:am3d="http://schemas.microsoft.com/office/drawing/2017/model3d" xmlns:o="urn:schemas-microsoft-com:office:office" xmlns:r="http://schemas.openxmlformats.org/officeDocument/2006/relationships" xmlns:m="http://schemas.openxmlformats.org/officeDocument/2006/math" xmlns:v="urn:schemas-microsoft-com:vml" xmlns:wp14="http://schemas.microsoft.com/office/word/2010/wordprocessingDrawing" xmlns:wp="http://schemas.openxmlformats.org/drawingml/2006/wordprocessingDrawing" xmlns:w10="urn:schemas-microsoft-com:office:word" xmlns:w="http://schemas.openxmlformats.org/wordprocessingml/2006/main" xmlns:w14="http://schemas.microsoft.com/office/word/2010/wordml" xmlns:w15="http://schemas.microsoft.com/office/word/2012/wordml" xmlns:w16cid="http://schemas.microsoft.com/office/word/2016/wordml/cid" xmlns:w16se="http://schemas.microsoft.com/office/word/2015/wordml/symex" xmlns:wpg="http://schemas.microsoft.com/office/word/2010/wordprocessingGroup" xmlns:wpi="http://schemas.microsoft.com/office/word/2010/wordprocessingInk" xmlns:wne="http://schemas.microsoft.com/office/word/2006/wordml" xmlns:wps="http://schemas.microsoft.com/office/word/2010/wordprocessingShape" mc:Ignorable="w14 w15 w16se w16cid wp14">
+<w:numbering xmlns:wpc="http://schemas.microsoft.com/office/word/2010/wordprocessingCanvas" xmlns:cx="http://schemas.microsoft.com/office/drawing/2014/chartex" xmlns:cx1="http://schemas.microsoft.com/office/drawing/2015/9/8/chartex" xmlns:cx2="http://schemas.microsoft.com/office/drawing/2015/10/21/chartex" xmlns:cx3="http://schemas.microsoft.com/office/drawing/2016/5/9/chartex" xmlns:cx4="http://schemas.microsoft.com/office/drawing/2016/5/10/chartex" xmlns:cx5="http://schemas.microsoft.com/office/drawing/2016/5/11/chartex" xmlns:cx6="http://schemas.microsoft.com/office/drawing/2016/5/12/chartex" xmlns:cx7="http://schemas.microsoft.com/office/drawing/2016/5/13/chartex" xmlns:cx8="http://schemas.microsoft.com/office/drawing/2016/5/14/chartex" xmlns:mc="http://schemas.openxmlformats.org/markup-compatibility/2006" xmlns:aink="http://schemas.microsoft.com/office/drawing/2016/ink" xmlns:am3d="http://schemas.microsoft.com/office/drawing/2017/model3d" xmlns:o="urn:schemas-microsoft-com:office:office" xmlns:r="http://schemas.openxmlformats.org/officeDocument/2006/relationships" xmlns:m="http://schemas.openxmlformats.org/officeDocument/2006/math" xmlns:v="urn:schemas-microsoft-com:vml" xmlns:wp14="http://schemas.microsoft.com/office/word/2010/wordprocessingDrawing" xmlns:wp="http://schemas.openxmlformats.org/drawingml/2006/wordprocessingDrawing" xmlns:w10="urn:schemas-microsoft-com:office:word" xmlns:w="http://schemas.openxmlformats.org/wordprocessingml/2006/main" xmlns:w14="http://schemas.microsoft.com/office/word/2010/wordml" xmlns:w15="http://schemas.microsoft.com/office/word/2012/wordml" xmlns:w16cex="http://schemas.microsoft.com/office/word/2018/wordml/cex" xmlns:w16cid="http://schemas.microsoft.com/office/word/2016/wordml/cid" xmlns:w16="http://schemas.microsoft.com/office/word/2018/wordml" xmlns:w16sdtdh="http://schemas.microsoft.com/office/word/2020/wordml/sdtdatahash" xmlns:w16se="http://schemas.microsoft.com/office/word/2015/wordml/symex" xmlns:wpg="http://schemas.microsoft.com/office/word/2010/wordprocessingGroup" xmlns:wpi="http://schemas.microsoft.com/office/word/2010/wordprocessingInk" xmlns:wne="http://schemas.microsoft.com/office/word/2006/wordml" xmlns:wps="http://schemas.microsoft.com/office/word/2010/wordprocessingShape" mc:Ignorable="w14 w15 w16se w16cid w16 w16cex w16sdtdh wp14">
   <w:abstractNum w:abstractNumId="0" w15:restartNumberingAfterBreak="0">
     <w:nsid w:val="00D46A4C"/>
     <w:multiLevelType w:val="multilevel"/>
@@ -3262,6 +7028,92 @@
     </w:lvl>
   </w:abstractNum>
   <w:abstractNum w:abstractNumId="6" w15:restartNumberingAfterBreak="0">
+    <w:nsid w:val="108C7F43"/>
+    <w:multiLevelType w:val="hybridMultilevel"/>
+    <w:tmpl w:val="27F2C1FC"/>
+    <w:lvl w:ilvl="0" w:tplc="0409000F">
+      <w:start w:val="1"/>
+      <w:numFmt w:val="decimal"/>
+      <w:lvlText w:val="%1."/>
+      <w:lvlJc w:val="left"/>
+      <w:pPr>
+        <w:ind w:left="720" w:hanging="360"/>
+      </w:pPr>
+    </w:lvl>
+    <w:lvl w:ilvl="1" w:tplc="04090019">
+      <w:start w:val="1"/>
+      <w:numFmt w:val="lowerLetter"/>
+      <w:lvlText w:val="%2."/>
+      <w:lvlJc w:val="left"/>
+      <w:pPr>
+        <w:ind w:left="1440" w:hanging="360"/>
+      </w:pPr>
+    </w:lvl>
+    <w:lvl w:ilvl="2" w:tplc="0409001B" w:tentative="1">
+      <w:start w:val="1"/>
+      <w:numFmt w:val="lowerRoman"/>
+      <w:lvlText w:val="%3."/>
+      <w:lvlJc w:val="right"/>
+      <w:pPr>
+        <w:ind w:left="2160" w:hanging="180"/>
+      </w:pPr>
+    </w:lvl>
+    <w:lvl w:ilvl="3" w:tplc="0409000F" w:tentative="1">
+      <w:start w:val="1"/>
+      <w:numFmt w:val="decimal"/>
+      <w:lvlText w:val="%4."/>
+      <w:lvlJc w:val="left"/>
+      <w:pPr>
+        <w:ind w:left="2880" w:hanging="360"/>
+      </w:pPr>
+    </w:lvl>
+    <w:lvl w:ilvl="4" w:tplc="04090019" w:tentative="1">
+      <w:start w:val="1"/>
+      <w:numFmt w:val="lowerLetter"/>
+      <w:lvlText w:val="%5."/>
+      <w:lvlJc w:val="left"/>
+      <w:pPr>
+        <w:ind w:left="3600" w:hanging="360"/>
+      </w:pPr>
+    </w:lvl>
+    <w:lvl w:ilvl="5" w:tplc="0409001B" w:tentative="1">
+      <w:start w:val="1"/>
+      <w:numFmt w:val="lowerRoman"/>
+      <w:lvlText w:val="%6."/>
+      <w:lvlJc w:val="right"/>
+      <w:pPr>
+        <w:ind w:left="4320" w:hanging="180"/>
+      </w:pPr>
+    </w:lvl>
+    <w:lvl w:ilvl="6" w:tplc="0409000F" w:tentative="1">
+      <w:start w:val="1"/>
+      <w:numFmt w:val="decimal"/>
+      <w:lvlText w:val="%7."/>
+      <w:lvlJc w:val="left"/>
+      <w:pPr>
+        <w:ind w:left="5040" w:hanging="360"/>
+      </w:pPr>
+    </w:lvl>
+    <w:lvl w:ilvl="7" w:tplc="04090019" w:tentative="1">
+      <w:start w:val="1"/>
+      <w:numFmt w:val="lowerLetter"/>
+      <w:lvlText w:val="%8."/>
+      <w:lvlJc w:val="left"/>
+      <w:pPr>
+        <w:ind w:left="5760" w:hanging="360"/>
+      </w:pPr>
+    </w:lvl>
+    <w:lvl w:ilvl="8" w:tplc="0409001B" w:tentative="1">
+      <w:start w:val="1"/>
+      <w:numFmt w:val="lowerRoman"/>
+      <w:lvlText w:val="%9."/>
+      <w:lvlJc w:val="right"/>
+      <w:pPr>
+        <w:ind w:left="6480" w:hanging="180"/>
+      </w:pPr>
+    </w:lvl>
+  </w:abstractNum>
+  <w:abstractNum w:abstractNumId="7" w15:restartNumberingAfterBreak="0">
     <w:nsid w:val="14150D36"/>
     <w:multiLevelType w:val="hybridMultilevel"/>
     <w:tmpl w:val="BE48801E"/>
@@ -3347,7 +7199,7 @@
       </w:pPr>
     </w:lvl>
   </w:abstractNum>
-  <w:abstractNum w:abstractNumId="7" w15:restartNumberingAfterBreak="0">
+  <w:abstractNum w:abstractNumId="8" w15:restartNumberingAfterBreak="0">
     <w:nsid w:val="16415D9E"/>
     <w:multiLevelType w:val="multilevel"/>
     <w:tmpl w:val="5E34577A"/>
@@ -3468,7 +7320,7 @@
       </w:pPr>
     </w:lvl>
   </w:abstractNum>
-  <w:abstractNum w:abstractNumId="8" w15:restartNumberingAfterBreak="0">
+  <w:abstractNum w:abstractNumId="9" w15:restartNumberingAfterBreak="0">
     <w:nsid w:val="1827564E"/>
     <w:multiLevelType w:val="hybridMultilevel"/>
     <w:tmpl w:val="7BB07C44"/>
@@ -3554,7 +7406,7 @@
       </w:pPr>
     </w:lvl>
   </w:abstractNum>
-  <w:abstractNum w:abstractNumId="9" w15:restartNumberingAfterBreak="0">
+  <w:abstractNum w:abstractNumId="10" w15:restartNumberingAfterBreak="0">
     <w:nsid w:val="19F3282F"/>
     <w:multiLevelType w:val="hybridMultilevel"/>
     <w:tmpl w:val="62EECB86"/>
@@ -3640,7 +7492,7 @@
       </w:pPr>
     </w:lvl>
   </w:abstractNum>
-  <w:abstractNum w:abstractNumId="10" w15:restartNumberingAfterBreak="0">
+  <w:abstractNum w:abstractNumId="11" w15:restartNumberingAfterBreak="0">
     <w:nsid w:val="1C232E38"/>
     <w:multiLevelType w:val="hybridMultilevel"/>
     <w:tmpl w:val="25267B4A"/>
@@ -3753,7 +7605,7 @@
       </w:rPr>
     </w:lvl>
   </w:abstractNum>
-  <w:abstractNum w:abstractNumId="11" w15:restartNumberingAfterBreak="0">
+  <w:abstractNum w:abstractNumId="12" w15:restartNumberingAfterBreak="0">
     <w:nsid w:val="1D446026"/>
     <w:multiLevelType w:val="hybridMultilevel"/>
     <w:tmpl w:val="CEB0DF56"/>
@@ -3839,7 +7691,7 @@
       </w:pPr>
     </w:lvl>
   </w:abstractNum>
-  <w:abstractNum w:abstractNumId="12" w15:restartNumberingAfterBreak="0">
+  <w:abstractNum w:abstractNumId="13" w15:restartNumberingAfterBreak="0">
     <w:nsid w:val="1F8619B1"/>
     <w:multiLevelType w:val="hybridMultilevel"/>
     <w:tmpl w:val="85D249D8"/>
@@ -3952,7 +7804,7 @@
       </w:rPr>
     </w:lvl>
   </w:abstractNum>
-  <w:abstractNum w:abstractNumId="13" w15:restartNumberingAfterBreak="0">
+  <w:abstractNum w:abstractNumId="14" w15:restartNumberingAfterBreak="0">
     <w:nsid w:val="20E8095F"/>
     <w:multiLevelType w:val="multilevel"/>
     <w:tmpl w:val="804C893C"/>
@@ -4073,7 +7925,7 @@
       </w:pPr>
     </w:lvl>
   </w:abstractNum>
-  <w:abstractNum w:abstractNumId="14" w15:restartNumberingAfterBreak="0">
+  <w:abstractNum w:abstractNumId="15" w15:restartNumberingAfterBreak="0">
     <w:nsid w:val="26C76A5E"/>
     <w:multiLevelType w:val="hybridMultilevel"/>
     <w:tmpl w:val="BC0EFD52"/>
@@ -4186,7 +8038,7 @@
       </w:rPr>
     </w:lvl>
   </w:abstractNum>
-  <w:abstractNum w:abstractNumId="15" w15:restartNumberingAfterBreak="0">
+  <w:abstractNum w:abstractNumId="16" w15:restartNumberingAfterBreak="0">
     <w:nsid w:val="29AD095A"/>
     <w:multiLevelType w:val="hybridMultilevel"/>
     <w:tmpl w:val="FFECB112"/>
@@ -4272,7 +8124,7 @@
       </w:pPr>
     </w:lvl>
   </w:abstractNum>
-  <w:abstractNum w:abstractNumId="16" w15:restartNumberingAfterBreak="0">
+  <w:abstractNum w:abstractNumId="17" w15:restartNumberingAfterBreak="0">
     <w:nsid w:val="2A0839C3"/>
     <w:multiLevelType w:val="hybridMultilevel"/>
     <w:tmpl w:val="4EF2ED8C"/>
@@ -4358,7 +8210,7 @@
       </w:pPr>
     </w:lvl>
   </w:abstractNum>
-  <w:abstractNum w:abstractNumId="17" w15:restartNumberingAfterBreak="0">
+  <w:abstractNum w:abstractNumId="18" w15:restartNumberingAfterBreak="0">
     <w:nsid w:val="2A361052"/>
     <w:multiLevelType w:val="hybridMultilevel"/>
     <w:tmpl w:val="4FD4E3FA"/>
@@ -4444,7 +8296,7 @@
       </w:pPr>
     </w:lvl>
   </w:abstractNum>
-  <w:abstractNum w:abstractNumId="18" w15:restartNumberingAfterBreak="0">
+  <w:abstractNum w:abstractNumId="19" w15:restartNumberingAfterBreak="0">
     <w:nsid w:val="31566C37"/>
     <w:multiLevelType w:val="hybridMultilevel"/>
     <w:tmpl w:val="94120F92"/>
@@ -4557,7 +8409,7 @@
       </w:rPr>
     </w:lvl>
   </w:abstractNum>
-  <w:abstractNum w:abstractNumId="19" w15:restartNumberingAfterBreak="0">
+  <w:abstractNum w:abstractNumId="20" w15:restartNumberingAfterBreak="0">
     <w:nsid w:val="322916F2"/>
     <w:multiLevelType w:val="hybridMultilevel"/>
     <w:tmpl w:val="DFD0CD88"/>
@@ -4670,7 +8522,7 @@
       </w:rPr>
     </w:lvl>
   </w:abstractNum>
-  <w:abstractNum w:abstractNumId="20" w15:restartNumberingAfterBreak="0">
+  <w:abstractNum w:abstractNumId="21" w15:restartNumberingAfterBreak="0">
     <w:nsid w:val="34C94407"/>
     <w:multiLevelType w:val="hybridMultilevel"/>
     <w:tmpl w:val="080294E2"/>
@@ -4783,7 +8635,7 @@
       </w:rPr>
     </w:lvl>
   </w:abstractNum>
-  <w:abstractNum w:abstractNumId="21" w15:restartNumberingAfterBreak="0">
+  <w:abstractNum w:abstractNumId="22" w15:restartNumberingAfterBreak="0">
     <w:nsid w:val="49C9657E"/>
     <w:multiLevelType w:val="hybridMultilevel"/>
     <w:tmpl w:val="CA3CD7E2"/>
@@ -4896,7 +8748,7 @@
       </w:rPr>
     </w:lvl>
   </w:abstractNum>
-  <w:abstractNum w:abstractNumId="22" w15:restartNumberingAfterBreak="0">
+  <w:abstractNum w:abstractNumId="23" w15:restartNumberingAfterBreak="0">
     <w:nsid w:val="4A6122A3"/>
     <w:multiLevelType w:val="hybridMultilevel"/>
     <w:tmpl w:val="FD2880AA"/>
@@ -4982,7 +8834,7 @@
       </w:pPr>
     </w:lvl>
   </w:abstractNum>
-  <w:abstractNum w:abstractNumId="23" w15:restartNumberingAfterBreak="0">
+  <w:abstractNum w:abstractNumId="24" w15:restartNumberingAfterBreak="0">
     <w:nsid w:val="4E1550A2"/>
     <w:multiLevelType w:val="hybridMultilevel"/>
     <w:tmpl w:val="B388E246"/>
@@ -5071,7 +8923,7 @@
       </w:pPr>
     </w:lvl>
   </w:abstractNum>
-  <w:abstractNum w:abstractNumId="24" w15:restartNumberingAfterBreak="0">
+  <w:abstractNum w:abstractNumId="25" w15:restartNumberingAfterBreak="0">
     <w:nsid w:val="501D1FF3"/>
     <w:multiLevelType w:val="multilevel"/>
     <w:tmpl w:val="6876F784"/>
@@ -5181,7 +9033,7 @@
       </w:rPr>
     </w:lvl>
   </w:abstractNum>
-  <w:abstractNum w:abstractNumId="25" w15:restartNumberingAfterBreak="0">
+  <w:abstractNum w:abstractNumId="26" w15:restartNumberingAfterBreak="0">
     <w:nsid w:val="524E3181"/>
     <w:multiLevelType w:val="hybridMultilevel"/>
     <w:tmpl w:val="D94A9522"/>
@@ -5294,7 +9146,7 @@
       </w:rPr>
     </w:lvl>
   </w:abstractNum>
-  <w:abstractNum w:abstractNumId="26" w15:restartNumberingAfterBreak="0">
+  <w:abstractNum w:abstractNumId="27" w15:restartNumberingAfterBreak="0">
     <w:nsid w:val="63C66502"/>
     <w:multiLevelType w:val="hybridMultilevel"/>
     <w:tmpl w:val="7528FC6C"/>
@@ -5407,7 +9259,7 @@
       </w:rPr>
     </w:lvl>
   </w:abstractNum>
-  <w:abstractNum w:abstractNumId="27" w15:restartNumberingAfterBreak="0">
+  <w:abstractNum w:abstractNumId="28" w15:restartNumberingAfterBreak="0">
     <w:nsid w:val="63E46575"/>
     <w:multiLevelType w:val="hybridMultilevel"/>
     <w:tmpl w:val="2638916A"/>
@@ -5493,7 +9345,7 @@
       </w:pPr>
     </w:lvl>
   </w:abstractNum>
-  <w:abstractNum w:abstractNumId="28" w15:restartNumberingAfterBreak="0">
+  <w:abstractNum w:abstractNumId="29" w15:restartNumberingAfterBreak="0">
     <w:nsid w:val="675444BC"/>
     <w:multiLevelType w:val="hybridMultilevel"/>
     <w:tmpl w:val="5A968F28"/>
@@ -5579,7 +9431,7 @@
       </w:pPr>
     </w:lvl>
   </w:abstractNum>
-  <w:abstractNum w:abstractNumId="29" w15:restartNumberingAfterBreak="0">
+  <w:abstractNum w:abstractNumId="30" w15:restartNumberingAfterBreak="0">
     <w:nsid w:val="69D60466"/>
     <w:multiLevelType w:val="hybridMultilevel"/>
     <w:tmpl w:val="B35AFEAA"/>
@@ -5692,7 +9544,7 @@
       </w:rPr>
     </w:lvl>
   </w:abstractNum>
-  <w:abstractNum w:abstractNumId="30" w15:restartNumberingAfterBreak="0">
+  <w:abstractNum w:abstractNumId="31" w15:restartNumberingAfterBreak="0">
     <w:nsid w:val="6F7101DD"/>
     <w:multiLevelType w:val="hybridMultilevel"/>
     <w:tmpl w:val="3E1C31B2"/>
@@ -5778,7 +9630,7 @@
       </w:pPr>
     </w:lvl>
   </w:abstractNum>
-  <w:abstractNum w:abstractNumId="31" w15:restartNumberingAfterBreak="0">
+  <w:abstractNum w:abstractNumId="32" w15:restartNumberingAfterBreak="0">
     <w:nsid w:val="77A129DA"/>
     <w:multiLevelType w:val="hybridMultilevel"/>
     <w:tmpl w:val="7E10C586"/>
@@ -5891,7 +9743,7 @@
       </w:rPr>
     </w:lvl>
   </w:abstractNum>
-  <w:abstractNum w:abstractNumId="32" w15:restartNumberingAfterBreak="0">
+  <w:abstractNum w:abstractNumId="33" w15:restartNumberingAfterBreak="0">
     <w:nsid w:val="7A4D399F"/>
     <w:multiLevelType w:val="multilevel"/>
     <w:tmpl w:val="9320B8F4"/>
@@ -6044,10 +9896,10 @@
     <w:abstractNumId w:val="4"/>
   </w:num>
   <w:num w:numId="2">
-    <w:abstractNumId w:val="24"/>
+    <w:abstractNumId w:val="25"/>
   </w:num>
   <w:num w:numId="3">
-    <w:abstractNumId w:val="6"/>
+    <w:abstractNumId w:val="7"/>
   </w:num>
   <w:num w:numId="4">
     <w:abstractNumId w:val="3"/>
@@ -6056,95 +9908,98 @@
     <w:abstractNumId w:val="1"/>
   </w:num>
   <w:num w:numId="6">
-    <w:abstractNumId w:val="12"/>
+    <w:abstractNumId w:val="13"/>
   </w:num>
   <w:num w:numId="7">
-    <w:abstractNumId w:val="27"/>
+    <w:abstractNumId w:val="28"/>
   </w:num>
   <w:num w:numId="8">
-    <w:abstractNumId w:val="13"/>
+    <w:abstractNumId w:val="14"/>
   </w:num>
   <w:num w:numId="9">
-    <w:abstractNumId w:val="7"/>
+    <w:abstractNumId w:val="8"/>
   </w:num>
   <w:num w:numId="10">
     <w:abstractNumId w:val="2"/>
   </w:num>
   <w:num w:numId="11">
-    <w:abstractNumId w:val="32"/>
+    <w:abstractNumId w:val="33"/>
   </w:num>
   <w:num w:numId="12">
     <w:abstractNumId w:val="0"/>
   </w:num>
   <w:num w:numId="13">
+    <w:abstractNumId w:val="10"/>
+  </w:num>
+  <w:num w:numId="14">
+    <w:abstractNumId w:val="26"/>
+  </w:num>
+  <w:num w:numId="15">
+    <w:abstractNumId w:val="16"/>
+  </w:num>
+  <w:num w:numId="16">
     <w:abstractNumId w:val="9"/>
   </w:num>
-  <w:num w:numId="14">
-    <w:abstractNumId w:val="25"/>
-  </w:num>
-  <w:num w:numId="15">
-    <w:abstractNumId w:val="15"/>
-  </w:num>
-  <w:num w:numId="16">
-    <w:abstractNumId w:val="8"/>
-  </w:num>
   <w:num w:numId="17">
-    <w:abstractNumId w:val="16"/>
+    <w:abstractNumId w:val="17"/>
   </w:num>
   <w:num w:numId="18">
-    <w:abstractNumId w:val="17"/>
+    <w:abstractNumId w:val="18"/>
   </w:num>
   <w:num w:numId="19">
-    <w:abstractNumId w:val="21"/>
+    <w:abstractNumId w:val="22"/>
   </w:num>
   <w:num w:numId="20">
-    <w:abstractNumId w:val="26"/>
+    <w:abstractNumId w:val="27"/>
   </w:num>
   <w:num w:numId="21">
-    <w:abstractNumId w:val="10"/>
+    <w:abstractNumId w:val="11"/>
   </w:num>
   <w:num w:numId="22">
-    <w:abstractNumId w:val="23"/>
+    <w:abstractNumId w:val="24"/>
   </w:num>
   <w:num w:numId="23">
-    <w:abstractNumId w:val="19"/>
+    <w:abstractNumId w:val="20"/>
   </w:num>
   <w:num w:numId="24">
-    <w:abstractNumId w:val="22"/>
+    <w:abstractNumId w:val="23"/>
   </w:num>
   <w:num w:numId="25">
     <w:abstractNumId w:val="5"/>
   </w:num>
   <w:num w:numId="26">
-    <w:abstractNumId w:val="14"/>
+    <w:abstractNumId w:val="15"/>
   </w:num>
   <w:num w:numId="27">
-    <w:abstractNumId w:val="20"/>
+    <w:abstractNumId w:val="21"/>
   </w:num>
   <w:num w:numId="28">
+    <w:abstractNumId w:val="30"/>
+  </w:num>
+  <w:num w:numId="29">
     <w:abstractNumId w:val="29"/>
   </w:num>
-  <w:num w:numId="29">
-    <w:abstractNumId w:val="28"/>
-  </w:num>
   <w:num w:numId="30">
-    <w:abstractNumId w:val="30"/>
+    <w:abstractNumId w:val="31"/>
   </w:num>
   <w:num w:numId="31">
-    <w:abstractNumId w:val="11"/>
+    <w:abstractNumId w:val="12"/>
   </w:num>
   <w:num w:numId="32">
-    <w:abstractNumId w:val="31"/>
+    <w:abstractNumId w:val="32"/>
   </w:num>
   <w:num w:numId="33">
-    <w:abstractNumId w:val="18"/>
+    <w:abstractNumId w:val="19"/>
+  </w:num>
+  <w:num w:numId="34">
+    <w:abstractNumId w:val="6"/>
   </w:num>
   <w:numIdMacAtCleanup w:val="7"/>
 </w:numbering>
 </file>
 
 <file path=word/styles.xml><?xml version="1.0" encoding="utf-8"?>
-<w:styles xmlns:mc="http://schemas.openxmlformats.org/markup-compatibility/2006" xmlns:r="http://schemas.openxmlformats.org/officeDocument/2006/relationships" xmlns:w="http://schemas.openxmlformats.org/wordprocessingml/2006/main" xmlns:w14="http://schemas.microsoft.com/office/word/2010/wordml" xmlns:w15="http://schemas.microsoft.com/office/word/2012/wordml" xmlns:w16cid="http://schemas.microsoft.com/office/word/2016/wordml/cid" xmlns:w16se="http://schemas.microsoft.com/office/word/2015/wordml/symex" mc:Ignorable="w14 w15 w16se w16cid">
+<w:styles xmlns:mc="http://schemas.openxmlformats.org/markup-compatibility/2006" xmlns:r="http://schemas.openxmlformats.org/officeDocument/2006/relationships" xmlns:w="http://schemas.openxmlformats.org/wordprocessingml/2006/main" xmlns:w14="http://schemas.microsoft.com/office/word/2010/wordml" xmlns:w15="http://schemas.microsoft.com/office/word/2012/wordml" xmlns:w16cex="http://schemas.microsoft.com/office/word/2018/wordml/cex" xmlns:w16cid="http://schemas.microsoft.com/office/word/2016/wordml/cid" xmlns:w16="http://schemas.microsoft.com/office/word/2018/wordml" xmlns:w16sdtdh="http://schemas.microsoft.com/office/word/2020/wordml/sdtdatahash" xmlns:w16se="http://schemas.microsoft.com/office/word/2015/wordml/symex" mc:Ignorable="w14 w15 w16se w16cid w16 w16cex w16sdtdh">
   <w:docDefaults>
     <w:rPrDefault>
       <w:rPr>
@@ -6160,7 +10015,7 @@
       </w:pPr>
     </w:pPrDefault>
   </w:docDefaults>
-  <w:latentStyles w:defLockedState="0" w:defUIPriority="99" w:defSemiHidden="0" w:defUnhideWhenUsed="0" w:defQFormat="0" w:count="375">
+  <w:latentStyles w:defLockedState="0" w:defUIPriority="99" w:defSemiHidden="0" w:defUnhideWhenUsed="0" w:defQFormat="0" w:count="376">
     <w:lsdException w:name="Normal" w:uiPriority="0" w:qFormat="1"/>
     <w:lsdException w:name="heading 1" w:uiPriority="9" w:qFormat="1"/>
     <w:lsdException w:name="heading 2" w:semiHidden="1" w:uiPriority="9" w:unhideWhenUsed="1" w:qFormat="1"/>
@@ -6536,6 +10391,7 @@
     <w:lsdException w:name="Smart Hyperlink" w:semiHidden="1" w:unhideWhenUsed="1"/>
     <w:lsdException w:name="Hashtag" w:semiHidden="1" w:unhideWhenUsed="1"/>
     <w:lsdException w:name="Unresolved Mention" w:semiHidden="1" w:unhideWhenUsed="1"/>
+    <w:lsdException w:name="Smart Link" w:semiHidden="1" w:unhideWhenUsed="1"/>
   </w:latentStyles>
   <w:style w:type="paragraph" w:default="1" w:styleId="Normal">
     <w:name w:val="Normal"/>

--- a/docpac_381405/docpac_381405.docx
+++ b/docpac_381405/docpac_381405.docx
@@ -1,6 +1,6 @@
 
 <file path=word/document.xml><?xml version="1.0" encoding="utf-8"?>
-<w:document xmlns:wpc="http://schemas.microsoft.com/office/word/2010/wordprocessingCanvas" xmlns:cx="http://schemas.microsoft.com/office/drawing/2014/chartex" xmlns:cx1="http://schemas.microsoft.com/office/drawing/2015/9/8/chartex" xmlns:cx2="http://schemas.microsoft.com/office/drawing/2015/10/21/chartex" xmlns:cx3="http://schemas.microsoft.com/office/drawing/2016/5/9/chartex" xmlns:cx4="http://schemas.microsoft.com/office/drawing/2016/5/10/chartex" xmlns:cx5="http://schemas.microsoft.com/office/drawing/2016/5/11/chartex" xmlns:cx6="http://schemas.microsoft.com/office/drawing/2016/5/12/chartex" xmlns:cx7="http://schemas.microsoft.com/office/drawing/2016/5/13/chartex" xmlns:cx8="http://schemas.microsoft.com/office/drawing/2016/5/14/chartex" xmlns:mc="http://schemas.openxmlformats.org/markup-compatibility/2006" xmlns:aink="http://schemas.microsoft.com/office/drawing/2016/ink" xmlns:am3d="http://schemas.microsoft.com/office/drawing/2017/model3d" xmlns:o="urn:schemas-microsoft-com:office:office" xmlns:r="http://schemas.openxmlformats.org/officeDocument/2006/relationships" xmlns:m="http://schemas.openxmlformats.org/officeDocument/2006/math" xmlns:v="urn:schemas-microsoft-com:vml" xmlns:wp14="http://schemas.microsoft.com/office/word/2010/wordprocessingDrawing" xmlns:wp="http://schemas.openxmlformats.org/drawingml/2006/wordprocessingDrawing" xmlns:w10="urn:schemas-microsoft-com:office:word" xmlns:w="http://schemas.openxmlformats.org/wordprocessingml/2006/main" xmlns:w14="http://schemas.microsoft.com/office/word/2010/wordml" xmlns:w15="http://schemas.microsoft.com/office/word/2012/wordml" xmlns:w16cex="http://schemas.microsoft.com/office/word/2018/wordml/cex" xmlns:w16cid="http://schemas.microsoft.com/office/word/2016/wordml/cid" xmlns:w16="http://schemas.microsoft.com/office/word/2018/wordml" xmlns:w16sdtdh="http://schemas.microsoft.com/office/word/2020/wordml/sdtdatahash" xmlns:w16se="http://schemas.microsoft.com/office/word/2015/wordml/symex" xmlns:wpg="http://schemas.microsoft.com/office/word/2010/wordprocessingGroup" xmlns:wpi="http://schemas.microsoft.com/office/word/2010/wordprocessingInk" xmlns:wne="http://schemas.microsoft.com/office/word/2006/wordml" xmlns:wps="http://schemas.microsoft.com/office/word/2010/wordprocessingShape" mc:Ignorable="w14 w15 w16se w16cid w16 w16cex w16sdtdh wp14">
+<w:document xmlns:wpc="http://schemas.microsoft.com/office/word/2010/wordprocessingCanvas" xmlns:cx="http://schemas.microsoft.com/office/drawing/2014/chartex" xmlns:cx1="http://schemas.microsoft.com/office/drawing/2015/9/8/chartex" xmlns:cx2="http://schemas.microsoft.com/office/drawing/2015/10/21/chartex" xmlns:cx3="http://schemas.microsoft.com/office/drawing/2016/5/9/chartex" xmlns:cx4="http://schemas.microsoft.com/office/drawing/2016/5/10/chartex" xmlns:cx5="http://schemas.microsoft.com/office/drawing/2016/5/11/chartex" xmlns:cx6="http://schemas.microsoft.com/office/drawing/2016/5/12/chartex" xmlns:cx7="http://schemas.microsoft.com/office/drawing/2016/5/13/chartex" xmlns:cx8="http://schemas.microsoft.com/office/drawing/2016/5/14/chartex" xmlns:mc="http://schemas.openxmlformats.org/markup-compatibility/2006" xmlns:aink="http://schemas.microsoft.com/office/drawing/2016/ink" xmlns:am3d="http://schemas.microsoft.com/office/drawing/2017/model3d" xmlns:o="urn:schemas-microsoft-com:office:office" xmlns:r="http://schemas.openxmlformats.org/officeDocument/2006/relationships" xmlns:m="http://schemas.openxmlformats.org/officeDocument/2006/math" xmlns:v="urn:schemas-microsoft-com:vml" xmlns:wp14="http://schemas.microsoft.com/office/word/2010/wordprocessingDrawing" xmlns:wp="http://schemas.openxmlformats.org/drawingml/2006/wordprocessingDrawing" xmlns:w10="urn:schemas-microsoft-com:office:word" xmlns:w="http://schemas.openxmlformats.org/wordprocessingml/2006/main" xmlns:w14="http://schemas.microsoft.com/office/word/2010/wordml" xmlns:w15="http://schemas.microsoft.com/office/word/2012/wordml" xmlns:w16cid="http://schemas.microsoft.com/office/word/2016/wordml/cid" xmlns:w16se="http://schemas.microsoft.com/office/word/2015/wordml/symex" xmlns:wpg="http://schemas.microsoft.com/office/word/2010/wordprocessingGroup" xmlns:wpi="http://schemas.microsoft.com/office/word/2010/wordprocessingInk" xmlns:wne="http://schemas.microsoft.com/office/word/2006/wordml" xmlns:wps="http://schemas.microsoft.com/office/word/2010/wordprocessingShape" mc:Ignorable="w14 w15 w16se w16cid wp14">
   <w:body>
     <w:p>
       <w:pPr>
@@ -89,6 +89,7 @@
         </w:rPr>
         <w:t xml:space="preserve"> </w:t>
       </w:r>
+      <w:proofErr w:type="gramStart"/>
       <w:r>
         <w:rPr>
           <w:b/>
@@ -107,6 +108,7 @@
         </w:rPr>
         <w:t xml:space="preserve"> ]</w:t>
       </w:r>
+      <w:proofErr w:type="gramEnd"/>
       <w:r>
         <w:rPr>
           <w:b/>
@@ -150,11 +152,11 @@
         <w:t>Student Name:</w:t>
       </w:r>
     </w:p>
-    <w:p/>
     <w:tbl>
       <w:tblPr>
         <w:tblStyle w:val="TableGrid"/>
-        <w:tblW w:w="10255" w:type="dxa"/>
+        <w:tblW w:w="4719" w:type="dxa"/>
+        <w:jc w:val="center"/>
         <w:tblLook w:val="04A0" w:firstRow="1" w:lastRow="0" w:firstColumn="1" w:lastColumn="0" w:noHBand="0" w:noVBand="1"/>
       </w:tblPr>
       <w:tblGrid>
@@ -162,9 +164,11 @@
         <w:gridCol w:w="1251"/>
         <w:gridCol w:w="1335"/>
         <w:gridCol w:w="966"/>
-        <w:gridCol w:w="5536"/>
       </w:tblGrid>
       <w:tr>
+        <w:trPr>
+          <w:jc w:val="center"/>
+        </w:trPr>
         <w:tc>
           <w:tcPr>
             <w:tcW w:w="1167" w:type="dxa"/>
@@ -261,35 +265,11 @@
             </w:r>
           </w:p>
         </w:tc>
-        <w:tc>
-          <w:tcPr>
-            <w:tcW w:w="5536" w:type="dxa"/>
-          </w:tcPr>
-          <w:p>
-            <w:pPr>
-              <w:tabs>
-                <w:tab w:val="left" w:pos="5340"/>
-              </w:tabs>
-              <w:rPr>
-                <w:bCs/>
-                <w:iCs/>
-                <w:sz w:val="28"/>
-                <w:szCs w:val="28"/>
-              </w:rPr>
-            </w:pPr>
-            <w:r>
-              <w:rPr>
-                <w:bCs/>
-                <w:iCs/>
-                <w:sz w:val="28"/>
-                <w:szCs w:val="28"/>
-              </w:rPr>
-              <w:t>Events</w:t>
-            </w:r>
-          </w:p>
-        </w:tc>
       </w:tr>
       <w:tr>
+        <w:trPr>
+          <w:jc w:val="center"/>
+        </w:trPr>
         <w:tc>
           <w:tcPr>
             <w:tcW w:w="1167" w:type="dxa"/>
@@ -328,18 +308,31 @@
             <w:r>
               <w:t>5</w:t>
             </w:r>
-          </w:p>
-        </w:tc>
-        <w:tc>
-          <w:tcPr>
-            <w:tcW w:w="5536" w:type="dxa"/>
-          </w:tcPr>
-          <w:p>
-            <w:r/>
           </w:p>
         </w:tc>
       </w:tr>
     </w:tbl>
+    <w:p>
+      <w:pPr>
+        <w:pStyle w:val="Heading1"/>
+      </w:pPr>
+      <w:r>
+        <w:t>Events:</w:t>
+      </w:r>
+      <w:bookmarkStart w:id="0" w:name="_GoBack"/>
+      <w:bookmarkEnd w:id="0"/>
+    </w:p>
+    <w:p>
+      <w:pPr>
+        <w:spacing w:before="0" w:after="0"/>
+      </w:pPr>
+      <w:r>
+        <w:t xml:space="preserve">• </w:t>
+      </w:r>
+      <w:r>
+        <w:t>Keystone Exams</w:t>
+      </w:r>
+    </w:p>
     <w:p>
       <w:pPr>
         <w:pStyle w:val="Heading1"/>
@@ -554,8 +547,13 @@
           <w:numId w:val="34"/>
         </w:numPr>
       </w:pPr>
+      <w:proofErr w:type="spellStart"/>
       <w:r>
-        <w:t>Github Submissions have rules that start before the assignment is started</w:t>
+        <w:t>Github</w:t>
+      </w:r>
+      <w:proofErr w:type="spellEnd"/>
+      <w:r>
+        <w:t xml:space="preserve"> Submissions have rules that start before the assignment is started</w:t>
       </w:r>
     </w:p>
     <w:p>
@@ -4366,7 +4364,25 @@
                 <w:sz w:val="20"/>
                 <w:szCs w:val="20"/>
               </w:rPr>
-              <w:t>You followed classroom rules. You did not misuse devices. You submitted all work according to procedure (Issues, Pull Requests, DocPacs, etc).</w:t>
+              <w:t xml:space="preserve">You followed classroom rules. You did not misuse devices. You submitted all work according to procedure (Issues, Pull Requests, DocPacs, </w:t>
+            </w:r>
+            <w:proofErr w:type="spellStart"/>
+            <w:r>
+              <w:rPr>
+                <w:rFonts w:ascii="Calibri" w:eastAsia="Times New Roman" w:hAnsi="Calibri" w:cs="Calibri"/>
+                <w:sz w:val="20"/>
+                <w:szCs w:val="20"/>
+              </w:rPr>
+              <w:t>etc</w:t>
+            </w:r>
+            <w:proofErr w:type="spellEnd"/>
+            <w:r>
+              <w:rPr>
+                <w:rFonts w:ascii="Calibri" w:eastAsia="Times New Roman" w:hAnsi="Calibri" w:cs="Calibri"/>
+                <w:sz w:val="20"/>
+                <w:szCs w:val="20"/>
+              </w:rPr>
+              <w:t>).</w:t>
             </w:r>
           </w:p>
         </w:tc>
@@ -4891,7 +4907,23 @@
                 <w:sz w:val="18"/>
                 <w:szCs w:val="18"/>
               </w:rPr>
-              <w:t>Issues/PRs were assigned and tracked properly in the Github repository</w:t>
+              <w:t xml:space="preserve">Issues/PRs were assigned and tracked properly in the </w:t>
+            </w:r>
+            <w:proofErr w:type="spellStart"/>
+            <w:r>
+              <w:rPr>
+                <w:sz w:val="18"/>
+                <w:szCs w:val="18"/>
+              </w:rPr>
+              <w:t>Github</w:t>
+            </w:r>
+            <w:proofErr w:type="spellEnd"/>
+            <w:r>
+              <w:rPr>
+                <w:sz w:val="18"/>
+                <w:szCs w:val="18"/>
+              </w:rPr>
+              <w:t xml:space="preserve"> repository</w:t>
             </w:r>
           </w:p>
         </w:tc>
@@ -6064,7 +6096,7 @@
 </file>
 
 <file path=word/endnotes.xml><?xml version="1.0" encoding="utf-8"?>
-<w:endnotes xmlns:wpc="http://schemas.microsoft.com/office/word/2010/wordprocessingCanvas" xmlns:cx="http://schemas.microsoft.com/office/drawing/2014/chartex" xmlns:cx1="http://schemas.microsoft.com/office/drawing/2015/9/8/chartex" xmlns:cx2="http://schemas.microsoft.com/office/drawing/2015/10/21/chartex" xmlns:cx3="http://schemas.microsoft.com/office/drawing/2016/5/9/chartex" xmlns:cx4="http://schemas.microsoft.com/office/drawing/2016/5/10/chartex" xmlns:cx5="http://schemas.microsoft.com/office/drawing/2016/5/11/chartex" xmlns:cx6="http://schemas.microsoft.com/office/drawing/2016/5/12/chartex" xmlns:cx7="http://schemas.microsoft.com/office/drawing/2016/5/13/chartex" xmlns:cx8="http://schemas.microsoft.com/office/drawing/2016/5/14/chartex" xmlns:mc="http://schemas.openxmlformats.org/markup-compatibility/2006" xmlns:aink="http://schemas.microsoft.com/office/drawing/2016/ink" xmlns:am3d="http://schemas.microsoft.com/office/drawing/2017/model3d" xmlns:o="urn:schemas-microsoft-com:office:office" xmlns:r="http://schemas.openxmlformats.org/officeDocument/2006/relationships" xmlns:m="http://schemas.openxmlformats.org/officeDocument/2006/math" xmlns:v="urn:schemas-microsoft-com:vml" xmlns:wp14="http://schemas.microsoft.com/office/word/2010/wordprocessingDrawing" xmlns:wp="http://schemas.openxmlformats.org/drawingml/2006/wordprocessingDrawing" xmlns:w10="urn:schemas-microsoft-com:office:word" xmlns:w="http://schemas.openxmlformats.org/wordprocessingml/2006/main" xmlns:w14="http://schemas.microsoft.com/office/word/2010/wordml" xmlns:w15="http://schemas.microsoft.com/office/word/2012/wordml" xmlns:w16cex="http://schemas.microsoft.com/office/word/2018/wordml/cex" xmlns:w16cid="http://schemas.microsoft.com/office/word/2016/wordml/cid" xmlns:w16="http://schemas.microsoft.com/office/word/2018/wordml" xmlns:w16sdtdh="http://schemas.microsoft.com/office/word/2020/wordml/sdtdatahash" xmlns:w16se="http://schemas.microsoft.com/office/word/2015/wordml/symex" xmlns:wpg="http://schemas.microsoft.com/office/word/2010/wordprocessingGroup" xmlns:wpi="http://schemas.microsoft.com/office/word/2010/wordprocessingInk" xmlns:wne="http://schemas.microsoft.com/office/word/2006/wordml" xmlns:wps="http://schemas.microsoft.com/office/word/2010/wordprocessingShape" mc:Ignorable="w14 w15 w16se w16cid w16 w16cex w16sdtdh wp14">
+<w:endnotes xmlns:wpc="http://schemas.microsoft.com/office/word/2010/wordprocessingCanvas" xmlns:cx="http://schemas.microsoft.com/office/drawing/2014/chartex" xmlns:cx1="http://schemas.microsoft.com/office/drawing/2015/9/8/chartex" xmlns:cx2="http://schemas.microsoft.com/office/drawing/2015/10/21/chartex" xmlns:cx3="http://schemas.microsoft.com/office/drawing/2016/5/9/chartex" xmlns:cx4="http://schemas.microsoft.com/office/drawing/2016/5/10/chartex" xmlns:cx5="http://schemas.microsoft.com/office/drawing/2016/5/11/chartex" xmlns:cx6="http://schemas.microsoft.com/office/drawing/2016/5/12/chartex" xmlns:cx7="http://schemas.microsoft.com/office/drawing/2016/5/13/chartex" xmlns:cx8="http://schemas.microsoft.com/office/drawing/2016/5/14/chartex" xmlns:mc="http://schemas.openxmlformats.org/markup-compatibility/2006" xmlns:aink="http://schemas.microsoft.com/office/drawing/2016/ink" xmlns:am3d="http://schemas.microsoft.com/office/drawing/2017/model3d" xmlns:o="urn:schemas-microsoft-com:office:office" xmlns:r="http://schemas.openxmlformats.org/officeDocument/2006/relationships" xmlns:m="http://schemas.openxmlformats.org/officeDocument/2006/math" xmlns:v="urn:schemas-microsoft-com:vml" xmlns:wp14="http://schemas.microsoft.com/office/word/2010/wordprocessingDrawing" xmlns:wp="http://schemas.openxmlformats.org/drawingml/2006/wordprocessingDrawing" xmlns:w10="urn:schemas-microsoft-com:office:word" xmlns:w="http://schemas.openxmlformats.org/wordprocessingml/2006/main" xmlns:w14="http://schemas.microsoft.com/office/word/2010/wordml" xmlns:w15="http://schemas.microsoft.com/office/word/2012/wordml" xmlns:w16cid="http://schemas.microsoft.com/office/word/2016/wordml/cid" xmlns:w16se="http://schemas.microsoft.com/office/word/2015/wordml/symex" xmlns:wpg="http://schemas.microsoft.com/office/word/2010/wordprocessingGroup" xmlns:wpi="http://schemas.microsoft.com/office/word/2010/wordprocessingInk" xmlns:wne="http://schemas.microsoft.com/office/word/2006/wordml" xmlns:wps="http://schemas.microsoft.com/office/word/2010/wordprocessingShape" mc:Ignorable="w14 w15 w16se w16cid wp14">
   <w:endnote w:type="separator" w:id="-1">
     <w:p>
       <w:pPr>
@@ -6096,7 +6128,7 @@
 </file>
 
 <file path=word/footer1.xml><?xml version="1.0" encoding="utf-8"?>
-<w:ftr xmlns:wpc="http://schemas.microsoft.com/office/word/2010/wordprocessingCanvas" xmlns:cx="http://schemas.microsoft.com/office/drawing/2014/chartex" xmlns:cx1="http://schemas.microsoft.com/office/drawing/2015/9/8/chartex" xmlns:cx2="http://schemas.microsoft.com/office/drawing/2015/10/21/chartex" xmlns:cx3="http://schemas.microsoft.com/office/drawing/2016/5/9/chartex" xmlns:cx4="http://schemas.microsoft.com/office/drawing/2016/5/10/chartex" xmlns:cx5="http://schemas.microsoft.com/office/drawing/2016/5/11/chartex" xmlns:cx6="http://schemas.microsoft.com/office/drawing/2016/5/12/chartex" xmlns:cx7="http://schemas.microsoft.com/office/drawing/2016/5/13/chartex" xmlns:cx8="http://schemas.microsoft.com/office/drawing/2016/5/14/chartex" xmlns:mc="http://schemas.openxmlformats.org/markup-compatibility/2006" xmlns:aink="http://schemas.microsoft.com/office/drawing/2016/ink" xmlns:am3d="http://schemas.microsoft.com/office/drawing/2017/model3d" xmlns:o="urn:schemas-microsoft-com:office:office" xmlns:r="http://schemas.openxmlformats.org/officeDocument/2006/relationships" xmlns:m="http://schemas.openxmlformats.org/officeDocument/2006/math" xmlns:v="urn:schemas-microsoft-com:vml" xmlns:wp14="http://schemas.microsoft.com/office/word/2010/wordprocessingDrawing" xmlns:wp="http://schemas.openxmlformats.org/drawingml/2006/wordprocessingDrawing" xmlns:w10="urn:schemas-microsoft-com:office:word" xmlns:w="http://schemas.openxmlformats.org/wordprocessingml/2006/main" xmlns:w14="http://schemas.microsoft.com/office/word/2010/wordml" xmlns:w15="http://schemas.microsoft.com/office/word/2012/wordml" xmlns:w16cex="http://schemas.microsoft.com/office/word/2018/wordml/cex" xmlns:w16cid="http://schemas.microsoft.com/office/word/2016/wordml/cid" xmlns:w16="http://schemas.microsoft.com/office/word/2018/wordml" xmlns:w16sdtdh="http://schemas.microsoft.com/office/word/2020/wordml/sdtdatahash" xmlns:w16se="http://schemas.microsoft.com/office/word/2015/wordml/symex" xmlns:wpg="http://schemas.microsoft.com/office/word/2010/wordprocessingGroup" xmlns:wpi="http://schemas.microsoft.com/office/word/2010/wordprocessingInk" xmlns:wne="http://schemas.microsoft.com/office/word/2006/wordml" xmlns:wps="http://schemas.microsoft.com/office/word/2010/wordprocessingShape" mc:Ignorable="w14 w15 w16se w16cid w16 w16cex w16sdtdh wp14">
+<w:ftr xmlns:wpc="http://schemas.microsoft.com/office/word/2010/wordprocessingCanvas" xmlns:cx="http://schemas.microsoft.com/office/drawing/2014/chartex" xmlns:cx1="http://schemas.microsoft.com/office/drawing/2015/9/8/chartex" xmlns:cx2="http://schemas.microsoft.com/office/drawing/2015/10/21/chartex" xmlns:cx3="http://schemas.microsoft.com/office/drawing/2016/5/9/chartex" xmlns:cx4="http://schemas.microsoft.com/office/drawing/2016/5/10/chartex" xmlns:cx5="http://schemas.microsoft.com/office/drawing/2016/5/11/chartex" xmlns:cx6="http://schemas.microsoft.com/office/drawing/2016/5/12/chartex" xmlns:cx7="http://schemas.microsoft.com/office/drawing/2016/5/13/chartex" xmlns:cx8="http://schemas.microsoft.com/office/drawing/2016/5/14/chartex" xmlns:mc="http://schemas.openxmlformats.org/markup-compatibility/2006" xmlns:aink="http://schemas.microsoft.com/office/drawing/2016/ink" xmlns:am3d="http://schemas.microsoft.com/office/drawing/2017/model3d" xmlns:o="urn:schemas-microsoft-com:office:office" xmlns:r="http://schemas.openxmlformats.org/officeDocument/2006/relationships" xmlns:m="http://schemas.openxmlformats.org/officeDocument/2006/math" xmlns:v="urn:schemas-microsoft-com:vml" xmlns:wp14="http://schemas.microsoft.com/office/word/2010/wordprocessingDrawing" xmlns:wp="http://schemas.openxmlformats.org/drawingml/2006/wordprocessingDrawing" xmlns:w10="urn:schemas-microsoft-com:office:word" xmlns:w="http://schemas.openxmlformats.org/wordprocessingml/2006/main" xmlns:w14="http://schemas.microsoft.com/office/word/2010/wordml" xmlns:w15="http://schemas.microsoft.com/office/word/2012/wordml" xmlns:w16cid="http://schemas.microsoft.com/office/word/2016/wordml/cid" xmlns:w16se="http://schemas.microsoft.com/office/word/2015/wordml/symex" xmlns:wpg="http://schemas.microsoft.com/office/word/2010/wordprocessingGroup" xmlns:wpi="http://schemas.microsoft.com/office/word/2010/wordprocessingInk" xmlns:wne="http://schemas.microsoft.com/office/word/2006/wordml" xmlns:wps="http://schemas.microsoft.com/office/word/2010/wordprocessingShape" mc:Ignorable="w14 w15 w16se w16cid wp14">
   <w:p>
     <w:pPr>
       <w:widowControl w:val="0"/>
@@ -6329,7 +6361,7 @@
 </file>
 
 <file path=word/footnotes.xml><?xml version="1.0" encoding="utf-8"?>
-<w:footnotes xmlns:wpc="http://schemas.microsoft.com/office/word/2010/wordprocessingCanvas" xmlns:cx="http://schemas.microsoft.com/office/drawing/2014/chartex" xmlns:cx1="http://schemas.microsoft.com/office/drawing/2015/9/8/chartex" xmlns:cx2="http://schemas.microsoft.com/office/drawing/2015/10/21/chartex" xmlns:cx3="http://schemas.microsoft.com/office/drawing/2016/5/9/chartex" xmlns:cx4="http://schemas.microsoft.com/office/drawing/2016/5/10/chartex" xmlns:cx5="http://schemas.microsoft.com/office/drawing/2016/5/11/chartex" xmlns:cx6="http://schemas.microsoft.com/office/drawing/2016/5/12/chartex" xmlns:cx7="http://schemas.microsoft.com/office/drawing/2016/5/13/chartex" xmlns:cx8="http://schemas.microsoft.com/office/drawing/2016/5/14/chartex" xmlns:mc="http://schemas.openxmlformats.org/markup-compatibility/2006" xmlns:aink="http://schemas.microsoft.com/office/drawing/2016/ink" xmlns:am3d="http://schemas.microsoft.com/office/drawing/2017/model3d" xmlns:o="urn:schemas-microsoft-com:office:office" xmlns:r="http://schemas.openxmlformats.org/officeDocument/2006/relationships" xmlns:m="http://schemas.openxmlformats.org/officeDocument/2006/math" xmlns:v="urn:schemas-microsoft-com:vml" xmlns:wp14="http://schemas.microsoft.com/office/word/2010/wordprocessingDrawing" xmlns:wp="http://schemas.openxmlformats.org/drawingml/2006/wordprocessingDrawing" xmlns:w10="urn:schemas-microsoft-com:office:word" xmlns:w="http://schemas.openxmlformats.org/wordprocessingml/2006/main" xmlns:w14="http://schemas.microsoft.com/office/word/2010/wordml" xmlns:w15="http://schemas.microsoft.com/office/word/2012/wordml" xmlns:w16cex="http://schemas.microsoft.com/office/word/2018/wordml/cex" xmlns:w16cid="http://schemas.microsoft.com/office/word/2016/wordml/cid" xmlns:w16="http://schemas.microsoft.com/office/word/2018/wordml" xmlns:w16sdtdh="http://schemas.microsoft.com/office/word/2020/wordml/sdtdatahash" xmlns:w16se="http://schemas.microsoft.com/office/word/2015/wordml/symex" xmlns:wpg="http://schemas.microsoft.com/office/word/2010/wordprocessingGroup" xmlns:wpi="http://schemas.microsoft.com/office/word/2010/wordprocessingInk" xmlns:wne="http://schemas.microsoft.com/office/word/2006/wordml" xmlns:wps="http://schemas.microsoft.com/office/word/2010/wordprocessingShape" mc:Ignorable="w14 w15 w16se w16cid w16 w16cex w16sdtdh wp14">
+<w:footnotes xmlns:wpc="http://schemas.microsoft.com/office/word/2010/wordprocessingCanvas" xmlns:cx="http://schemas.microsoft.com/office/drawing/2014/chartex" xmlns:cx1="http://schemas.microsoft.com/office/drawing/2015/9/8/chartex" xmlns:cx2="http://schemas.microsoft.com/office/drawing/2015/10/21/chartex" xmlns:cx3="http://schemas.microsoft.com/office/drawing/2016/5/9/chartex" xmlns:cx4="http://schemas.microsoft.com/office/drawing/2016/5/10/chartex" xmlns:cx5="http://schemas.microsoft.com/office/drawing/2016/5/11/chartex" xmlns:cx6="http://schemas.microsoft.com/office/drawing/2016/5/12/chartex" xmlns:cx7="http://schemas.microsoft.com/office/drawing/2016/5/13/chartex" xmlns:cx8="http://schemas.microsoft.com/office/drawing/2016/5/14/chartex" xmlns:mc="http://schemas.openxmlformats.org/markup-compatibility/2006" xmlns:aink="http://schemas.microsoft.com/office/drawing/2016/ink" xmlns:am3d="http://schemas.microsoft.com/office/drawing/2017/model3d" xmlns:o="urn:schemas-microsoft-com:office:office" xmlns:r="http://schemas.openxmlformats.org/officeDocument/2006/relationships" xmlns:m="http://schemas.openxmlformats.org/officeDocument/2006/math" xmlns:v="urn:schemas-microsoft-com:vml" xmlns:wp14="http://schemas.microsoft.com/office/word/2010/wordprocessingDrawing" xmlns:wp="http://schemas.openxmlformats.org/drawingml/2006/wordprocessingDrawing" xmlns:w10="urn:schemas-microsoft-com:office:word" xmlns:w="http://schemas.openxmlformats.org/wordprocessingml/2006/main" xmlns:w14="http://schemas.microsoft.com/office/word/2010/wordml" xmlns:w15="http://schemas.microsoft.com/office/word/2012/wordml" xmlns:w16cid="http://schemas.microsoft.com/office/word/2016/wordml/cid" xmlns:w16se="http://schemas.microsoft.com/office/word/2015/wordml/symex" xmlns:wpg="http://schemas.microsoft.com/office/word/2010/wordprocessingGroup" xmlns:wpi="http://schemas.microsoft.com/office/word/2010/wordprocessingInk" xmlns:wne="http://schemas.microsoft.com/office/word/2006/wordml" xmlns:wps="http://schemas.microsoft.com/office/word/2010/wordprocessingShape" mc:Ignorable="w14 w15 w16se w16cid wp14">
   <w:footnote w:type="separator" w:id="-1">
     <w:p>
       <w:pPr>
@@ -6361,7 +6393,7 @@
 </file>
 
 <file path=word/numbering.xml><?xml version="1.0" encoding="utf-8"?>
-<w:numbering xmlns:wpc="http://schemas.microsoft.com/office/word/2010/wordprocessingCanvas" xmlns:cx="http://schemas.microsoft.com/office/drawing/2014/chartex" xmlns:cx1="http://schemas.microsoft.com/office/drawing/2015/9/8/chartex" xmlns:cx2="http://schemas.microsoft.com/office/drawing/2015/10/21/chartex" xmlns:cx3="http://schemas.microsoft.com/office/drawing/2016/5/9/chartex" xmlns:cx4="http://schemas.microsoft.com/office/drawing/2016/5/10/chartex" xmlns:cx5="http://schemas.microsoft.com/office/drawing/2016/5/11/chartex" xmlns:cx6="http://schemas.microsoft.com/office/drawing/2016/5/12/chartex" xmlns:cx7="http://schemas.microsoft.com/office/drawing/2016/5/13/chartex" xmlns:cx8="http://schemas.microsoft.com/office/drawing/2016/5/14/chartex" xmlns:mc="http://schemas.openxmlformats.org/markup-compatibility/2006" xmlns:aink="http://schemas.microsoft.com/office/drawing/2016/ink" xmlns:am3d="http://schemas.microsoft.com/office/drawing/2017/model3d" xmlns:o="urn:schemas-microsoft-com:office:office" xmlns:r="http://schemas.openxmlformats.org/officeDocument/2006/relationships" xmlns:m="http://schemas.openxmlformats.org/officeDocument/2006/math" xmlns:v="urn:schemas-microsoft-com:vml" xmlns:wp14="http://schemas.microsoft.com/office/word/2010/wordprocessingDrawing" xmlns:wp="http://schemas.openxmlformats.org/drawingml/2006/wordprocessingDrawing" xmlns:w10="urn:schemas-microsoft-com:office:word" xmlns:w="http://schemas.openxmlformats.org/wordprocessingml/2006/main" xmlns:w14="http://schemas.microsoft.com/office/word/2010/wordml" xmlns:w15="http://schemas.microsoft.com/office/word/2012/wordml" xmlns:w16cex="http://schemas.microsoft.com/office/word/2018/wordml/cex" xmlns:w16cid="http://schemas.microsoft.com/office/word/2016/wordml/cid" xmlns:w16="http://schemas.microsoft.com/office/word/2018/wordml" xmlns:w16sdtdh="http://schemas.microsoft.com/office/word/2020/wordml/sdtdatahash" xmlns:w16se="http://schemas.microsoft.com/office/word/2015/wordml/symex" xmlns:wpg="http://schemas.microsoft.com/office/word/2010/wordprocessingGroup" xmlns:wpi="http://schemas.microsoft.com/office/word/2010/wordprocessingInk" xmlns:wne="http://schemas.microsoft.com/office/word/2006/wordml" xmlns:wps="http://schemas.microsoft.com/office/word/2010/wordprocessingShape" mc:Ignorable="w14 w15 w16se w16cid w16 w16cex w16sdtdh wp14">
+<w:numbering xmlns:wpc="http://schemas.microsoft.com/office/word/2010/wordprocessingCanvas" xmlns:cx="http://schemas.microsoft.com/office/drawing/2014/chartex" xmlns:cx1="http://schemas.microsoft.com/office/drawing/2015/9/8/chartex" xmlns:cx2="http://schemas.microsoft.com/office/drawing/2015/10/21/chartex" xmlns:cx3="http://schemas.microsoft.com/office/drawing/2016/5/9/chartex" xmlns:cx4="http://schemas.microsoft.com/office/drawing/2016/5/10/chartex" xmlns:cx5="http://schemas.microsoft.com/office/drawing/2016/5/11/chartex" xmlns:cx6="http://schemas.microsoft.com/office/drawing/2016/5/12/chartex" xmlns:cx7="http://schemas.microsoft.com/office/drawing/2016/5/13/chartex" xmlns:cx8="http://schemas.microsoft.com/office/drawing/2016/5/14/chartex" xmlns:mc="http://schemas.openxmlformats.org/markup-compatibility/2006" xmlns:aink="http://schemas.microsoft.com/office/drawing/2016/ink" xmlns:am3d="http://schemas.microsoft.com/office/drawing/2017/model3d" xmlns:o="urn:schemas-microsoft-com:office:office" xmlns:r="http://schemas.openxmlformats.org/officeDocument/2006/relationships" xmlns:m="http://schemas.openxmlformats.org/officeDocument/2006/math" xmlns:v="urn:schemas-microsoft-com:vml" xmlns:wp14="http://schemas.microsoft.com/office/word/2010/wordprocessingDrawing" xmlns:wp="http://schemas.openxmlformats.org/drawingml/2006/wordprocessingDrawing" xmlns:w10="urn:schemas-microsoft-com:office:word" xmlns:w="http://schemas.openxmlformats.org/wordprocessingml/2006/main" xmlns:w14="http://schemas.microsoft.com/office/word/2010/wordml" xmlns:w15="http://schemas.microsoft.com/office/word/2012/wordml" xmlns:w16cid="http://schemas.microsoft.com/office/word/2016/wordml/cid" xmlns:w16se="http://schemas.microsoft.com/office/word/2015/wordml/symex" xmlns:wpg="http://schemas.microsoft.com/office/word/2010/wordprocessingGroup" xmlns:wpi="http://schemas.microsoft.com/office/word/2010/wordprocessingInk" xmlns:wne="http://schemas.microsoft.com/office/word/2006/wordml" xmlns:wps="http://schemas.microsoft.com/office/word/2010/wordprocessingShape" mc:Ignorable="w14 w15 w16se w16cid wp14">
   <w:abstractNum w:abstractNumId="0" w15:restartNumberingAfterBreak="0">
     <w:nsid w:val="00D46A4C"/>
     <w:multiLevelType w:val="multilevel"/>
@@ -9999,7 +10031,7 @@
 </file>
 
 <file path=word/styles.xml><?xml version="1.0" encoding="utf-8"?>
-<w:styles xmlns:mc="http://schemas.openxmlformats.org/markup-compatibility/2006" xmlns:r="http://schemas.openxmlformats.org/officeDocument/2006/relationships" xmlns:w="http://schemas.openxmlformats.org/wordprocessingml/2006/main" xmlns:w14="http://schemas.microsoft.com/office/word/2010/wordml" xmlns:w15="http://schemas.microsoft.com/office/word/2012/wordml" xmlns:w16cex="http://schemas.microsoft.com/office/word/2018/wordml/cex" xmlns:w16cid="http://schemas.microsoft.com/office/word/2016/wordml/cid" xmlns:w16="http://schemas.microsoft.com/office/word/2018/wordml" xmlns:w16sdtdh="http://schemas.microsoft.com/office/word/2020/wordml/sdtdatahash" xmlns:w16se="http://schemas.microsoft.com/office/word/2015/wordml/symex" mc:Ignorable="w14 w15 w16se w16cid w16 w16cex w16sdtdh">
+<w:styles xmlns:mc="http://schemas.openxmlformats.org/markup-compatibility/2006" xmlns:r="http://schemas.openxmlformats.org/officeDocument/2006/relationships" xmlns:w="http://schemas.openxmlformats.org/wordprocessingml/2006/main" xmlns:w14="http://schemas.microsoft.com/office/word/2010/wordml" xmlns:w15="http://schemas.microsoft.com/office/word/2012/wordml" xmlns:w16cid="http://schemas.microsoft.com/office/word/2016/wordml/cid" xmlns:w16se="http://schemas.microsoft.com/office/word/2015/wordml/symex" mc:Ignorable="w14 w15 w16se w16cid">
   <w:docDefaults>
     <w:rPrDefault>
       <w:rPr>
@@ -10015,7 +10047,7 @@
       </w:pPr>
     </w:pPrDefault>
   </w:docDefaults>
-  <w:latentStyles w:defLockedState="0" w:defUIPriority="99" w:defSemiHidden="0" w:defUnhideWhenUsed="0" w:defQFormat="0" w:count="376">
+  <w:latentStyles w:defLockedState="0" w:defUIPriority="99" w:defSemiHidden="0" w:defUnhideWhenUsed="0" w:defQFormat="0" w:count="375">
     <w:lsdException w:name="Normal" w:uiPriority="0" w:qFormat="1"/>
     <w:lsdException w:name="heading 1" w:uiPriority="9" w:qFormat="1"/>
     <w:lsdException w:name="heading 2" w:semiHidden="1" w:uiPriority="9" w:unhideWhenUsed="1" w:qFormat="1"/>
@@ -10391,7 +10423,6 @@
     <w:lsdException w:name="Smart Hyperlink" w:semiHidden="1" w:unhideWhenUsed="1"/>
     <w:lsdException w:name="Hashtag" w:semiHidden="1" w:unhideWhenUsed="1"/>
     <w:lsdException w:name="Unresolved Mention" w:semiHidden="1" w:unhideWhenUsed="1"/>
-    <w:lsdException w:name="Smart Link" w:semiHidden="1" w:unhideWhenUsed="1"/>
   </w:latentStyles>
   <w:style w:type="paragraph" w:default="1" w:styleId="Normal">
     <w:name w:val="Normal"/>
@@ -11262,12 +11293,6 @@
 </file>
 
 <file path=customXml/item1.xml><?xml version="1.0" encoding="utf-8"?>
-<p:properties xmlns:p="http://schemas.microsoft.com/office/2006/metadata/properties" xmlns:xsi="http://www.w3.org/2001/XMLSchema-instance" xmlns:pc="http://schemas.microsoft.com/office/infopath/2007/PartnerControls">
-  <documentManagement/>
-</p:properties>
-</file>
-
-<file path=customXml/item2.xml><?xml version="1.0" encoding="utf-8"?>
 <ct:contentTypeSchema xmlns:ct="http://schemas.microsoft.com/office/2006/metadata/contentType" xmlns:ma="http://schemas.microsoft.com/office/2006/metadata/properties/metaAttributes" ct:_="" ma:_="" ma:contentTypeName="Document" ma:contentTypeID="0x010100ABA223F759147049B9D8A25DED07DD24" ma:contentTypeVersion="14" ma:contentTypeDescription="Create a new document." ma:contentTypeScope="" ma:versionID="754cccfe17833f4d06e0267dc9c12ab7">
   <xsd:schema xmlns:xsd="http://www.w3.org/2001/XMLSchema" xmlns:xs="http://www.w3.org/2001/XMLSchema" xmlns:p="http://schemas.microsoft.com/office/2006/metadata/properties" xmlns:ns3="cc9255bc-4d99-4f42-bba5-857cbcc6e725" xmlns:ns4="fc2bff61-6a31-4c51-9f32-b9bba46405e5" targetNamespace="http://schemas.microsoft.com/office/2006/metadata/properties" ma:root="true" ma:fieldsID="e32414dc8724dfdc561355c14801bc84" ns3:_="" ns4:_="">
     <xsd:import namespace="cc9255bc-4d99-4f42-bba5-857cbcc6e725"/>
@@ -11496,6 +11521,12 @@
 </ct:contentTypeSchema>
 </file>
 
+<file path=customXml/item2.xml><?xml version="1.0" encoding="utf-8"?>
+<p:properties xmlns:p="http://schemas.microsoft.com/office/2006/metadata/properties" xmlns:xsi="http://www.w3.org/2001/XMLSchema-instance" xmlns:pc="http://schemas.microsoft.com/office/infopath/2007/PartnerControls">
+  <documentManagement/>
+</p:properties>
+</file>
+
 <file path=customXml/item3.xml><?xml version="1.0" encoding="utf-8"?>
 <?mso-contentType ?>
 <FormTemplates xmlns="http://schemas.microsoft.com/sharepoint/v3/contenttype/forms">
@@ -11510,15 +11541,6 @@
 </file>
 
 <file path=customXml/itemProps1.xml><?xml version="1.0" encoding="utf-8"?>
-<ds:datastoreItem xmlns:ds="http://schemas.openxmlformats.org/officeDocument/2006/customXml" ds:itemID="{1A5F5AF1-B05B-4704-B970-F66948F444EC}">
-  <ds:schemaRefs>
-    <ds:schemaRef ds:uri="http://schemas.microsoft.com/office/2006/metadata/properties"/>
-    <ds:schemaRef ds:uri="http://schemas.microsoft.com/office/infopath/2007/PartnerControls"/>
-  </ds:schemaRefs>
-</ds:datastoreItem>
-</file>
-
-<file path=customXml/itemProps2.xml><?xml version="1.0" encoding="utf-8"?>
 <ds:datastoreItem xmlns:ds="http://schemas.openxmlformats.org/officeDocument/2006/customXml" ds:itemID="{DDA83A75-2CCD-4D1B-9315-5B4B38A21415}">
   <ds:schemaRefs>
     <ds:schemaRef ds:uri="http://schemas.microsoft.com/office/2006/metadata/contentType"/>
@@ -11537,6 +11559,15 @@
 </ds:datastoreItem>
 </file>
 
+<file path=customXml/itemProps2.xml><?xml version="1.0" encoding="utf-8"?>
+<ds:datastoreItem xmlns:ds="http://schemas.openxmlformats.org/officeDocument/2006/customXml" ds:itemID="{1A5F5AF1-B05B-4704-B970-F66948F444EC}">
+  <ds:schemaRefs>
+    <ds:schemaRef ds:uri="http://schemas.microsoft.com/office/2006/metadata/properties"/>
+    <ds:schemaRef ds:uri="http://schemas.microsoft.com/office/infopath/2007/PartnerControls"/>
+  </ds:schemaRefs>
+</ds:datastoreItem>
+</file>
+
 <file path=customXml/itemProps3.xml><?xml version="1.0" encoding="utf-8"?>
 <ds:datastoreItem xmlns:ds="http://schemas.openxmlformats.org/officeDocument/2006/customXml" ds:itemID="{7BFD71E4-33D5-445D-9CFC-21F1C7989C0E}">
   <ds:schemaRefs>
@@ -11546,7 +11577,7 @@
 </file>
 
 <file path=customXml/itemProps4.xml><?xml version="1.0" encoding="utf-8"?>
-<ds:datastoreItem xmlns:ds="http://schemas.openxmlformats.org/officeDocument/2006/customXml" ds:itemID="{60ACBB30-AA9E-4BA2-AEED-29830205AF65}">
+<ds:datastoreItem xmlns:ds="http://schemas.openxmlformats.org/officeDocument/2006/customXml" ds:itemID="{8E04902A-81D9-4E94-A250-B49177787E42}">
   <ds:schemaRefs>
     <ds:schemaRef ds:uri="http://schemas.openxmlformats.org/officeDocument/2006/bibliography"/>
   </ds:schemaRefs>
